--- a/Tyler/Python AI ML/Tyler_Roberts.docx
+++ b/Tyler/Python AI ML/Tyler_Roberts.docx
@@ -44,7 +44,7 @@
           <w:sz w:val="19"/>
           <w:szCs w:val="19"/>
         </w:rPr>
-        <w:t>tylerroberts.dev@oudook.com | linkedin.com/in/tyler-roberts-3b839b3a9/ | Florida, United States | +1 (725) 258-7943</w:t>
+        <w:t>tylerrdev@outlook.com | linkedin.com/in/tyler-roberts-76a8193b2/ | Florida, United States | +1 (321) 376-7095</w:t>
       </w:r>
     </w:p>
     <w:p>
@@ -54,6 +54,8 @@
         </w:pBdr>
         <w:spacing w:before="120" w:after="80"/>
       </w:pPr>
+      <w:bookmarkStart w:id="0" w:name="_GoBack"/>
+      <w:bookmarkEnd w:id="0"/>
       <w:r>
         <w:rPr>
           <w:b/>
@@ -116,14 +118,7 @@
         <w:rPr>
           <w:rFonts w:ascii="Arial" w:hAnsi="Arial" w:cs="Arial"/>
         </w:rPr>
-        <w:t xml:space="preserve"> that power data-driven products at scale. </w:t>
-      </w:r>
-      <w:proofErr w:type="gramStart"/>
-      <w:r>
-        <w:rPr>
-          <w:rFonts w:ascii="Arial" w:hAnsi="Arial" w:cs="Arial"/>
-        </w:rPr>
-        <w:t xml:space="preserve">Strong at turning experimental models into </w:t>
+        <w:t xml:space="preserve"> that power data-driven products at scale. Strong at turning experimental models into </w:t>
       </w:r>
       <w:r>
         <w:rPr>
@@ -227,21 +222,7 @@
         <w:rPr>
           <w:rFonts w:ascii="Arial" w:hAnsi="Arial" w:cs="Arial"/>
         </w:rPr>
-        <w:t xml:space="preserve"> infrastructure.</w:t>
-      </w:r>
-      <w:proofErr w:type="gramEnd"/>
-      <w:r>
-        <w:rPr>
-          <w:rFonts w:ascii="Arial" w:hAnsi="Arial" w:cs="Arial"/>
-        </w:rPr>
-        <w:t xml:space="preserve"> </w:t>
-      </w:r>
-      <w:proofErr w:type="gramStart"/>
-      <w:r>
-        <w:rPr>
-          <w:rFonts w:ascii="Arial" w:hAnsi="Arial" w:cs="Arial"/>
-        </w:rPr>
-        <w:t xml:space="preserve">Known for building reliable </w:t>
+        <w:t xml:space="preserve"> infrastructure. Known for building reliable </w:t>
       </w:r>
       <w:r>
         <w:rPr>
@@ -269,7 +250,6 @@
         </w:rPr>
         <w:t>, and mentoring teams on production readiness, testing discipline, and operational excellence.</w:t>
       </w:r>
-      <w:proofErr w:type="gramEnd"/>
     </w:p>
     <w:p>
       <w:pPr>
@@ -352,21 +332,7 @@
         <w:rPr>
           <w:rFonts w:ascii="Arial" w:hAnsi="Arial" w:cs="Arial"/>
         </w:rPr>
-        <w:t xml:space="preserve">, prompt engineering, </w:t>
-      </w:r>
-      <w:proofErr w:type="spellStart"/>
-      <w:r>
-        <w:rPr>
-          <w:rFonts w:ascii="Arial" w:hAnsi="Arial" w:cs="Arial"/>
-        </w:rPr>
-        <w:t>embeddings</w:t>
-      </w:r>
-      <w:proofErr w:type="spellEnd"/>
-      <w:r>
-        <w:rPr>
-          <w:rFonts w:ascii="Arial" w:hAnsi="Arial" w:cs="Arial"/>
-        </w:rPr>
-        <w:t>, vector similarity search, model evaluation, feature engineering, data labeling, inference optimization, drift monitoring</w:t>
+        <w:t>, prompt engineering, embeddings, vector similarity search, model evaluation, feature engineering, data labeling, inference optimization, drift monitoring</w:t>
       </w:r>
     </w:p>
     <w:p>
@@ -406,49 +372,7 @@
         <w:rPr>
           <w:rFonts w:ascii="Arial" w:hAnsi="Arial" w:cs="Arial"/>
         </w:rPr>
-        <w:t xml:space="preserve">, </w:t>
-      </w:r>
-      <w:proofErr w:type="spellStart"/>
-      <w:r>
-        <w:rPr>
-          <w:rFonts w:ascii="Arial" w:hAnsi="Arial" w:cs="Arial"/>
-        </w:rPr>
-        <w:t>FastAPI</w:t>
-      </w:r>
-      <w:proofErr w:type="spellEnd"/>
-      <w:r>
-        <w:rPr>
-          <w:rFonts w:ascii="Arial" w:hAnsi="Arial" w:cs="Arial"/>
-        </w:rPr>
-        <w:t xml:space="preserve">, REST, </w:t>
-      </w:r>
-      <w:proofErr w:type="spellStart"/>
-      <w:r>
-        <w:rPr>
-          <w:rFonts w:ascii="Arial" w:hAnsi="Arial" w:cs="Arial"/>
-        </w:rPr>
-        <w:t>webhooks</w:t>
-      </w:r>
-      <w:proofErr w:type="spellEnd"/>
-      <w:r>
-        <w:rPr>
-          <w:rFonts w:ascii="Arial" w:hAnsi="Arial" w:cs="Arial"/>
-        </w:rPr>
-        <w:t xml:space="preserve">, background workers, batch pipelines, ETL workflows, </w:t>
-      </w:r>
-      <w:proofErr w:type="spellStart"/>
-      <w:r>
-        <w:rPr>
-          <w:rFonts w:ascii="Arial" w:hAnsi="Arial" w:cs="Arial"/>
-        </w:rPr>
-        <w:t>microservices</w:t>
-      </w:r>
-      <w:proofErr w:type="spellEnd"/>
-      <w:r>
-        <w:rPr>
-          <w:rFonts w:ascii="Arial" w:hAnsi="Arial" w:cs="Arial"/>
-        </w:rPr>
-        <w:t xml:space="preserve"> patterns</w:t>
+        <w:t>, FastAPI, REST, webhooks, background workers, batch pipelines, ETL workflows, microservices patterns</w:t>
       </w:r>
     </w:p>
     <w:p>
@@ -477,7 +401,6 @@
         </w:rPr>
         <w:t xml:space="preserve"> – Relational: </w:t>
       </w:r>
-      <w:proofErr w:type="spellStart"/>
       <w:r>
         <w:rPr>
           <w:rStyle w:val="Strong"/>
@@ -485,7 +408,6 @@
         </w:rPr>
         <w:t>PostgreSQL</w:t>
       </w:r>
-      <w:proofErr w:type="spellEnd"/>
       <w:r>
         <w:rPr>
           <w:rFonts w:ascii="Arial" w:hAnsi="Arial" w:cs="Arial"/>
@@ -516,23 +438,8 @@
         <w:rPr>
           <w:rFonts w:ascii="Arial" w:hAnsi="Arial" w:cs="Arial"/>
         </w:rPr>
-        <w:t xml:space="preserve">; </w:t>
-      </w:r>
-      <w:proofErr w:type="spellStart"/>
-      <w:r>
-        <w:rPr>
-          <w:rFonts w:ascii="Arial" w:hAnsi="Arial" w:cs="Arial"/>
-        </w:rPr>
-        <w:t>NoSQL</w:t>
-      </w:r>
-      <w:proofErr w:type="spellEnd"/>
-      <w:r>
-        <w:rPr>
-          <w:rFonts w:ascii="Arial" w:hAnsi="Arial" w:cs="Arial"/>
-        </w:rPr>
-        <w:t xml:space="preserve">: </w:t>
-      </w:r>
-      <w:proofErr w:type="spellStart"/>
+        <w:t xml:space="preserve">; NoSQL: </w:t>
+      </w:r>
       <w:r>
         <w:rPr>
           <w:rStyle w:val="Strong"/>
@@ -540,14 +447,12 @@
         </w:rPr>
         <w:t>Redis</w:t>
       </w:r>
-      <w:proofErr w:type="spellEnd"/>
       <w:r>
         <w:rPr>
           <w:rFonts w:ascii="Arial" w:hAnsi="Arial" w:cs="Arial"/>
         </w:rPr>
         <w:t xml:space="preserve">, </w:t>
       </w:r>
-      <w:proofErr w:type="spellStart"/>
       <w:r>
         <w:rPr>
           <w:rStyle w:val="Strong"/>
@@ -555,14 +460,12 @@
         </w:rPr>
         <w:t>MongoDB</w:t>
       </w:r>
-      <w:proofErr w:type="spellEnd"/>
       <w:r>
         <w:rPr>
           <w:rFonts w:ascii="Arial" w:hAnsi="Arial" w:cs="Arial"/>
         </w:rPr>
         <w:t xml:space="preserve">, </w:t>
       </w:r>
-      <w:proofErr w:type="spellStart"/>
       <w:r>
         <w:rPr>
           <w:rStyle w:val="Strong"/>
@@ -570,7 +473,6 @@
         </w:rPr>
         <w:t>DynamoDB</w:t>
       </w:r>
-      <w:proofErr w:type="spellEnd"/>
       <w:r>
         <w:rPr>
           <w:rFonts w:ascii="Arial" w:hAnsi="Arial" w:cs="Arial"/>
@@ -603,7 +505,6 @@
         </w:rPr>
         <w:t xml:space="preserve">, </w:t>
       </w:r>
-      <w:proofErr w:type="spellStart"/>
       <w:r>
         <w:rPr>
           <w:rStyle w:val="Strong"/>
@@ -611,14 +512,12 @@
         </w:rPr>
         <w:t>RabbitMQ</w:t>
       </w:r>
-      <w:proofErr w:type="spellEnd"/>
       <w:r>
         <w:rPr>
           <w:rFonts w:ascii="Arial" w:hAnsi="Arial" w:cs="Arial"/>
         </w:rPr>
         <w:t xml:space="preserve">; Search: </w:t>
       </w:r>
-      <w:proofErr w:type="spellStart"/>
       <w:r>
         <w:rPr>
           <w:rStyle w:val="Strong"/>
@@ -626,7 +525,6 @@
         </w:rPr>
         <w:t>Elasticsearch</w:t>
       </w:r>
-      <w:proofErr w:type="spellEnd"/>
       <w:r>
         <w:rPr>
           <w:rFonts w:ascii="Arial" w:hAnsi="Arial" w:cs="Arial"/>
@@ -659,7 +557,6 @@
         </w:rPr>
         <w:t xml:space="preserve">, </w:t>
       </w:r>
-      <w:proofErr w:type="spellStart"/>
       <w:r>
         <w:rPr>
           <w:rStyle w:val="Strong"/>
@@ -667,7 +564,6 @@
         </w:rPr>
         <w:t>BigQuery</w:t>
       </w:r>
-      <w:proofErr w:type="spellEnd"/>
     </w:p>
     <w:p>
       <w:pPr>
@@ -687,17 +583,8 @@
           <w:rStyle w:val="Strong"/>
           <w:rFonts w:ascii="Arial" w:hAnsi="Arial" w:cs="Arial"/>
         </w:rPr>
-        <w:t xml:space="preserve">Cloud &amp; </w:t>
-      </w:r>
-      <w:proofErr w:type="spellStart"/>
-      <w:r>
-        <w:rPr>
-          <w:rStyle w:val="Strong"/>
-          <w:rFonts w:ascii="Arial" w:hAnsi="Arial" w:cs="Arial"/>
-        </w:rPr>
-        <w:t>DevOps</w:t>
-      </w:r>
-      <w:proofErr w:type="spellEnd"/>
+        <w:t>Cloud &amp; DevOps</w:t>
+      </w:r>
       <w:r>
         <w:rPr>
           <w:rFonts w:ascii="Arial" w:hAnsi="Arial" w:cs="Arial"/>
@@ -795,7 +682,6 @@
         </w:rPr>
         <w:t xml:space="preserve">, </w:t>
       </w:r>
-      <w:proofErr w:type="spellStart"/>
       <w:r>
         <w:rPr>
           <w:rStyle w:val="Strong"/>
@@ -803,7 +689,6 @@
         </w:rPr>
         <w:t>CloudFront</w:t>
       </w:r>
-      <w:proofErr w:type="spellEnd"/>
       <w:r>
         <w:rPr>
           <w:rFonts w:ascii="Arial" w:hAnsi="Arial" w:cs="Arial"/>
@@ -823,7 +708,6 @@
         </w:rPr>
         <w:t xml:space="preserve">, </w:t>
       </w:r>
-      <w:proofErr w:type="spellStart"/>
       <w:r>
         <w:rPr>
           <w:rStyle w:val="Strong"/>
@@ -831,14 +715,12 @@
         </w:rPr>
         <w:t>DynamoDB</w:t>
       </w:r>
-      <w:proofErr w:type="spellEnd"/>
       <w:r>
         <w:rPr>
           <w:rFonts w:ascii="Arial" w:hAnsi="Arial" w:cs="Arial"/>
         </w:rPr>
         <w:t xml:space="preserve">, </w:t>
       </w:r>
-      <w:proofErr w:type="spellStart"/>
       <w:r>
         <w:rPr>
           <w:rStyle w:val="Strong"/>
@@ -846,14 +728,12 @@
         </w:rPr>
         <w:t>ElastiCache</w:t>
       </w:r>
-      <w:proofErr w:type="spellEnd"/>
       <w:r>
         <w:rPr>
           <w:rFonts w:ascii="Arial" w:hAnsi="Arial" w:cs="Arial"/>
         </w:rPr>
         <w:t xml:space="preserve">, </w:t>
       </w:r>
-      <w:proofErr w:type="spellStart"/>
       <w:r>
         <w:rPr>
           <w:rStyle w:val="Strong"/>
@@ -861,7 +741,6 @@
         </w:rPr>
         <w:t>EventBridge</w:t>
       </w:r>
-      <w:proofErr w:type="spellEnd"/>
       <w:r>
         <w:rPr>
           <w:rFonts w:ascii="Arial" w:hAnsi="Arial" w:cs="Arial"/>
@@ -1050,7 +929,6 @@
         </w:rPr>
         <w:t xml:space="preserve">, </w:t>
       </w:r>
-      <w:proofErr w:type="spellStart"/>
       <w:r>
         <w:rPr>
           <w:rStyle w:val="Strong"/>
@@ -1058,14 +936,12 @@
         </w:rPr>
         <w:t>BigQuery</w:t>
       </w:r>
-      <w:proofErr w:type="spellEnd"/>
       <w:r>
         <w:rPr>
           <w:rFonts w:ascii="Arial" w:hAnsi="Arial" w:cs="Arial"/>
         </w:rPr>
         <w:t xml:space="preserve">; </w:t>
       </w:r>
-      <w:proofErr w:type="spellStart"/>
       <w:r>
         <w:rPr>
           <w:rStyle w:val="Strong"/>
@@ -1073,14 +949,12 @@
         </w:rPr>
         <w:t>Docker</w:t>
       </w:r>
-      <w:proofErr w:type="spellEnd"/>
       <w:r>
         <w:rPr>
           <w:rFonts w:ascii="Arial" w:hAnsi="Arial" w:cs="Arial"/>
         </w:rPr>
         <w:t xml:space="preserve">, </w:t>
       </w:r>
-      <w:proofErr w:type="spellStart"/>
       <w:r>
         <w:rPr>
           <w:rStyle w:val="Strong"/>
@@ -1088,7 +962,6 @@
         </w:rPr>
         <w:t>Kubernetes</w:t>
       </w:r>
-      <w:proofErr w:type="spellEnd"/>
       <w:r>
         <w:rPr>
           <w:rFonts w:ascii="Arial" w:hAnsi="Arial" w:cs="Arial"/>
@@ -1108,7 +981,6 @@
         </w:rPr>
         <w:t xml:space="preserve">, </w:t>
       </w:r>
-      <w:proofErr w:type="spellStart"/>
       <w:r>
         <w:rPr>
           <w:rStyle w:val="Strong"/>
@@ -1116,14 +988,12 @@
         </w:rPr>
         <w:t>GitOps</w:t>
       </w:r>
-      <w:proofErr w:type="spellEnd"/>
       <w:r>
         <w:rPr>
           <w:rFonts w:ascii="Arial" w:hAnsi="Arial" w:cs="Arial"/>
         </w:rPr>
         <w:t xml:space="preserve">, </w:t>
       </w:r>
-      <w:proofErr w:type="spellStart"/>
       <w:r>
         <w:rPr>
           <w:rStyle w:val="Strong"/>
@@ -1131,14 +1001,12 @@
         </w:rPr>
         <w:t>Terraform</w:t>
       </w:r>
-      <w:proofErr w:type="spellEnd"/>
       <w:r>
         <w:rPr>
           <w:rFonts w:ascii="Arial" w:hAnsi="Arial" w:cs="Arial"/>
         </w:rPr>
         <w:t xml:space="preserve">, </w:t>
       </w:r>
-      <w:proofErr w:type="spellStart"/>
       <w:r>
         <w:rPr>
           <w:rStyle w:val="Strong"/>
@@ -1146,28 +1014,18 @@
         </w:rPr>
         <w:t>CloudFormation</w:t>
       </w:r>
-      <w:proofErr w:type="spellEnd"/>
       <w:r>
         <w:rPr>
           <w:rFonts w:ascii="Arial" w:hAnsi="Arial" w:cs="Arial"/>
         </w:rPr>
         <w:t xml:space="preserve">; CI/CD: </w:t>
       </w:r>
-      <w:proofErr w:type="spellStart"/>
-      <w:r>
-        <w:rPr>
-          <w:rStyle w:val="Strong"/>
-          <w:rFonts w:ascii="Arial" w:hAnsi="Arial" w:cs="Arial"/>
-        </w:rPr>
-        <w:t>GitHub</w:t>
-      </w:r>
-      <w:proofErr w:type="spellEnd"/>
-      <w:r>
-        <w:rPr>
-          <w:rStyle w:val="Strong"/>
-          <w:rFonts w:ascii="Arial" w:hAnsi="Arial" w:cs="Arial"/>
-        </w:rPr>
-        <w:t xml:space="preserve"> Actions</w:t>
+      <w:r>
+        <w:rPr>
+          <w:rStyle w:val="Strong"/>
+          <w:rFonts w:ascii="Arial" w:hAnsi="Arial" w:cs="Arial"/>
+        </w:rPr>
+        <w:t>GitHub Actions</w:t>
       </w:r>
       <w:r>
         <w:rPr>
@@ -1175,21 +1033,12 @@
         </w:rPr>
         <w:t xml:space="preserve">, </w:t>
       </w:r>
-      <w:proofErr w:type="spellStart"/>
-      <w:r>
-        <w:rPr>
-          <w:rStyle w:val="Strong"/>
-          <w:rFonts w:ascii="Arial" w:hAnsi="Arial" w:cs="Arial"/>
-        </w:rPr>
-        <w:t>GitLab</w:t>
-      </w:r>
-      <w:proofErr w:type="spellEnd"/>
-      <w:r>
-        <w:rPr>
-          <w:rStyle w:val="Strong"/>
-          <w:rFonts w:ascii="Arial" w:hAnsi="Arial" w:cs="Arial"/>
-        </w:rPr>
-        <w:t xml:space="preserve"> CI</w:t>
+      <w:r>
+        <w:rPr>
+          <w:rStyle w:val="Strong"/>
+          <w:rFonts w:ascii="Arial" w:hAnsi="Arial" w:cs="Arial"/>
+        </w:rPr>
+        <w:t>GitLab CI</w:t>
       </w:r>
       <w:r>
         <w:rPr>
@@ -1215,31 +1064,14 @@
           <w:rStyle w:val="Strong"/>
           <w:rFonts w:ascii="Arial" w:hAnsi="Arial" w:cs="Arial"/>
         </w:rPr>
-        <w:t xml:space="preserve">Azure </w:t>
-      </w:r>
-      <w:proofErr w:type="spellStart"/>
-      <w:r>
-        <w:rPr>
-          <w:rStyle w:val="Strong"/>
-          <w:rFonts w:ascii="Arial" w:hAnsi="Arial" w:cs="Arial"/>
-        </w:rPr>
-        <w:t>DevOps</w:t>
-      </w:r>
-      <w:proofErr w:type="spellEnd"/>
-      <w:r>
-        <w:rPr>
-          <w:rFonts w:ascii="Arial" w:hAnsi="Arial" w:cs="Arial"/>
-        </w:rPr>
-        <w:t xml:space="preserve">, </w:t>
-      </w:r>
-      <w:proofErr w:type="spellStart"/>
-      <w:r>
-        <w:rPr>
-          <w:rFonts w:ascii="Arial" w:hAnsi="Arial" w:cs="Arial"/>
-        </w:rPr>
-        <w:t>CircleCI</w:t>
-      </w:r>
-      <w:proofErr w:type="spellEnd"/>
+        <w:t>Azure DevOps</w:t>
+      </w:r>
+      <w:r>
+        <w:rPr>
+          <w:rFonts w:ascii="Arial" w:hAnsi="Arial" w:cs="Arial"/>
+        </w:rPr>
+        <w:t>, CircleCI</w:t>
+      </w:r>
     </w:p>
     <w:p>
       <w:pPr>
@@ -1254,21 +1086,12 @@
           <w:rFonts w:ascii="Arial" w:hAnsi="Arial" w:cs="Arial"/>
         </w:rPr>
       </w:pPr>
-      <w:proofErr w:type="spellStart"/>
-      <w:r>
-        <w:rPr>
-          <w:rStyle w:val="Strong"/>
-          <w:rFonts w:ascii="Arial" w:hAnsi="Arial" w:cs="Arial"/>
-        </w:rPr>
-        <w:t>Observability</w:t>
-      </w:r>
-      <w:proofErr w:type="spellEnd"/>
-      <w:r>
-        <w:rPr>
-          <w:rStyle w:val="Strong"/>
-          <w:rFonts w:ascii="Arial" w:hAnsi="Arial" w:cs="Arial"/>
-        </w:rPr>
-        <w:t>, Quality &amp; Security</w:t>
+      <w:r>
+        <w:rPr>
+          <w:rStyle w:val="Strong"/>
+          <w:rFonts w:ascii="Arial" w:hAnsi="Arial" w:cs="Arial"/>
+        </w:rPr>
+        <w:t>Observability, Quality &amp; Security</w:t>
       </w:r>
       <w:r>
         <w:rPr>
@@ -1276,7 +1099,6 @@
         </w:rPr>
         <w:t xml:space="preserve"> – </w:t>
       </w:r>
-      <w:proofErr w:type="spellStart"/>
       <w:r>
         <w:rPr>
           <w:rStyle w:val="Strong"/>
@@ -1284,14 +1106,12 @@
         </w:rPr>
         <w:t>OpenTelemetry</w:t>
       </w:r>
-      <w:proofErr w:type="spellEnd"/>
       <w:r>
         <w:rPr>
           <w:rFonts w:ascii="Arial" w:hAnsi="Arial" w:cs="Arial"/>
         </w:rPr>
         <w:t xml:space="preserve">, </w:t>
       </w:r>
-      <w:proofErr w:type="spellStart"/>
       <w:r>
         <w:rPr>
           <w:rStyle w:val="Strong"/>
@@ -1299,7 +1119,6 @@
         </w:rPr>
         <w:t>Datadog</w:t>
       </w:r>
-      <w:proofErr w:type="spellEnd"/>
       <w:r>
         <w:rPr>
           <w:rFonts w:ascii="Arial" w:hAnsi="Arial" w:cs="Arial"/>
@@ -1319,7 +1138,6 @@
         </w:rPr>
         <w:t xml:space="preserve">, </w:t>
       </w:r>
-      <w:proofErr w:type="spellStart"/>
       <w:r>
         <w:rPr>
           <w:rStyle w:val="Strong"/>
@@ -1327,7 +1145,6 @@
         </w:rPr>
         <w:t>Grafana</w:t>
       </w:r>
-      <w:proofErr w:type="spellEnd"/>
       <w:r>
         <w:rPr>
           <w:rFonts w:ascii="Arial" w:hAnsi="Arial" w:cs="Arial"/>
@@ -1347,7 +1164,6 @@
         </w:rPr>
         <w:t xml:space="preserve">, </w:t>
       </w:r>
-      <w:proofErr w:type="spellStart"/>
       <w:r>
         <w:rPr>
           <w:rStyle w:val="Strong"/>
@@ -1355,7 +1171,6 @@
         </w:rPr>
         <w:t>CloudWatch</w:t>
       </w:r>
-      <w:proofErr w:type="spellEnd"/>
       <w:r>
         <w:rPr>
           <w:rFonts w:ascii="Arial" w:hAnsi="Arial" w:cs="Arial"/>
@@ -1453,21 +1268,12 @@
         </w:rPr>
         <w:t xml:space="preserve">, </w:t>
       </w:r>
-      <w:proofErr w:type="spellStart"/>
-      <w:r>
-        <w:rPr>
-          <w:rStyle w:val="Strong"/>
-          <w:rFonts w:ascii="Arial" w:hAnsi="Arial" w:cs="Arial"/>
-        </w:rPr>
-        <w:t>OpenID</w:t>
-      </w:r>
-      <w:proofErr w:type="spellEnd"/>
-      <w:r>
-        <w:rPr>
-          <w:rStyle w:val="Strong"/>
-          <w:rFonts w:ascii="Arial" w:hAnsi="Arial" w:cs="Arial"/>
-        </w:rPr>
-        <w:t xml:space="preserve"> Connect</w:t>
+      <w:r>
+        <w:rPr>
+          <w:rStyle w:val="Strong"/>
+          <w:rFonts w:ascii="Arial" w:hAnsi="Arial" w:cs="Arial"/>
+        </w:rPr>
+        <w:t>OpenID Connect</w:t>
       </w:r>
       <w:r>
         <w:rPr>
@@ -1488,7 +1294,6 @@
         </w:rPr>
         <w:t xml:space="preserve">, </w:t>
       </w:r>
-      <w:proofErr w:type="spellStart"/>
       <w:r>
         <w:rPr>
           <w:rStyle w:val="Strong"/>
@@ -1496,7 +1301,6 @@
         </w:rPr>
         <w:t>Okta</w:t>
       </w:r>
-      <w:proofErr w:type="spellEnd"/>
       <w:r>
         <w:rPr>
           <w:rFonts w:ascii="Arial" w:hAnsi="Arial" w:cs="Arial"/>
@@ -1521,17 +1325,8 @@
           <w:rStyle w:val="Strong"/>
           <w:rFonts w:ascii="Arial" w:hAnsi="Arial" w:cs="Arial"/>
         </w:rPr>
-        <w:t xml:space="preserve">AWS </w:t>
-      </w:r>
-      <w:proofErr w:type="spellStart"/>
-      <w:r>
-        <w:rPr>
-          <w:rStyle w:val="Strong"/>
-          <w:rFonts w:ascii="Arial" w:hAnsi="Arial" w:cs="Arial"/>
-        </w:rPr>
-        <w:t>Cognito</w:t>
-      </w:r>
-      <w:proofErr w:type="spellEnd"/>
+        <w:t>AWS Cognito</w:t>
+      </w:r>
       <w:r>
         <w:rPr>
           <w:rFonts w:ascii="Arial" w:hAnsi="Arial" w:cs="Arial"/>
@@ -1600,9 +1395,1100 @@
           <w:sz w:val="21"/>
           <w:szCs w:val="21"/>
         </w:rPr>
-        <w:t xml:space="preserve">Web </w:t>
-      </w:r>
-      <w:proofErr w:type="spellStart"/>
+        <w:t>Web Venturez LLC</w:t>
+      </w:r>
+    </w:p>
+    <w:p>
+      <w:r>
+        <w:rPr>
+          <w:rFonts w:ascii="Arial" w:eastAsia="Arial" w:hAnsi="Arial" w:cs="Arial"/>
+          <w:color w:val="4B5563"/>
+          <w:sz w:val="19"/>
+          <w:szCs w:val="19"/>
+        </w:rPr>
+        <w:t>February 2020 - October 2025</w:t>
+      </w:r>
+    </w:p>
+    <w:p>
+      <w:pPr>
+        <w:pStyle w:val="NormalWeb"/>
+        <w:numPr>
+          <w:ilvl w:val="0"/>
+          <w:numId w:val="3"/>
+        </w:numPr>
+        <w:jc w:val="both"/>
+        <w:rPr>
+          <w:rFonts w:ascii="Arial" w:hAnsi="Arial" w:cs="Arial"/>
+          <w:sz w:val="20"/>
+          <w:szCs w:val="20"/>
+        </w:rPr>
+      </w:pPr>
+      <w:r>
+        <w:rPr>
+          <w:rFonts w:ascii="Arial" w:hAnsi="Arial" w:cs="Arial"/>
+          <w:sz w:val="20"/>
+          <w:szCs w:val="20"/>
+        </w:rPr>
+        <w:t xml:space="preserve">Built </w:t>
+      </w:r>
+      <w:r>
+        <w:rPr>
+          <w:rStyle w:val="Strong"/>
+          <w:rFonts w:ascii="Arial" w:hAnsi="Arial" w:cs="Arial"/>
+          <w:sz w:val="20"/>
+          <w:szCs w:val="20"/>
+        </w:rPr>
+        <w:t>Python</w:t>
+      </w:r>
+      <w:r>
+        <w:rPr>
+          <w:rFonts w:ascii="Arial" w:hAnsi="Arial" w:cs="Arial"/>
+          <w:sz w:val="20"/>
+          <w:szCs w:val="20"/>
+        </w:rPr>
+        <w:t xml:space="preserve"> microservices for AI-driven workflows, exposing </w:t>
+      </w:r>
+      <w:r>
+        <w:rPr>
+          <w:rStyle w:val="Strong"/>
+          <w:rFonts w:ascii="Arial" w:hAnsi="Arial" w:cs="Arial"/>
+          <w:sz w:val="20"/>
+          <w:szCs w:val="20"/>
+        </w:rPr>
+        <w:t>REST</w:t>
+      </w:r>
+      <w:r>
+        <w:rPr>
+          <w:rFonts w:ascii="Arial" w:hAnsi="Arial" w:cs="Arial"/>
+          <w:sz w:val="20"/>
+          <w:szCs w:val="20"/>
+        </w:rPr>
+        <w:t xml:space="preserve"> endpoints via </w:t>
+      </w:r>
+      <w:r>
+        <w:rPr>
+          <w:rStyle w:val="Strong"/>
+          <w:rFonts w:ascii="Arial" w:hAnsi="Arial" w:cs="Arial"/>
+          <w:sz w:val="20"/>
+          <w:szCs w:val="20"/>
+        </w:rPr>
+        <w:t>API Gateway</w:t>
+      </w:r>
+      <w:r>
+        <w:rPr>
+          <w:rFonts w:ascii="Arial" w:hAnsi="Arial" w:cs="Arial"/>
+          <w:sz w:val="20"/>
+          <w:szCs w:val="20"/>
+        </w:rPr>
+        <w:t xml:space="preserve"> and hardening reliability with </w:t>
+      </w:r>
+      <w:r>
+        <w:rPr>
+          <w:rStyle w:val="Strong"/>
+          <w:rFonts w:ascii="Arial" w:hAnsi="Arial" w:cs="Arial"/>
+          <w:sz w:val="20"/>
+          <w:szCs w:val="20"/>
+        </w:rPr>
+        <w:t>Step Functions</w:t>
+      </w:r>
+      <w:r>
+        <w:rPr>
+          <w:rFonts w:ascii="Arial" w:hAnsi="Arial" w:cs="Arial"/>
+          <w:sz w:val="20"/>
+          <w:szCs w:val="20"/>
+        </w:rPr>
+        <w:t xml:space="preserve"> orchestration for long-running jobs and retries.</w:t>
+      </w:r>
+    </w:p>
+    <w:p>
+      <w:pPr>
+        <w:pStyle w:val="NormalWeb"/>
+        <w:numPr>
+          <w:ilvl w:val="0"/>
+          <w:numId w:val="3"/>
+        </w:numPr>
+        <w:jc w:val="both"/>
+        <w:rPr>
+          <w:rFonts w:ascii="Arial" w:hAnsi="Arial" w:cs="Arial"/>
+          <w:sz w:val="20"/>
+          <w:szCs w:val="20"/>
+        </w:rPr>
+      </w:pPr>
+      <w:r>
+        <w:rPr>
+          <w:rFonts w:ascii="Arial" w:hAnsi="Arial" w:cs="Arial"/>
+          <w:sz w:val="20"/>
+          <w:szCs w:val="20"/>
+        </w:rPr>
+        <w:t xml:space="preserve">Delivered end-to-end ML pipelines (ingestion → feature engineering → training → evaluation → deployment) backed by </w:t>
+      </w:r>
+      <w:r>
+        <w:rPr>
+          <w:rStyle w:val="Strong"/>
+          <w:rFonts w:ascii="Arial" w:hAnsi="Arial" w:cs="Arial"/>
+          <w:sz w:val="20"/>
+          <w:szCs w:val="20"/>
+        </w:rPr>
+        <w:t>S3</w:t>
+      </w:r>
+      <w:r>
+        <w:rPr>
+          <w:rFonts w:ascii="Arial" w:hAnsi="Arial" w:cs="Arial"/>
+          <w:sz w:val="20"/>
+          <w:szCs w:val="20"/>
+        </w:rPr>
+        <w:t xml:space="preserve">, </w:t>
+      </w:r>
+      <w:r>
+        <w:rPr>
+          <w:rStyle w:val="Strong"/>
+          <w:rFonts w:ascii="Arial" w:hAnsi="Arial" w:cs="Arial"/>
+          <w:sz w:val="20"/>
+          <w:szCs w:val="20"/>
+        </w:rPr>
+        <w:t>RDS (PostgreSQL/MySQL)</w:t>
+      </w:r>
+      <w:r>
+        <w:rPr>
+          <w:rFonts w:ascii="Arial" w:hAnsi="Arial" w:cs="Arial"/>
+          <w:sz w:val="20"/>
+          <w:szCs w:val="20"/>
+        </w:rPr>
+        <w:t xml:space="preserve">, and </w:t>
+      </w:r>
+      <w:r>
+        <w:rPr>
+          <w:rStyle w:val="Strong"/>
+          <w:rFonts w:ascii="Arial" w:hAnsi="Arial" w:cs="Arial"/>
+          <w:sz w:val="20"/>
+          <w:szCs w:val="20"/>
+        </w:rPr>
+        <w:t>DynamoDB</w:t>
+      </w:r>
+      <w:r>
+        <w:rPr>
+          <w:rFonts w:ascii="Arial" w:hAnsi="Arial" w:cs="Arial"/>
+          <w:sz w:val="20"/>
+          <w:szCs w:val="20"/>
+        </w:rPr>
+        <w:t>, ensuring repeatable, environment-safe releases.</w:t>
+      </w:r>
+    </w:p>
+    <w:p>
+      <w:pPr>
+        <w:pStyle w:val="NormalWeb"/>
+        <w:numPr>
+          <w:ilvl w:val="0"/>
+          <w:numId w:val="3"/>
+        </w:numPr>
+        <w:jc w:val="both"/>
+        <w:rPr>
+          <w:rFonts w:ascii="Arial" w:hAnsi="Arial" w:cs="Arial"/>
+          <w:sz w:val="20"/>
+          <w:szCs w:val="20"/>
+        </w:rPr>
+      </w:pPr>
+      <w:r>
+        <w:rPr>
+          <w:rFonts w:ascii="Arial" w:hAnsi="Arial" w:cs="Arial"/>
+          <w:sz w:val="20"/>
+          <w:szCs w:val="20"/>
+        </w:rPr>
+        <w:t xml:space="preserve">Implemented </w:t>
+      </w:r>
+      <w:r>
+        <w:rPr>
+          <w:rStyle w:val="Strong"/>
+          <w:rFonts w:ascii="Arial" w:hAnsi="Arial" w:cs="Arial"/>
+          <w:sz w:val="20"/>
+          <w:szCs w:val="20"/>
+        </w:rPr>
+        <w:t>RAG</w:t>
+      </w:r>
+      <w:r>
+        <w:rPr>
+          <w:rFonts w:ascii="Arial" w:hAnsi="Arial" w:cs="Arial"/>
+          <w:sz w:val="20"/>
+          <w:szCs w:val="20"/>
+        </w:rPr>
+        <w:t xml:space="preserve"> services using </w:t>
+      </w:r>
+      <w:r>
+        <w:rPr>
+          <w:rStyle w:val="Strong"/>
+          <w:rFonts w:ascii="Arial" w:hAnsi="Arial" w:cs="Arial"/>
+          <w:sz w:val="20"/>
+          <w:szCs w:val="20"/>
+        </w:rPr>
+        <w:t>Elasticsearch/OpenSearch</w:t>
+      </w:r>
+      <w:r>
+        <w:rPr>
+          <w:rFonts w:ascii="Arial" w:hAnsi="Arial" w:cs="Arial"/>
+          <w:sz w:val="20"/>
+          <w:szCs w:val="20"/>
+        </w:rPr>
+        <w:t xml:space="preserve"> for retrieval and vector similarity search (FAISS/Pinecone-style patterns), improving answer relevance and reducing hallucination risk with grounded context.</w:t>
+      </w:r>
+    </w:p>
+    <w:p>
+      <w:pPr>
+        <w:pStyle w:val="NormalWeb"/>
+        <w:numPr>
+          <w:ilvl w:val="0"/>
+          <w:numId w:val="3"/>
+        </w:numPr>
+        <w:jc w:val="both"/>
+        <w:rPr>
+          <w:rFonts w:ascii="Arial" w:hAnsi="Arial" w:cs="Arial"/>
+          <w:sz w:val="20"/>
+          <w:szCs w:val="20"/>
+        </w:rPr>
+      </w:pPr>
+      <w:r>
+        <w:rPr>
+          <w:rFonts w:ascii="Arial" w:hAnsi="Arial" w:cs="Arial"/>
+          <w:sz w:val="20"/>
+          <w:szCs w:val="20"/>
+        </w:rPr>
+        <w:t xml:space="preserve">Designed asynchronous inference and enrichment pipelines with </w:t>
+      </w:r>
+      <w:r>
+        <w:rPr>
+          <w:rStyle w:val="Strong"/>
+          <w:rFonts w:ascii="Arial" w:hAnsi="Arial" w:cs="Arial"/>
+          <w:sz w:val="20"/>
+          <w:szCs w:val="20"/>
+        </w:rPr>
+        <w:t>AWS SQS/SNS</w:t>
+      </w:r>
+      <w:r>
+        <w:rPr>
+          <w:rFonts w:ascii="Arial" w:hAnsi="Arial" w:cs="Arial"/>
+          <w:sz w:val="20"/>
+          <w:szCs w:val="20"/>
+        </w:rPr>
+        <w:t xml:space="preserve">, </w:t>
+      </w:r>
+      <w:r>
+        <w:rPr>
+          <w:rStyle w:val="Strong"/>
+          <w:rFonts w:ascii="Arial" w:hAnsi="Arial" w:cs="Arial"/>
+          <w:sz w:val="20"/>
+          <w:szCs w:val="20"/>
+        </w:rPr>
+        <w:t>Kafka</w:t>
+      </w:r>
+      <w:r>
+        <w:rPr>
+          <w:rFonts w:ascii="Arial" w:hAnsi="Arial" w:cs="Arial"/>
+          <w:sz w:val="20"/>
+          <w:szCs w:val="20"/>
+        </w:rPr>
+        <w:t xml:space="preserve">, and </w:t>
+      </w:r>
+      <w:r>
+        <w:rPr>
+          <w:rStyle w:val="Strong"/>
+          <w:rFonts w:ascii="Arial" w:hAnsi="Arial" w:cs="Arial"/>
+          <w:sz w:val="20"/>
+          <w:szCs w:val="20"/>
+        </w:rPr>
+        <w:t>RabbitMQ</w:t>
+      </w:r>
+      <w:r>
+        <w:rPr>
+          <w:rFonts w:ascii="Arial" w:hAnsi="Arial" w:cs="Arial"/>
+          <w:sz w:val="20"/>
+          <w:szCs w:val="20"/>
+        </w:rPr>
+        <w:t>, adding idempotency keys, DLQs, and replay tooling to protect downstream systems.</w:t>
+      </w:r>
+    </w:p>
+    <w:p>
+      <w:pPr>
+        <w:pStyle w:val="NormalWeb"/>
+        <w:numPr>
+          <w:ilvl w:val="0"/>
+          <w:numId w:val="3"/>
+        </w:numPr>
+        <w:jc w:val="both"/>
+        <w:rPr>
+          <w:rFonts w:ascii="Arial" w:hAnsi="Arial" w:cs="Arial"/>
+          <w:sz w:val="20"/>
+          <w:szCs w:val="20"/>
+        </w:rPr>
+      </w:pPr>
+      <w:r>
+        <w:rPr>
+          <w:rFonts w:ascii="Arial" w:hAnsi="Arial" w:cs="Arial"/>
+          <w:sz w:val="20"/>
+          <w:szCs w:val="20"/>
+        </w:rPr>
+        <w:t xml:space="preserve">Optimized high-throughput data processing using </w:t>
+      </w:r>
+      <w:r>
+        <w:rPr>
+          <w:rStyle w:val="Strong"/>
+          <w:rFonts w:ascii="Arial" w:hAnsi="Arial" w:cs="Arial"/>
+          <w:sz w:val="20"/>
+          <w:szCs w:val="20"/>
+        </w:rPr>
+        <w:t>Redis (ElastiCache)</w:t>
+      </w:r>
+      <w:r>
+        <w:rPr>
+          <w:rFonts w:ascii="Arial" w:hAnsi="Arial" w:cs="Arial"/>
+          <w:sz w:val="20"/>
+          <w:szCs w:val="20"/>
+        </w:rPr>
+        <w:t xml:space="preserve"> caching, payload shaping, and targeted </w:t>
+      </w:r>
+      <w:r>
+        <w:rPr>
+          <w:rStyle w:val="Strong"/>
+          <w:rFonts w:ascii="Arial" w:hAnsi="Arial" w:cs="Arial"/>
+          <w:sz w:val="20"/>
+          <w:szCs w:val="20"/>
+        </w:rPr>
+        <w:t>PostgreSQL</w:t>
+      </w:r>
+      <w:r>
+        <w:rPr>
+          <w:rFonts w:ascii="Arial" w:hAnsi="Arial" w:cs="Arial"/>
+          <w:sz w:val="20"/>
+          <w:szCs w:val="20"/>
+        </w:rPr>
+        <w:t xml:space="preserve"> indexing to reduce p95 latency and stabilize performance under load.</w:t>
+      </w:r>
+    </w:p>
+    <w:p>
+      <w:pPr>
+        <w:pStyle w:val="NormalWeb"/>
+        <w:numPr>
+          <w:ilvl w:val="0"/>
+          <w:numId w:val="3"/>
+        </w:numPr>
+        <w:jc w:val="both"/>
+        <w:rPr>
+          <w:rFonts w:ascii="Arial" w:hAnsi="Arial" w:cs="Arial"/>
+          <w:sz w:val="20"/>
+          <w:szCs w:val="20"/>
+        </w:rPr>
+      </w:pPr>
+      <w:r>
+        <w:rPr>
+          <w:rFonts w:ascii="Arial" w:hAnsi="Arial" w:cs="Arial"/>
+          <w:sz w:val="20"/>
+          <w:szCs w:val="20"/>
+        </w:rPr>
+        <w:t xml:space="preserve">Deployed containerized workloads on </w:t>
+      </w:r>
+      <w:r>
+        <w:rPr>
+          <w:rStyle w:val="Strong"/>
+          <w:rFonts w:ascii="Arial" w:hAnsi="Arial" w:cs="Arial"/>
+          <w:sz w:val="20"/>
+          <w:szCs w:val="20"/>
+        </w:rPr>
+        <w:t>EKS/ECS</w:t>
+      </w:r>
+      <w:r>
+        <w:rPr>
+          <w:rFonts w:ascii="Arial" w:hAnsi="Arial" w:cs="Arial"/>
+          <w:sz w:val="20"/>
+          <w:szCs w:val="20"/>
+        </w:rPr>
+        <w:t xml:space="preserve"> using </w:t>
+      </w:r>
+      <w:r>
+        <w:rPr>
+          <w:rStyle w:val="Strong"/>
+          <w:rFonts w:ascii="Arial" w:hAnsi="Arial" w:cs="Arial"/>
+          <w:sz w:val="20"/>
+          <w:szCs w:val="20"/>
+        </w:rPr>
+        <w:t>Docker</w:t>
+      </w:r>
+      <w:r>
+        <w:rPr>
+          <w:rFonts w:ascii="Arial" w:hAnsi="Arial" w:cs="Arial"/>
+          <w:sz w:val="20"/>
+          <w:szCs w:val="20"/>
+        </w:rPr>
+        <w:t xml:space="preserve">, Helm, and </w:t>
+      </w:r>
+      <w:r>
+        <w:rPr>
+          <w:rStyle w:val="Strong"/>
+          <w:rFonts w:ascii="Arial" w:hAnsi="Arial" w:cs="Arial"/>
+          <w:sz w:val="20"/>
+          <w:szCs w:val="20"/>
+        </w:rPr>
+        <w:t>Argo CD</w:t>
+      </w:r>
+      <w:r>
+        <w:rPr>
+          <w:rFonts w:ascii="Arial" w:hAnsi="Arial" w:cs="Arial"/>
+          <w:sz w:val="20"/>
+          <w:szCs w:val="20"/>
+        </w:rPr>
+        <w:t xml:space="preserve"> (</w:t>
+      </w:r>
+      <w:r>
+        <w:rPr>
+          <w:rStyle w:val="Strong"/>
+          <w:rFonts w:ascii="Arial" w:hAnsi="Arial" w:cs="Arial"/>
+          <w:sz w:val="20"/>
+          <w:szCs w:val="20"/>
+        </w:rPr>
+        <w:t>GitOps</w:t>
+      </w:r>
+      <w:r>
+        <w:rPr>
+          <w:rFonts w:ascii="Arial" w:hAnsi="Arial" w:cs="Arial"/>
+          <w:sz w:val="20"/>
+          <w:szCs w:val="20"/>
+        </w:rPr>
+        <w:t>), enabling consistent rollouts with automated health checks and rollback hooks.</w:t>
+      </w:r>
+    </w:p>
+    <w:p>
+      <w:pPr>
+        <w:pStyle w:val="NormalWeb"/>
+        <w:numPr>
+          <w:ilvl w:val="0"/>
+          <w:numId w:val="3"/>
+        </w:numPr>
+        <w:jc w:val="both"/>
+        <w:rPr>
+          <w:rFonts w:ascii="Arial" w:hAnsi="Arial" w:cs="Arial"/>
+          <w:sz w:val="20"/>
+          <w:szCs w:val="20"/>
+        </w:rPr>
+      </w:pPr>
+      <w:r>
+        <w:rPr>
+          <w:rFonts w:ascii="Arial" w:hAnsi="Arial" w:cs="Arial"/>
+          <w:sz w:val="20"/>
+          <w:szCs w:val="20"/>
+        </w:rPr>
+        <w:t xml:space="preserve">Automated infrastructure using </w:t>
+      </w:r>
+      <w:r>
+        <w:rPr>
+          <w:rStyle w:val="Strong"/>
+          <w:rFonts w:ascii="Arial" w:hAnsi="Arial" w:cs="Arial"/>
+          <w:sz w:val="20"/>
+          <w:szCs w:val="20"/>
+        </w:rPr>
+        <w:t>Terraform</w:t>
+      </w:r>
+      <w:r>
+        <w:rPr>
+          <w:rFonts w:ascii="Arial" w:hAnsi="Arial" w:cs="Arial"/>
+          <w:sz w:val="20"/>
+          <w:szCs w:val="20"/>
+        </w:rPr>
+        <w:t xml:space="preserve"> and </w:t>
+      </w:r>
+      <w:r>
+        <w:rPr>
+          <w:rStyle w:val="Strong"/>
+          <w:rFonts w:ascii="Arial" w:hAnsi="Arial" w:cs="Arial"/>
+          <w:sz w:val="20"/>
+          <w:szCs w:val="20"/>
+        </w:rPr>
+        <w:t>CloudFormation</w:t>
+      </w:r>
+      <w:r>
+        <w:rPr>
+          <w:rFonts w:ascii="Arial" w:hAnsi="Arial" w:cs="Arial"/>
+          <w:sz w:val="20"/>
+          <w:szCs w:val="20"/>
+        </w:rPr>
+        <w:t xml:space="preserve">, standardizing </w:t>
+      </w:r>
+      <w:r>
+        <w:rPr>
+          <w:rStyle w:val="Strong"/>
+          <w:rFonts w:ascii="Arial" w:hAnsi="Arial" w:cs="Arial"/>
+          <w:sz w:val="20"/>
+          <w:szCs w:val="20"/>
+        </w:rPr>
+        <w:t>IAM</w:t>
+      </w:r>
+      <w:r>
+        <w:rPr>
+          <w:rFonts w:ascii="Arial" w:hAnsi="Arial" w:cs="Arial"/>
+          <w:sz w:val="20"/>
+          <w:szCs w:val="20"/>
+        </w:rPr>
+        <w:t xml:space="preserve"> policies, secret boundaries, and environment baselines for dev/stage/prod parity.</w:t>
+      </w:r>
+    </w:p>
+    <w:p>
+      <w:pPr>
+        <w:pStyle w:val="NormalWeb"/>
+        <w:numPr>
+          <w:ilvl w:val="0"/>
+          <w:numId w:val="3"/>
+        </w:numPr>
+        <w:jc w:val="both"/>
+        <w:rPr>
+          <w:rFonts w:ascii="Arial" w:hAnsi="Arial" w:cs="Arial"/>
+          <w:sz w:val="20"/>
+          <w:szCs w:val="20"/>
+        </w:rPr>
+      </w:pPr>
+      <w:r>
+        <w:rPr>
+          <w:rFonts w:ascii="Arial" w:hAnsi="Arial" w:cs="Arial"/>
+          <w:sz w:val="20"/>
+          <w:szCs w:val="20"/>
+        </w:rPr>
+        <w:t xml:space="preserve">Shipped serverless components with </w:t>
+      </w:r>
+      <w:r>
+        <w:rPr>
+          <w:rStyle w:val="Strong"/>
+          <w:rFonts w:ascii="Arial" w:hAnsi="Arial" w:cs="Arial"/>
+          <w:sz w:val="20"/>
+          <w:szCs w:val="20"/>
+        </w:rPr>
+        <w:t>Lambda</w:t>
+      </w:r>
+      <w:r>
+        <w:rPr>
+          <w:rFonts w:ascii="Arial" w:hAnsi="Arial" w:cs="Arial"/>
+          <w:sz w:val="20"/>
+          <w:szCs w:val="20"/>
+        </w:rPr>
+        <w:t xml:space="preserve"> for bursty workloads (document parsing, embed generation, batch scoring), coordinating triggers via </w:t>
+      </w:r>
+      <w:r>
+        <w:rPr>
+          <w:rStyle w:val="Strong"/>
+          <w:rFonts w:ascii="Arial" w:hAnsi="Arial" w:cs="Arial"/>
+          <w:sz w:val="20"/>
+          <w:szCs w:val="20"/>
+        </w:rPr>
+        <w:t>EventBridge</w:t>
+      </w:r>
+      <w:r>
+        <w:rPr>
+          <w:rFonts w:ascii="Arial" w:hAnsi="Arial" w:cs="Arial"/>
+          <w:sz w:val="20"/>
+          <w:szCs w:val="20"/>
+        </w:rPr>
+        <w:t xml:space="preserve"> and stateful flows via </w:t>
+      </w:r>
+      <w:r>
+        <w:rPr>
+          <w:rStyle w:val="Strong"/>
+          <w:rFonts w:ascii="Arial" w:hAnsi="Arial" w:cs="Arial"/>
+          <w:sz w:val="20"/>
+          <w:szCs w:val="20"/>
+        </w:rPr>
+        <w:t>Step Functions</w:t>
+      </w:r>
+      <w:r>
+        <w:rPr>
+          <w:rFonts w:ascii="Arial" w:hAnsi="Arial" w:cs="Arial"/>
+          <w:sz w:val="20"/>
+          <w:szCs w:val="20"/>
+        </w:rPr>
+        <w:t>.</w:t>
+      </w:r>
+    </w:p>
+    <w:p>
+      <w:pPr>
+        <w:pStyle w:val="NormalWeb"/>
+        <w:numPr>
+          <w:ilvl w:val="0"/>
+          <w:numId w:val="3"/>
+        </w:numPr>
+        <w:jc w:val="both"/>
+        <w:rPr>
+          <w:rFonts w:ascii="Arial" w:hAnsi="Arial" w:cs="Arial"/>
+          <w:sz w:val="20"/>
+          <w:szCs w:val="20"/>
+        </w:rPr>
+      </w:pPr>
+      <w:r>
+        <w:rPr>
+          <w:rFonts w:ascii="Arial" w:hAnsi="Arial" w:cs="Arial"/>
+          <w:sz w:val="20"/>
+          <w:szCs w:val="20"/>
+        </w:rPr>
+        <w:t xml:space="preserve">Implemented observability with </w:t>
+      </w:r>
+      <w:r>
+        <w:rPr>
+          <w:rStyle w:val="Strong"/>
+          <w:rFonts w:ascii="Arial" w:hAnsi="Arial" w:cs="Arial"/>
+          <w:sz w:val="20"/>
+          <w:szCs w:val="20"/>
+        </w:rPr>
+        <w:t>OpenTelemetry</w:t>
+      </w:r>
+      <w:r>
+        <w:rPr>
+          <w:rFonts w:ascii="Arial" w:hAnsi="Arial" w:cs="Arial"/>
+          <w:sz w:val="20"/>
+          <w:szCs w:val="20"/>
+        </w:rPr>
+        <w:t xml:space="preserve"> traces/metrics/logs and dashboards in </w:t>
+      </w:r>
+      <w:r>
+        <w:rPr>
+          <w:rStyle w:val="Strong"/>
+          <w:rFonts w:ascii="Arial" w:hAnsi="Arial" w:cs="Arial"/>
+          <w:sz w:val="20"/>
+          <w:szCs w:val="20"/>
+        </w:rPr>
+        <w:t>Datadog</w:t>
+      </w:r>
+      <w:r>
+        <w:rPr>
+          <w:rFonts w:ascii="Arial" w:hAnsi="Arial" w:cs="Arial"/>
+          <w:sz w:val="20"/>
+          <w:szCs w:val="20"/>
+        </w:rPr>
+        <w:t xml:space="preserve">, </w:t>
+      </w:r>
+      <w:r>
+        <w:rPr>
+          <w:rStyle w:val="Strong"/>
+          <w:rFonts w:ascii="Arial" w:hAnsi="Arial" w:cs="Arial"/>
+          <w:sz w:val="20"/>
+          <w:szCs w:val="20"/>
+        </w:rPr>
+        <w:t>Grafana</w:t>
+      </w:r>
+      <w:r>
+        <w:rPr>
+          <w:rFonts w:ascii="Arial" w:hAnsi="Arial" w:cs="Arial"/>
+          <w:sz w:val="20"/>
+          <w:szCs w:val="20"/>
+        </w:rPr>
+        <w:t xml:space="preserve">, and </w:t>
+      </w:r>
+      <w:r>
+        <w:rPr>
+          <w:rStyle w:val="Strong"/>
+          <w:rFonts w:ascii="Arial" w:hAnsi="Arial" w:cs="Arial"/>
+          <w:sz w:val="20"/>
+          <w:szCs w:val="20"/>
+        </w:rPr>
+        <w:t>CloudWatch</w:t>
+      </w:r>
+      <w:r>
+        <w:rPr>
+          <w:rFonts w:ascii="Arial" w:hAnsi="Arial" w:cs="Arial"/>
+          <w:sz w:val="20"/>
+          <w:szCs w:val="20"/>
+        </w:rPr>
+        <w:t>, adding correlation IDs for end-to-end debugging across services and queues.</w:t>
+      </w:r>
+    </w:p>
+    <w:p>
+      <w:pPr>
+        <w:pStyle w:val="NormalWeb"/>
+        <w:numPr>
+          <w:ilvl w:val="0"/>
+          <w:numId w:val="3"/>
+        </w:numPr>
+        <w:jc w:val="both"/>
+        <w:rPr>
+          <w:rFonts w:ascii="Arial" w:hAnsi="Arial" w:cs="Arial"/>
+          <w:sz w:val="20"/>
+          <w:szCs w:val="20"/>
+        </w:rPr>
+      </w:pPr>
+      <w:r>
+        <w:rPr>
+          <w:rFonts w:ascii="Arial" w:hAnsi="Arial" w:cs="Arial"/>
+          <w:sz w:val="20"/>
+          <w:szCs w:val="20"/>
+        </w:rPr>
+        <w:t xml:space="preserve">Built drift and quality monitoring using custom metrics and alerts, exporting signals through </w:t>
+      </w:r>
+      <w:r>
+        <w:rPr>
+          <w:rStyle w:val="Strong"/>
+          <w:rFonts w:ascii="Arial" w:hAnsi="Arial" w:cs="Arial"/>
+          <w:sz w:val="20"/>
+          <w:szCs w:val="20"/>
+        </w:rPr>
+        <w:t>Prometheus</w:t>
+      </w:r>
+      <w:r>
+        <w:rPr>
+          <w:rFonts w:ascii="Arial" w:hAnsi="Arial" w:cs="Arial"/>
+          <w:sz w:val="20"/>
+          <w:szCs w:val="20"/>
+        </w:rPr>
+        <w:t xml:space="preserve">-style counters and structured logs into </w:t>
+      </w:r>
+      <w:r>
+        <w:rPr>
+          <w:rStyle w:val="Strong"/>
+          <w:rFonts w:ascii="Arial" w:hAnsi="Arial" w:cs="Arial"/>
+          <w:sz w:val="20"/>
+          <w:szCs w:val="20"/>
+        </w:rPr>
+        <w:t>ELK/EFK</w:t>
+      </w:r>
+      <w:r>
+        <w:rPr>
+          <w:rFonts w:ascii="Arial" w:hAnsi="Arial" w:cs="Arial"/>
+          <w:sz w:val="20"/>
+          <w:szCs w:val="20"/>
+        </w:rPr>
+        <w:t xml:space="preserve"> for triage and incident analysis.</w:t>
+      </w:r>
+    </w:p>
+    <w:p>
+      <w:pPr>
+        <w:pStyle w:val="NormalWeb"/>
+        <w:numPr>
+          <w:ilvl w:val="0"/>
+          <w:numId w:val="3"/>
+        </w:numPr>
+        <w:jc w:val="both"/>
+        <w:rPr>
+          <w:rFonts w:ascii="Arial" w:hAnsi="Arial" w:cs="Arial"/>
+          <w:sz w:val="20"/>
+          <w:szCs w:val="20"/>
+        </w:rPr>
+      </w:pPr>
+      <w:r>
+        <w:rPr>
+          <w:rFonts w:ascii="Arial" w:hAnsi="Arial" w:cs="Arial"/>
+          <w:sz w:val="20"/>
+          <w:szCs w:val="20"/>
+        </w:rPr>
+        <w:t xml:space="preserve">Hardened security with </w:t>
+      </w:r>
+      <w:r>
+        <w:rPr>
+          <w:rStyle w:val="Strong"/>
+          <w:rFonts w:ascii="Arial" w:hAnsi="Arial" w:cs="Arial"/>
+          <w:sz w:val="20"/>
+          <w:szCs w:val="20"/>
+        </w:rPr>
+        <w:t>OAuth2/OIDC</w:t>
+      </w:r>
+      <w:r>
+        <w:rPr>
+          <w:rFonts w:ascii="Arial" w:hAnsi="Arial" w:cs="Arial"/>
+          <w:sz w:val="20"/>
+          <w:szCs w:val="20"/>
+        </w:rPr>
+        <w:t xml:space="preserve"> integrations using </w:t>
+      </w:r>
+      <w:r>
+        <w:rPr>
+          <w:rStyle w:val="Strong"/>
+          <w:rFonts w:ascii="Arial" w:hAnsi="Arial" w:cs="Arial"/>
+          <w:sz w:val="20"/>
+          <w:szCs w:val="20"/>
+        </w:rPr>
+        <w:t>Okta/Auth0</w:t>
+      </w:r>
+      <w:r>
+        <w:rPr>
+          <w:rFonts w:ascii="Arial" w:hAnsi="Arial" w:cs="Arial"/>
+          <w:sz w:val="20"/>
+          <w:szCs w:val="20"/>
+        </w:rPr>
+        <w:t xml:space="preserve"> and </w:t>
+      </w:r>
+      <w:r>
+        <w:rPr>
+          <w:rStyle w:val="Strong"/>
+          <w:rFonts w:ascii="Arial" w:hAnsi="Arial" w:cs="Arial"/>
+          <w:sz w:val="20"/>
+          <w:szCs w:val="20"/>
+        </w:rPr>
+        <w:t>AWS Cognito</w:t>
+      </w:r>
+      <w:r>
+        <w:rPr>
+          <w:rFonts w:ascii="Arial" w:hAnsi="Arial" w:cs="Arial"/>
+          <w:sz w:val="20"/>
+          <w:szCs w:val="20"/>
+        </w:rPr>
+        <w:t xml:space="preserve">, enforcing </w:t>
+      </w:r>
+      <w:r>
+        <w:rPr>
+          <w:rStyle w:val="Strong"/>
+          <w:rFonts w:ascii="Arial" w:hAnsi="Arial" w:cs="Arial"/>
+          <w:sz w:val="20"/>
+          <w:szCs w:val="20"/>
+        </w:rPr>
+        <w:t>JWT</w:t>
+      </w:r>
+      <w:r>
+        <w:rPr>
+          <w:rFonts w:ascii="Arial" w:hAnsi="Arial" w:cs="Arial"/>
+          <w:sz w:val="20"/>
+          <w:szCs w:val="20"/>
+        </w:rPr>
+        <w:t xml:space="preserve"> validation, scoped access, and </w:t>
+      </w:r>
+      <w:r>
+        <w:rPr>
+          <w:rStyle w:val="Strong"/>
+          <w:rFonts w:ascii="Arial" w:hAnsi="Arial" w:cs="Arial"/>
+          <w:sz w:val="20"/>
+          <w:szCs w:val="20"/>
+        </w:rPr>
+        <w:t>RBAC/ABAC</w:t>
+      </w:r>
+      <w:r>
+        <w:rPr>
+          <w:rFonts w:ascii="Arial" w:hAnsi="Arial" w:cs="Arial"/>
+          <w:sz w:val="20"/>
+          <w:szCs w:val="20"/>
+        </w:rPr>
+        <w:t xml:space="preserve"> at API and service layers.</w:t>
+      </w:r>
+    </w:p>
+    <w:p>
+      <w:pPr>
+        <w:pStyle w:val="NormalWeb"/>
+        <w:numPr>
+          <w:ilvl w:val="0"/>
+          <w:numId w:val="3"/>
+        </w:numPr>
+        <w:jc w:val="both"/>
+        <w:rPr>
+          <w:rFonts w:ascii="Arial" w:hAnsi="Arial" w:cs="Arial"/>
+          <w:sz w:val="20"/>
+          <w:szCs w:val="20"/>
+        </w:rPr>
+      </w:pPr>
+      <w:r>
+        <w:rPr>
+          <w:rFonts w:ascii="Arial" w:hAnsi="Arial" w:cs="Arial"/>
+          <w:sz w:val="20"/>
+          <w:szCs w:val="20"/>
+        </w:rPr>
+        <w:t xml:space="preserve">Added platform safeguards—rate limiting, request validation, and </w:t>
+      </w:r>
+      <w:r>
+        <w:rPr>
+          <w:rStyle w:val="Strong"/>
+          <w:rFonts w:ascii="Arial" w:hAnsi="Arial" w:cs="Arial"/>
+          <w:sz w:val="20"/>
+          <w:szCs w:val="20"/>
+        </w:rPr>
+        <w:t>audit logging</w:t>
+      </w:r>
+      <w:r>
+        <w:rPr>
+          <w:rFonts w:ascii="Arial" w:hAnsi="Arial" w:cs="Arial"/>
+          <w:sz w:val="20"/>
+          <w:szCs w:val="20"/>
+        </w:rPr>
+        <w:t>—to meet enterprise compliance expectations while keeping developer workflows fast.</w:t>
+      </w:r>
+    </w:p>
+    <w:p>
+      <w:pPr>
+        <w:pStyle w:val="NormalWeb"/>
+        <w:numPr>
+          <w:ilvl w:val="0"/>
+          <w:numId w:val="3"/>
+        </w:numPr>
+        <w:jc w:val="both"/>
+        <w:rPr>
+          <w:rFonts w:ascii="Arial" w:hAnsi="Arial" w:cs="Arial"/>
+          <w:sz w:val="20"/>
+          <w:szCs w:val="20"/>
+        </w:rPr>
+      </w:pPr>
+      <w:r>
+        <w:rPr>
+          <w:rFonts w:ascii="Arial" w:hAnsi="Arial" w:cs="Arial"/>
+          <w:sz w:val="20"/>
+          <w:szCs w:val="20"/>
+        </w:rPr>
+        <w:t xml:space="preserve">Integrated analytics exports into </w:t>
+      </w:r>
+      <w:r>
+        <w:rPr>
+          <w:rStyle w:val="Strong"/>
+          <w:rFonts w:ascii="Arial" w:hAnsi="Arial" w:cs="Arial"/>
+          <w:sz w:val="20"/>
+          <w:szCs w:val="20"/>
+        </w:rPr>
+        <w:t>Redshift</w:t>
+      </w:r>
+      <w:r>
+        <w:rPr>
+          <w:rFonts w:ascii="Arial" w:hAnsi="Arial" w:cs="Arial"/>
+          <w:sz w:val="20"/>
+          <w:szCs w:val="20"/>
+        </w:rPr>
+        <w:t xml:space="preserve"> and </w:t>
+      </w:r>
+      <w:r>
+        <w:rPr>
+          <w:rStyle w:val="Strong"/>
+          <w:rFonts w:ascii="Arial" w:hAnsi="Arial" w:cs="Arial"/>
+          <w:sz w:val="20"/>
+          <w:szCs w:val="20"/>
+        </w:rPr>
+        <w:t>BigQuery</w:t>
+      </w:r>
+      <w:r>
+        <w:rPr>
+          <w:rFonts w:ascii="Arial" w:hAnsi="Arial" w:cs="Arial"/>
+          <w:sz w:val="20"/>
+          <w:szCs w:val="20"/>
+        </w:rPr>
+        <w:t xml:space="preserve"> via event pipelines, enabling reliable product telemetry and measurable model impact reporting.</w:t>
+      </w:r>
+    </w:p>
+    <w:p>
+      <w:pPr>
+        <w:pStyle w:val="NormalWeb"/>
+        <w:numPr>
+          <w:ilvl w:val="0"/>
+          <w:numId w:val="3"/>
+        </w:numPr>
+        <w:jc w:val="both"/>
+        <w:rPr>
+          <w:rFonts w:ascii="Arial" w:hAnsi="Arial" w:cs="Arial"/>
+          <w:sz w:val="20"/>
+          <w:szCs w:val="20"/>
+        </w:rPr>
+      </w:pPr>
+      <w:r>
+        <w:rPr>
+          <w:rFonts w:ascii="Arial" w:hAnsi="Arial" w:cs="Arial"/>
+          <w:sz w:val="20"/>
+          <w:szCs w:val="20"/>
+        </w:rPr>
+        <w:lastRenderedPageBreak/>
+        <w:t xml:space="preserve">Built CI/CD pipelines in </w:t>
+      </w:r>
+      <w:r>
+        <w:rPr>
+          <w:rStyle w:val="Strong"/>
+          <w:rFonts w:ascii="Arial" w:hAnsi="Arial" w:cs="Arial"/>
+          <w:sz w:val="20"/>
+          <w:szCs w:val="20"/>
+        </w:rPr>
+        <w:t>GitHub Actions</w:t>
+      </w:r>
+      <w:r>
+        <w:rPr>
+          <w:rFonts w:ascii="Arial" w:hAnsi="Arial" w:cs="Arial"/>
+          <w:sz w:val="20"/>
+          <w:szCs w:val="20"/>
+        </w:rPr>
+        <w:t xml:space="preserve">, </w:t>
+      </w:r>
+      <w:r>
+        <w:rPr>
+          <w:rStyle w:val="Strong"/>
+          <w:rFonts w:ascii="Arial" w:hAnsi="Arial" w:cs="Arial"/>
+          <w:sz w:val="20"/>
+          <w:szCs w:val="20"/>
+        </w:rPr>
+        <w:t>GitLab CI</w:t>
+      </w:r>
+      <w:r>
+        <w:rPr>
+          <w:rFonts w:ascii="Arial" w:hAnsi="Arial" w:cs="Arial"/>
+          <w:sz w:val="20"/>
+          <w:szCs w:val="20"/>
+        </w:rPr>
+        <w:t xml:space="preserve">, and </w:t>
+      </w:r>
+      <w:r>
+        <w:rPr>
+          <w:rStyle w:val="Strong"/>
+          <w:rFonts w:ascii="Arial" w:hAnsi="Arial" w:cs="Arial"/>
+          <w:sz w:val="20"/>
+          <w:szCs w:val="20"/>
+        </w:rPr>
+        <w:t>Jenkins</w:t>
+      </w:r>
+      <w:r>
+        <w:rPr>
+          <w:rFonts w:ascii="Arial" w:hAnsi="Arial" w:cs="Arial"/>
+          <w:sz w:val="20"/>
+          <w:szCs w:val="20"/>
+        </w:rPr>
+        <w:t xml:space="preserve"> for tests, container publishing, and progressive deployments, reducing deployment risk and improving lead time.</w:t>
+      </w:r>
+    </w:p>
+    <w:p>
+      <w:pPr>
+        <w:pStyle w:val="NormalWeb"/>
+        <w:numPr>
+          <w:ilvl w:val="0"/>
+          <w:numId w:val="3"/>
+        </w:numPr>
+        <w:jc w:val="both"/>
+      </w:pPr>
+      <w:r>
+        <w:rPr>
+          <w:rFonts w:ascii="Arial" w:hAnsi="Arial" w:cs="Arial"/>
+          <w:sz w:val="20"/>
+          <w:szCs w:val="20"/>
+        </w:rPr>
+        <w:t xml:space="preserve">Established contract and regression testing with </w:t>
+      </w:r>
+      <w:r>
+        <w:rPr>
+          <w:rStyle w:val="Strong"/>
+          <w:rFonts w:ascii="Arial" w:hAnsi="Arial" w:cs="Arial"/>
+          <w:sz w:val="20"/>
+          <w:szCs w:val="20"/>
+        </w:rPr>
+        <w:t>Mocha/Chai</w:t>
+      </w:r>
+      <w:r>
+        <w:rPr>
+          <w:rFonts w:ascii="Arial" w:hAnsi="Arial" w:cs="Arial"/>
+          <w:sz w:val="20"/>
+          <w:szCs w:val="20"/>
+        </w:rPr>
+        <w:t>, Pact-style API checks, and smoke journeys (Playwright/Cypress where UI flows existed), improving release confidence for AI changes.</w:t>
+      </w:r>
+    </w:p>
+    <w:p>
+      <w:pPr>
+        <w:pBdr>
+          <w:bottom w:val="dashed" w:sz="4" w:space="0" w:color="CFD2CD"/>
+        </w:pBdr>
+        <w:spacing w:after="120"/>
+      </w:pPr>
+      <w:r>
+        <w:t xml:space="preserve"> </w:t>
+      </w:r>
+    </w:p>
+    <w:p>
+      <w:r>
+        <w:rPr>
+          <w:rFonts w:ascii="Arial" w:eastAsia="Arial" w:hAnsi="Arial" w:cs="Arial"/>
+          <w:b/>
+          <w:bCs/>
+          <w:color w:val="111111"/>
+          <w:sz w:val="23"/>
+          <w:szCs w:val="23"/>
+        </w:rPr>
+        <w:t>Full Stack Engineer</w:t>
+      </w:r>
+    </w:p>
+    <w:p>
       <w:r>
         <w:rPr>
           <w:rFonts w:ascii="Arial" w:eastAsia="Arial" w:hAnsi="Arial" w:cs="Arial"/>
@@ -1612,9 +2498,905 @@
           <w:sz w:val="21"/>
           <w:szCs w:val="21"/>
         </w:rPr>
-        <w:t>Venturez</w:t>
-      </w:r>
-      <w:proofErr w:type="spellEnd"/>
+        <w:t>Webiz Digital</w:t>
+      </w:r>
+    </w:p>
+    <w:p>
+      <w:r>
+        <w:rPr>
+          <w:rFonts w:ascii="Arial" w:eastAsia="Arial" w:hAnsi="Arial" w:cs="Arial"/>
+          <w:color w:val="4B5563"/>
+          <w:sz w:val="19"/>
+          <w:szCs w:val="19"/>
+        </w:rPr>
+        <w:t>July 2017 - January 2020</w:t>
+      </w:r>
+    </w:p>
+    <w:p>
+      <w:pPr>
+        <w:pStyle w:val="NormalWeb"/>
+        <w:numPr>
+          <w:ilvl w:val="0"/>
+          <w:numId w:val="5"/>
+        </w:numPr>
+        <w:jc w:val="both"/>
+        <w:rPr>
+          <w:rFonts w:ascii="Arial" w:hAnsi="Arial" w:cs="Arial"/>
+          <w:sz w:val="20"/>
+          <w:szCs w:val="20"/>
+        </w:rPr>
+      </w:pPr>
+      <w:r>
+        <w:rPr>
+          <w:rFonts w:ascii="Arial" w:hAnsi="Arial" w:cs="Arial"/>
+          <w:sz w:val="20"/>
+          <w:szCs w:val="20"/>
+        </w:rPr>
+        <w:t xml:space="preserve">Developed </w:t>
+      </w:r>
+      <w:r>
+        <w:rPr>
+          <w:rStyle w:val="Strong"/>
+          <w:rFonts w:ascii="Arial" w:hAnsi="Arial" w:cs="Arial"/>
+          <w:sz w:val="20"/>
+          <w:szCs w:val="20"/>
+        </w:rPr>
+        <w:t>Python</w:t>
+      </w:r>
+      <w:r>
+        <w:rPr>
+          <w:rFonts w:ascii="Arial" w:hAnsi="Arial" w:cs="Arial"/>
+          <w:sz w:val="20"/>
+          <w:szCs w:val="20"/>
+        </w:rPr>
+        <w:t xml:space="preserve"> backend services for analytics and data-centric features, designing clean </w:t>
+      </w:r>
+      <w:r>
+        <w:rPr>
+          <w:rStyle w:val="Strong"/>
+          <w:rFonts w:ascii="Arial" w:hAnsi="Arial" w:cs="Arial"/>
+          <w:sz w:val="20"/>
+          <w:szCs w:val="20"/>
+        </w:rPr>
+        <w:t>REST</w:t>
+      </w:r>
+      <w:r>
+        <w:rPr>
+          <w:rFonts w:ascii="Arial" w:hAnsi="Arial" w:cs="Arial"/>
+          <w:sz w:val="20"/>
+          <w:szCs w:val="20"/>
+        </w:rPr>
+        <w:t xml:space="preserve"> APIs and background workers for compute-heavy tasks.</w:t>
+      </w:r>
+    </w:p>
+    <w:p>
+      <w:pPr>
+        <w:pStyle w:val="NormalWeb"/>
+        <w:numPr>
+          <w:ilvl w:val="0"/>
+          <w:numId w:val="5"/>
+        </w:numPr>
+        <w:jc w:val="both"/>
+        <w:rPr>
+          <w:rFonts w:ascii="Arial" w:hAnsi="Arial" w:cs="Arial"/>
+          <w:sz w:val="20"/>
+          <w:szCs w:val="20"/>
+        </w:rPr>
+      </w:pPr>
+      <w:r>
+        <w:rPr>
+          <w:rFonts w:ascii="Arial" w:hAnsi="Arial" w:cs="Arial"/>
+          <w:sz w:val="20"/>
+          <w:szCs w:val="20"/>
+        </w:rPr>
+        <w:t xml:space="preserve">Built ingestion and preprocessing pipelines backed by </w:t>
+      </w:r>
+      <w:r>
+        <w:rPr>
+          <w:rStyle w:val="Strong"/>
+          <w:rFonts w:ascii="Arial" w:hAnsi="Arial" w:cs="Arial"/>
+          <w:sz w:val="20"/>
+          <w:szCs w:val="20"/>
+        </w:rPr>
+        <w:t>PostgreSQL</w:t>
+      </w:r>
+      <w:r>
+        <w:rPr>
+          <w:rFonts w:ascii="Arial" w:hAnsi="Arial" w:cs="Arial"/>
+          <w:sz w:val="20"/>
+          <w:szCs w:val="20"/>
+        </w:rPr>
+        <w:t xml:space="preserve">, </w:t>
+      </w:r>
+      <w:r>
+        <w:rPr>
+          <w:rStyle w:val="Strong"/>
+          <w:rFonts w:ascii="Arial" w:hAnsi="Arial" w:cs="Arial"/>
+          <w:sz w:val="20"/>
+          <w:szCs w:val="20"/>
+        </w:rPr>
+        <w:t>MySQL</w:t>
+      </w:r>
+      <w:r>
+        <w:rPr>
+          <w:rFonts w:ascii="Arial" w:hAnsi="Arial" w:cs="Arial"/>
+          <w:sz w:val="20"/>
+          <w:szCs w:val="20"/>
+        </w:rPr>
+        <w:t xml:space="preserve">, and </w:t>
+      </w:r>
+      <w:r>
+        <w:rPr>
+          <w:rStyle w:val="Strong"/>
+          <w:rFonts w:ascii="Arial" w:hAnsi="Arial" w:cs="Arial"/>
+          <w:sz w:val="20"/>
+          <w:szCs w:val="20"/>
+        </w:rPr>
+        <w:t>SQL Server</w:t>
+      </w:r>
+      <w:r>
+        <w:rPr>
+          <w:rFonts w:ascii="Arial" w:hAnsi="Arial" w:cs="Arial"/>
+          <w:sz w:val="20"/>
+          <w:szCs w:val="20"/>
+        </w:rPr>
+        <w:t>, shaping datasets for feature extraction and downstream modeling experiments.</w:t>
+      </w:r>
+    </w:p>
+    <w:p>
+      <w:pPr>
+        <w:pStyle w:val="NormalWeb"/>
+        <w:numPr>
+          <w:ilvl w:val="0"/>
+          <w:numId w:val="5"/>
+        </w:numPr>
+        <w:jc w:val="both"/>
+        <w:rPr>
+          <w:rFonts w:ascii="Arial" w:hAnsi="Arial" w:cs="Arial"/>
+          <w:sz w:val="20"/>
+          <w:szCs w:val="20"/>
+        </w:rPr>
+      </w:pPr>
+      <w:r>
+        <w:rPr>
+          <w:rFonts w:ascii="Arial" w:hAnsi="Arial" w:cs="Arial"/>
+          <w:sz w:val="20"/>
+          <w:szCs w:val="20"/>
+        </w:rPr>
+        <w:t xml:space="preserve">Implemented caching and request coalescing using </w:t>
+      </w:r>
+      <w:r>
+        <w:rPr>
+          <w:rStyle w:val="Strong"/>
+          <w:rFonts w:ascii="Arial" w:hAnsi="Arial" w:cs="Arial"/>
+          <w:sz w:val="20"/>
+          <w:szCs w:val="20"/>
+        </w:rPr>
+        <w:t>Redis</w:t>
+      </w:r>
+      <w:r>
+        <w:rPr>
+          <w:rFonts w:ascii="Arial" w:hAnsi="Arial" w:cs="Arial"/>
+          <w:sz w:val="20"/>
+          <w:szCs w:val="20"/>
+        </w:rPr>
+        <w:t xml:space="preserve"> to reduce database load and stabilize response times during traffic spikes.</w:t>
+      </w:r>
+    </w:p>
+    <w:p>
+      <w:pPr>
+        <w:pStyle w:val="NormalWeb"/>
+        <w:numPr>
+          <w:ilvl w:val="0"/>
+          <w:numId w:val="5"/>
+        </w:numPr>
+        <w:jc w:val="both"/>
+        <w:rPr>
+          <w:rFonts w:ascii="Arial" w:hAnsi="Arial" w:cs="Arial"/>
+          <w:sz w:val="20"/>
+          <w:szCs w:val="20"/>
+        </w:rPr>
+      </w:pPr>
+      <w:r>
+        <w:rPr>
+          <w:rFonts w:ascii="Arial" w:hAnsi="Arial" w:cs="Arial"/>
+          <w:sz w:val="20"/>
+          <w:szCs w:val="20"/>
+        </w:rPr>
+        <w:t xml:space="preserve">Introduced search-driven user experiences by indexing content into </w:t>
+      </w:r>
+      <w:r>
+        <w:rPr>
+          <w:rStyle w:val="Strong"/>
+          <w:rFonts w:ascii="Arial" w:hAnsi="Arial" w:cs="Arial"/>
+          <w:sz w:val="20"/>
+          <w:szCs w:val="20"/>
+        </w:rPr>
+        <w:t>Elasticsearch</w:t>
+      </w:r>
+      <w:r>
+        <w:rPr>
+          <w:rFonts w:ascii="Arial" w:hAnsi="Arial" w:cs="Arial"/>
+          <w:sz w:val="20"/>
+          <w:szCs w:val="20"/>
+        </w:rPr>
+        <w:t xml:space="preserve"> and later validating parity patterns with </w:t>
+      </w:r>
+      <w:r>
+        <w:rPr>
+          <w:rStyle w:val="Strong"/>
+          <w:rFonts w:ascii="Arial" w:hAnsi="Arial" w:cs="Arial"/>
+          <w:sz w:val="20"/>
+          <w:szCs w:val="20"/>
+        </w:rPr>
+        <w:t>OpenSearch</w:t>
+      </w:r>
+      <w:r>
+        <w:rPr>
+          <w:rFonts w:ascii="Arial" w:hAnsi="Arial" w:cs="Arial"/>
+          <w:sz w:val="20"/>
+          <w:szCs w:val="20"/>
+        </w:rPr>
+        <w:t>, improving filter performance and relevance.</w:t>
+      </w:r>
+    </w:p>
+    <w:p>
+      <w:pPr>
+        <w:pStyle w:val="NormalWeb"/>
+        <w:numPr>
+          <w:ilvl w:val="0"/>
+          <w:numId w:val="5"/>
+        </w:numPr>
+        <w:jc w:val="both"/>
+        <w:rPr>
+          <w:rFonts w:ascii="Arial" w:hAnsi="Arial" w:cs="Arial"/>
+          <w:sz w:val="20"/>
+          <w:szCs w:val="20"/>
+        </w:rPr>
+      </w:pPr>
+      <w:r>
+        <w:rPr>
+          <w:rFonts w:ascii="Arial" w:hAnsi="Arial" w:cs="Arial"/>
+          <w:sz w:val="20"/>
+          <w:szCs w:val="20"/>
+        </w:rPr>
+        <w:t xml:space="preserve">Implemented job orchestration patterns using </w:t>
+      </w:r>
+      <w:r>
+        <w:rPr>
+          <w:rStyle w:val="Strong"/>
+          <w:rFonts w:ascii="Arial" w:hAnsi="Arial" w:cs="Arial"/>
+          <w:sz w:val="20"/>
+          <w:szCs w:val="20"/>
+        </w:rPr>
+        <w:t>RabbitMQ</w:t>
+      </w:r>
+      <w:r>
+        <w:rPr>
+          <w:rFonts w:ascii="Arial" w:hAnsi="Arial" w:cs="Arial"/>
+          <w:sz w:val="20"/>
+          <w:szCs w:val="20"/>
+        </w:rPr>
+        <w:t xml:space="preserve"> and early </w:t>
+      </w:r>
+      <w:r>
+        <w:rPr>
+          <w:rStyle w:val="Strong"/>
+          <w:rFonts w:ascii="Arial" w:hAnsi="Arial" w:cs="Arial"/>
+          <w:sz w:val="20"/>
+          <w:szCs w:val="20"/>
+        </w:rPr>
+        <w:t>Kafka</w:t>
+      </w:r>
+      <w:r>
+        <w:rPr>
+          <w:rFonts w:ascii="Arial" w:hAnsi="Arial" w:cs="Arial"/>
+          <w:sz w:val="20"/>
+          <w:szCs w:val="20"/>
+        </w:rPr>
+        <w:t xml:space="preserve"> integrations for asynchronous processing, adding retries and dead-letter strategies for resilience.</w:t>
+      </w:r>
+    </w:p>
+    <w:p>
+      <w:pPr>
+        <w:pStyle w:val="NormalWeb"/>
+        <w:numPr>
+          <w:ilvl w:val="0"/>
+          <w:numId w:val="5"/>
+        </w:numPr>
+        <w:jc w:val="both"/>
+        <w:rPr>
+          <w:rFonts w:ascii="Arial" w:hAnsi="Arial" w:cs="Arial"/>
+          <w:sz w:val="20"/>
+          <w:szCs w:val="20"/>
+        </w:rPr>
+      </w:pPr>
+      <w:r>
+        <w:rPr>
+          <w:rFonts w:ascii="Arial" w:hAnsi="Arial" w:cs="Arial"/>
+          <w:sz w:val="20"/>
+          <w:szCs w:val="20"/>
+        </w:rPr>
+        <w:t xml:space="preserve">Containerized services with </w:t>
+      </w:r>
+      <w:r>
+        <w:rPr>
+          <w:rStyle w:val="Strong"/>
+          <w:rFonts w:ascii="Arial" w:hAnsi="Arial" w:cs="Arial"/>
+          <w:sz w:val="20"/>
+          <w:szCs w:val="20"/>
+        </w:rPr>
+        <w:t>Docker</w:t>
+      </w:r>
+      <w:r>
+        <w:rPr>
+          <w:rFonts w:ascii="Arial" w:hAnsi="Arial" w:cs="Arial"/>
+          <w:sz w:val="20"/>
+          <w:szCs w:val="20"/>
+        </w:rPr>
+        <w:t xml:space="preserve"> and helped operate deployments on </w:t>
+      </w:r>
+      <w:r>
+        <w:rPr>
+          <w:rStyle w:val="Strong"/>
+          <w:rFonts w:ascii="Arial" w:hAnsi="Arial" w:cs="Arial"/>
+          <w:sz w:val="20"/>
+          <w:szCs w:val="20"/>
+        </w:rPr>
+        <w:t>Kubernetes</w:t>
+      </w:r>
+      <w:r>
+        <w:rPr>
+          <w:rFonts w:ascii="Arial" w:hAnsi="Arial" w:cs="Arial"/>
+          <w:sz w:val="20"/>
+          <w:szCs w:val="20"/>
+        </w:rPr>
+        <w:t xml:space="preserve"> (cluster basics, manifests, rollout strategies), improving environment consistency.</w:t>
+      </w:r>
+    </w:p>
+    <w:p>
+      <w:pPr>
+        <w:pStyle w:val="NormalWeb"/>
+        <w:numPr>
+          <w:ilvl w:val="0"/>
+          <w:numId w:val="5"/>
+        </w:numPr>
+        <w:jc w:val="both"/>
+        <w:rPr>
+          <w:rFonts w:ascii="Arial" w:hAnsi="Arial" w:cs="Arial"/>
+          <w:sz w:val="20"/>
+          <w:szCs w:val="20"/>
+        </w:rPr>
+      </w:pPr>
+      <w:r>
+        <w:rPr>
+          <w:rFonts w:ascii="Arial" w:hAnsi="Arial" w:cs="Arial"/>
+          <w:sz w:val="20"/>
+          <w:szCs w:val="20"/>
+        </w:rPr>
+        <w:t xml:space="preserve">Migrated select workloads to </w:t>
+      </w:r>
+      <w:r>
+        <w:rPr>
+          <w:rStyle w:val="Strong"/>
+          <w:rFonts w:ascii="Arial" w:hAnsi="Arial" w:cs="Arial"/>
+          <w:sz w:val="20"/>
+          <w:szCs w:val="20"/>
+        </w:rPr>
+        <w:t>AWS</w:t>
+      </w:r>
+      <w:r>
+        <w:rPr>
+          <w:rFonts w:ascii="Arial" w:hAnsi="Arial" w:cs="Arial"/>
+          <w:sz w:val="20"/>
+          <w:szCs w:val="20"/>
+        </w:rPr>
+        <w:t xml:space="preserve"> using </w:t>
+      </w:r>
+      <w:r>
+        <w:rPr>
+          <w:rStyle w:val="Strong"/>
+          <w:rFonts w:ascii="Arial" w:hAnsi="Arial" w:cs="Arial"/>
+          <w:sz w:val="20"/>
+          <w:szCs w:val="20"/>
+        </w:rPr>
+        <w:t>EC2</w:t>
+      </w:r>
+      <w:r>
+        <w:rPr>
+          <w:rFonts w:ascii="Arial" w:hAnsi="Arial" w:cs="Arial"/>
+          <w:sz w:val="20"/>
+          <w:szCs w:val="20"/>
+        </w:rPr>
+        <w:t xml:space="preserve">, </w:t>
+      </w:r>
+      <w:r>
+        <w:rPr>
+          <w:rStyle w:val="Strong"/>
+          <w:rFonts w:ascii="Arial" w:hAnsi="Arial" w:cs="Arial"/>
+          <w:sz w:val="20"/>
+          <w:szCs w:val="20"/>
+        </w:rPr>
+        <w:t>S3</w:t>
+      </w:r>
+      <w:r>
+        <w:rPr>
+          <w:rFonts w:ascii="Arial" w:hAnsi="Arial" w:cs="Arial"/>
+          <w:sz w:val="20"/>
+          <w:szCs w:val="20"/>
+        </w:rPr>
+        <w:t xml:space="preserve">, and </w:t>
+      </w:r>
+      <w:r>
+        <w:rPr>
+          <w:rStyle w:val="Strong"/>
+          <w:rFonts w:ascii="Arial" w:hAnsi="Arial" w:cs="Arial"/>
+          <w:sz w:val="20"/>
+          <w:szCs w:val="20"/>
+        </w:rPr>
+        <w:t>RDS</w:t>
+      </w:r>
+      <w:r>
+        <w:rPr>
+          <w:rFonts w:ascii="Arial" w:hAnsi="Arial" w:cs="Arial"/>
+          <w:sz w:val="20"/>
+          <w:szCs w:val="20"/>
+        </w:rPr>
+        <w:t xml:space="preserve">, later adopting </w:t>
+      </w:r>
+      <w:r>
+        <w:rPr>
+          <w:rStyle w:val="Strong"/>
+          <w:rFonts w:ascii="Arial" w:hAnsi="Arial" w:cs="Arial"/>
+          <w:sz w:val="20"/>
+          <w:szCs w:val="20"/>
+        </w:rPr>
+        <w:t>Lambda</w:t>
+      </w:r>
+      <w:r>
+        <w:rPr>
+          <w:rFonts w:ascii="Arial" w:hAnsi="Arial" w:cs="Arial"/>
+          <w:sz w:val="20"/>
+          <w:szCs w:val="20"/>
+        </w:rPr>
+        <w:t xml:space="preserve"> for event-triggered processing and </w:t>
+      </w:r>
+      <w:r>
+        <w:rPr>
+          <w:rStyle w:val="Strong"/>
+          <w:rFonts w:ascii="Arial" w:hAnsi="Arial" w:cs="Arial"/>
+          <w:sz w:val="20"/>
+          <w:szCs w:val="20"/>
+        </w:rPr>
+        <w:t>CloudFront</w:t>
+      </w:r>
+      <w:r>
+        <w:rPr>
+          <w:rFonts w:ascii="Arial" w:hAnsi="Arial" w:cs="Arial"/>
+          <w:sz w:val="20"/>
+          <w:szCs w:val="20"/>
+        </w:rPr>
+        <w:t xml:space="preserve"> for edge delivery where applicable.</w:t>
+      </w:r>
+    </w:p>
+    <w:p>
+      <w:pPr>
+        <w:pStyle w:val="NormalWeb"/>
+        <w:numPr>
+          <w:ilvl w:val="0"/>
+          <w:numId w:val="5"/>
+        </w:numPr>
+        <w:jc w:val="both"/>
+        <w:rPr>
+          <w:rFonts w:ascii="Arial" w:hAnsi="Arial" w:cs="Arial"/>
+          <w:sz w:val="20"/>
+          <w:szCs w:val="20"/>
+        </w:rPr>
+      </w:pPr>
+      <w:r>
+        <w:rPr>
+          <w:rFonts w:ascii="Arial" w:hAnsi="Arial" w:cs="Arial"/>
+          <w:sz w:val="20"/>
+          <w:szCs w:val="20"/>
+        </w:rPr>
+        <w:t xml:space="preserve">Built infrastructure foundations using </w:t>
+      </w:r>
+      <w:r>
+        <w:rPr>
+          <w:rStyle w:val="Strong"/>
+          <w:rFonts w:ascii="Arial" w:hAnsi="Arial" w:cs="Arial"/>
+          <w:sz w:val="20"/>
+          <w:szCs w:val="20"/>
+        </w:rPr>
+        <w:t>Terraform</w:t>
+      </w:r>
+      <w:r>
+        <w:rPr>
+          <w:rFonts w:ascii="Arial" w:hAnsi="Arial" w:cs="Arial"/>
+          <w:sz w:val="20"/>
+          <w:szCs w:val="20"/>
+        </w:rPr>
+        <w:t xml:space="preserve"> with reusable modules and guardrails, standardizing environment variables, secrets, and deployment topology.</w:t>
+      </w:r>
+    </w:p>
+    <w:p>
+      <w:pPr>
+        <w:pStyle w:val="NormalWeb"/>
+        <w:numPr>
+          <w:ilvl w:val="0"/>
+          <w:numId w:val="5"/>
+        </w:numPr>
+        <w:jc w:val="both"/>
+        <w:rPr>
+          <w:rFonts w:ascii="Arial" w:hAnsi="Arial" w:cs="Arial"/>
+          <w:sz w:val="20"/>
+          <w:szCs w:val="20"/>
+        </w:rPr>
+      </w:pPr>
+      <w:r>
+        <w:rPr>
+          <w:rFonts w:ascii="Arial" w:hAnsi="Arial" w:cs="Arial"/>
+          <w:sz w:val="20"/>
+          <w:szCs w:val="20"/>
+        </w:rPr>
+        <w:t xml:space="preserve">Implemented structured logging and monitoring through </w:t>
+      </w:r>
+      <w:r>
+        <w:rPr>
+          <w:rStyle w:val="Strong"/>
+          <w:rFonts w:ascii="Arial" w:hAnsi="Arial" w:cs="Arial"/>
+          <w:sz w:val="20"/>
+          <w:szCs w:val="20"/>
+        </w:rPr>
+        <w:t>CloudWatch</w:t>
+      </w:r>
+      <w:r>
+        <w:rPr>
+          <w:rFonts w:ascii="Arial" w:hAnsi="Arial" w:cs="Arial"/>
+          <w:sz w:val="20"/>
+          <w:szCs w:val="20"/>
+        </w:rPr>
+        <w:t xml:space="preserve"> and </w:t>
+      </w:r>
+      <w:r>
+        <w:rPr>
+          <w:rStyle w:val="Strong"/>
+          <w:rFonts w:ascii="Arial" w:hAnsi="Arial" w:cs="Arial"/>
+          <w:sz w:val="20"/>
+          <w:szCs w:val="20"/>
+        </w:rPr>
+        <w:t>ELK/EFK</w:t>
+      </w:r>
+      <w:r>
+        <w:rPr>
+          <w:rFonts w:ascii="Arial" w:hAnsi="Arial" w:cs="Arial"/>
+          <w:sz w:val="20"/>
+          <w:szCs w:val="20"/>
+        </w:rPr>
+        <w:t>, enabling faster RCA for failures and operational issues.</w:t>
+      </w:r>
+    </w:p>
+    <w:p>
+      <w:pPr>
+        <w:pStyle w:val="NormalWeb"/>
+        <w:numPr>
+          <w:ilvl w:val="0"/>
+          <w:numId w:val="5"/>
+        </w:numPr>
+        <w:jc w:val="both"/>
+        <w:rPr>
+          <w:rFonts w:ascii="Arial" w:hAnsi="Arial" w:cs="Arial"/>
+          <w:sz w:val="20"/>
+          <w:szCs w:val="20"/>
+        </w:rPr>
+      </w:pPr>
+      <w:r>
+        <w:rPr>
+          <w:rFonts w:ascii="Arial" w:hAnsi="Arial" w:cs="Arial"/>
+          <w:sz w:val="20"/>
+          <w:szCs w:val="20"/>
+        </w:rPr>
+        <w:t xml:space="preserve">Supported cross-cloud client requirements by integrating storage and export flows with </w:t>
+      </w:r>
+      <w:r>
+        <w:rPr>
+          <w:rStyle w:val="Strong"/>
+          <w:rFonts w:ascii="Arial" w:hAnsi="Arial" w:cs="Arial"/>
+          <w:sz w:val="20"/>
+          <w:szCs w:val="20"/>
+        </w:rPr>
+        <w:t>Azure App Service</w:t>
+      </w:r>
+      <w:r>
+        <w:rPr>
+          <w:rFonts w:ascii="Arial" w:hAnsi="Arial" w:cs="Arial"/>
+          <w:sz w:val="20"/>
+          <w:szCs w:val="20"/>
+        </w:rPr>
+        <w:t xml:space="preserve">, </w:t>
+      </w:r>
+      <w:r>
+        <w:rPr>
+          <w:rStyle w:val="Strong"/>
+          <w:rFonts w:ascii="Arial" w:hAnsi="Arial" w:cs="Arial"/>
+          <w:sz w:val="20"/>
+          <w:szCs w:val="20"/>
+        </w:rPr>
+        <w:t>Azure SQL</w:t>
+      </w:r>
+      <w:r>
+        <w:rPr>
+          <w:rFonts w:ascii="Arial" w:hAnsi="Arial" w:cs="Arial"/>
+          <w:sz w:val="20"/>
+          <w:szCs w:val="20"/>
+        </w:rPr>
+        <w:t xml:space="preserve">, </w:t>
+      </w:r>
+      <w:r>
+        <w:rPr>
+          <w:rStyle w:val="Strong"/>
+          <w:rFonts w:ascii="Arial" w:hAnsi="Arial" w:cs="Arial"/>
+          <w:sz w:val="20"/>
+          <w:szCs w:val="20"/>
+        </w:rPr>
+        <w:t>Service Bus</w:t>
+      </w:r>
+      <w:r>
+        <w:rPr>
+          <w:rFonts w:ascii="Arial" w:hAnsi="Arial" w:cs="Arial"/>
+          <w:sz w:val="20"/>
+          <w:szCs w:val="20"/>
+        </w:rPr>
+        <w:t xml:space="preserve">, and </w:t>
+      </w:r>
+      <w:r>
+        <w:rPr>
+          <w:rStyle w:val="Strong"/>
+          <w:rFonts w:ascii="Arial" w:hAnsi="Arial" w:cs="Arial"/>
+          <w:sz w:val="20"/>
+          <w:szCs w:val="20"/>
+        </w:rPr>
+        <w:t>Key Vault</w:t>
+      </w:r>
+      <w:r>
+        <w:rPr>
+          <w:rFonts w:ascii="Arial" w:hAnsi="Arial" w:cs="Arial"/>
+          <w:sz w:val="20"/>
+          <w:szCs w:val="20"/>
+        </w:rPr>
+        <w:t xml:space="preserve"> for secrets management.</w:t>
+      </w:r>
+    </w:p>
+    <w:p>
+      <w:pPr>
+        <w:pStyle w:val="NormalWeb"/>
+        <w:numPr>
+          <w:ilvl w:val="0"/>
+          <w:numId w:val="5"/>
+        </w:numPr>
+        <w:jc w:val="both"/>
+        <w:rPr>
+          <w:rFonts w:ascii="Arial" w:hAnsi="Arial" w:cs="Arial"/>
+          <w:sz w:val="20"/>
+          <w:szCs w:val="20"/>
+        </w:rPr>
+      </w:pPr>
+      <w:r>
+        <w:rPr>
+          <w:rFonts w:ascii="Arial" w:hAnsi="Arial" w:cs="Arial"/>
+          <w:sz w:val="20"/>
+          <w:szCs w:val="20"/>
+        </w:rPr>
+        <w:t xml:space="preserve">Built event-driven integrations on </w:t>
+      </w:r>
+      <w:r>
+        <w:rPr>
+          <w:rStyle w:val="Strong"/>
+          <w:rFonts w:ascii="Arial" w:hAnsi="Arial" w:cs="Arial"/>
+          <w:sz w:val="20"/>
+          <w:szCs w:val="20"/>
+        </w:rPr>
+        <w:t>GCP</w:t>
+      </w:r>
+      <w:r>
+        <w:rPr>
+          <w:rFonts w:ascii="Arial" w:hAnsi="Arial" w:cs="Arial"/>
+          <w:sz w:val="20"/>
+          <w:szCs w:val="20"/>
+        </w:rPr>
+        <w:t xml:space="preserve"> using </w:t>
+      </w:r>
+      <w:r>
+        <w:rPr>
+          <w:rStyle w:val="Strong"/>
+          <w:rFonts w:ascii="Arial" w:hAnsi="Arial" w:cs="Arial"/>
+          <w:sz w:val="20"/>
+          <w:szCs w:val="20"/>
+        </w:rPr>
+        <w:t>Pub/Sub</w:t>
+      </w:r>
+      <w:r>
+        <w:rPr>
+          <w:rFonts w:ascii="Arial" w:hAnsi="Arial" w:cs="Arial"/>
+          <w:sz w:val="20"/>
+          <w:szCs w:val="20"/>
+        </w:rPr>
+        <w:t xml:space="preserve"> and </w:t>
+      </w:r>
+      <w:r>
+        <w:rPr>
+          <w:rStyle w:val="Strong"/>
+          <w:rFonts w:ascii="Arial" w:hAnsi="Arial" w:cs="Arial"/>
+          <w:sz w:val="20"/>
+          <w:szCs w:val="20"/>
+        </w:rPr>
+        <w:t>Cloud Storage</w:t>
+      </w:r>
+      <w:r>
+        <w:rPr>
+          <w:rFonts w:ascii="Arial" w:hAnsi="Arial" w:cs="Arial"/>
+          <w:sz w:val="20"/>
+          <w:szCs w:val="20"/>
+        </w:rPr>
+        <w:t xml:space="preserve">, consuming </w:t>
+      </w:r>
+      <w:r>
+        <w:rPr>
+          <w:rStyle w:val="Strong"/>
+          <w:rFonts w:ascii="Arial" w:hAnsi="Arial" w:cs="Arial"/>
+          <w:sz w:val="20"/>
+          <w:szCs w:val="20"/>
+        </w:rPr>
+        <w:t>BigQuery</w:t>
+      </w:r>
+      <w:r>
+        <w:rPr>
+          <w:rFonts w:ascii="Arial" w:hAnsi="Arial" w:cs="Arial"/>
+          <w:sz w:val="20"/>
+          <w:szCs w:val="20"/>
+        </w:rPr>
+        <w:t xml:space="preserve"> datasets for analytics enrichment use cases.</w:t>
+      </w:r>
+    </w:p>
+    <w:p>
+      <w:pPr>
+        <w:pStyle w:val="NormalWeb"/>
+        <w:numPr>
+          <w:ilvl w:val="0"/>
+          <w:numId w:val="5"/>
+        </w:numPr>
+        <w:jc w:val="both"/>
+        <w:rPr>
+          <w:rFonts w:ascii="Arial" w:hAnsi="Arial" w:cs="Arial"/>
+          <w:sz w:val="20"/>
+          <w:szCs w:val="20"/>
+        </w:rPr>
+      </w:pPr>
+      <w:r>
+        <w:rPr>
+          <w:rFonts w:ascii="Arial" w:hAnsi="Arial" w:cs="Arial"/>
+          <w:sz w:val="20"/>
+          <w:szCs w:val="20"/>
+        </w:rPr>
+        <w:t xml:space="preserve">Implemented authentication flows with </w:t>
+      </w:r>
+      <w:r>
+        <w:rPr>
+          <w:rStyle w:val="Strong"/>
+          <w:rFonts w:ascii="Arial" w:hAnsi="Arial" w:cs="Arial"/>
+          <w:sz w:val="20"/>
+          <w:szCs w:val="20"/>
+        </w:rPr>
+        <w:t>OAuth2</w:t>
+      </w:r>
+      <w:r>
+        <w:rPr>
+          <w:rFonts w:ascii="Arial" w:hAnsi="Arial" w:cs="Arial"/>
+          <w:sz w:val="20"/>
+          <w:szCs w:val="20"/>
+        </w:rPr>
+        <w:t xml:space="preserve"> and </w:t>
+      </w:r>
+      <w:r>
+        <w:rPr>
+          <w:rStyle w:val="Strong"/>
+          <w:rFonts w:ascii="Arial" w:hAnsi="Arial" w:cs="Arial"/>
+          <w:sz w:val="20"/>
+          <w:szCs w:val="20"/>
+        </w:rPr>
+        <w:t>JWT</w:t>
+      </w:r>
+      <w:r>
+        <w:rPr>
+          <w:rFonts w:ascii="Arial" w:hAnsi="Arial" w:cs="Arial"/>
+          <w:sz w:val="20"/>
+          <w:szCs w:val="20"/>
+        </w:rPr>
+        <w:t>, enforcing rate limiting and role-based access patterns for customer-facing endpoints.</w:t>
+      </w:r>
+    </w:p>
+    <w:p>
+      <w:pPr>
+        <w:pStyle w:val="NormalWeb"/>
+        <w:numPr>
+          <w:ilvl w:val="0"/>
+          <w:numId w:val="5"/>
+        </w:numPr>
+        <w:jc w:val="both"/>
+        <w:rPr>
+          <w:rFonts w:ascii="Arial" w:hAnsi="Arial" w:cs="Arial"/>
+          <w:sz w:val="20"/>
+          <w:szCs w:val="20"/>
+        </w:rPr>
+      </w:pPr>
+      <w:r>
+        <w:rPr>
+          <w:rFonts w:ascii="Arial" w:hAnsi="Arial" w:cs="Arial"/>
+          <w:sz w:val="20"/>
+          <w:szCs w:val="20"/>
+        </w:rPr>
+        <w:t xml:space="preserve">Strengthened release quality with CI pipelines in </w:t>
+      </w:r>
+      <w:r>
+        <w:rPr>
+          <w:rStyle w:val="Strong"/>
+          <w:rFonts w:ascii="Arial" w:hAnsi="Arial" w:cs="Arial"/>
+          <w:sz w:val="20"/>
+          <w:szCs w:val="20"/>
+        </w:rPr>
+        <w:t>Azure DevOps</w:t>
+      </w:r>
+      <w:r>
+        <w:rPr>
+          <w:rFonts w:ascii="Arial" w:hAnsi="Arial" w:cs="Arial"/>
+          <w:sz w:val="20"/>
+          <w:szCs w:val="20"/>
+        </w:rPr>
+        <w:t xml:space="preserve"> and </w:t>
+      </w:r>
+      <w:r>
+        <w:rPr>
+          <w:rStyle w:val="Strong"/>
+          <w:rFonts w:ascii="Arial" w:hAnsi="Arial" w:cs="Arial"/>
+          <w:sz w:val="20"/>
+          <w:szCs w:val="20"/>
+        </w:rPr>
+        <w:t>CircleCI</w:t>
+      </w:r>
+      <w:r>
+        <w:rPr>
+          <w:rFonts w:ascii="Arial" w:hAnsi="Arial" w:cs="Arial"/>
+          <w:sz w:val="20"/>
+          <w:szCs w:val="20"/>
+        </w:rPr>
+        <w:t>, adding automated tests and deployment checks to prevent regressions.</w:t>
+      </w:r>
+    </w:p>
+    <w:p>
+      <w:pPr>
+        <w:pBdr>
+          <w:bottom w:val="dashed" w:sz="4" w:space="0" w:color="CFD2CD"/>
+        </w:pBdr>
+        <w:spacing w:after="120"/>
+      </w:pPr>
+      <w:r>
+        <w:t xml:space="preserve"> </w:t>
+      </w:r>
+    </w:p>
+    <w:p>
+      <w:r>
+        <w:rPr>
+          <w:rFonts w:ascii="Arial" w:eastAsia="Arial" w:hAnsi="Arial" w:cs="Arial"/>
+          <w:b/>
+          <w:bCs/>
+          <w:color w:val="111111"/>
+          <w:sz w:val="23"/>
+          <w:szCs w:val="23"/>
+        </w:rPr>
+        <w:t>Software Developer</w:t>
+      </w:r>
+    </w:p>
+    <w:p>
       <w:r>
         <w:rPr>
           <w:rFonts w:ascii="Arial" w:eastAsia="Arial" w:hAnsi="Arial" w:cs="Arial"/>
@@ -1624,7 +3406,7 @@
           <w:sz w:val="21"/>
           <w:szCs w:val="21"/>
         </w:rPr>
-        <w:t xml:space="preserve"> LLC</w:t>
+        <w:t>Centric Tech Inc.</w:t>
       </w:r>
     </w:p>
     <w:p>
@@ -1635,7 +3417,7 @@
           <w:sz w:val="19"/>
           <w:szCs w:val="19"/>
         </w:rPr>
-        <w:t>February 2020 - October 2025</w:t>
+        <w:t>October 2013 - June 2017</w:t>
       </w:r>
     </w:p>
     <w:p>
@@ -1643,29 +3425,26 @@
         <w:pStyle w:val="NormalWeb"/>
         <w:numPr>
           <w:ilvl w:val="0"/>
-          <w:numId w:val="3"/>
+          <w:numId w:val="7"/>
         </w:numPr>
         <w:jc w:val="both"/>
         <w:rPr>
           <w:rFonts w:ascii="Arial" w:hAnsi="Arial" w:cs="Arial"/>
           <w:sz w:val="20"/>
-          <w:szCs w:val="20"/>
-        </w:rPr>
-      </w:pPr>
-      <w:r>
-        <w:rPr>
-          <w:rFonts w:ascii="Arial" w:hAnsi="Arial" w:cs="Arial"/>
-          <w:sz w:val="20"/>
-          <w:szCs w:val="20"/>
-        </w:rPr>
-        <w:t xml:space="preserve">Built </w:t>
-      </w:r>
-      <w:r>
-        <w:rPr>
-          <w:rStyle w:val="Strong"/>
-          <w:rFonts w:ascii="Arial" w:hAnsi="Arial" w:cs="Arial"/>
-          <w:sz w:val="20"/>
-          <w:szCs w:val="20"/>
+        </w:rPr>
+      </w:pPr>
+      <w:r>
+        <w:rPr>
+          <w:rFonts w:ascii="Arial" w:hAnsi="Arial" w:cs="Arial"/>
+          <w:sz w:val="20"/>
+        </w:rPr>
+        <w:t xml:space="preserve">Built and maintained </w:t>
+      </w:r>
+      <w:r>
+        <w:rPr>
+          <w:rStyle w:val="Strong"/>
+          <w:rFonts w:ascii="Arial" w:hAnsi="Arial" w:cs="Arial"/>
+          <w:sz w:val="20"/>
         </w:rPr>
         <w:t>Python</w:t>
       </w:r>
@@ -1673,78 +3452,8 @@
         <w:rPr>
           <w:rFonts w:ascii="Arial" w:hAnsi="Arial" w:cs="Arial"/>
           <w:sz w:val="20"/>
-          <w:szCs w:val="20"/>
-        </w:rPr>
-        <w:t xml:space="preserve"> </w:t>
-      </w:r>
-      <w:proofErr w:type="spellStart"/>
-      <w:r>
-        <w:rPr>
-          <w:rFonts w:ascii="Arial" w:hAnsi="Arial" w:cs="Arial"/>
-          <w:sz w:val="20"/>
-          <w:szCs w:val="20"/>
-        </w:rPr>
-        <w:t>microservices</w:t>
-      </w:r>
-      <w:proofErr w:type="spellEnd"/>
-      <w:r>
-        <w:rPr>
-          <w:rFonts w:ascii="Arial" w:hAnsi="Arial" w:cs="Arial"/>
-          <w:sz w:val="20"/>
-          <w:szCs w:val="20"/>
-        </w:rPr>
-        <w:t xml:space="preserve"> for AI-driven workflows, exposing </w:t>
-      </w:r>
-      <w:r>
-        <w:rPr>
-          <w:rStyle w:val="Strong"/>
-          <w:rFonts w:ascii="Arial" w:hAnsi="Arial" w:cs="Arial"/>
-          <w:sz w:val="20"/>
-          <w:szCs w:val="20"/>
-        </w:rPr>
-        <w:t>REST</w:t>
-      </w:r>
-      <w:r>
-        <w:rPr>
-          <w:rFonts w:ascii="Arial" w:hAnsi="Arial" w:cs="Arial"/>
-          <w:sz w:val="20"/>
-          <w:szCs w:val="20"/>
-        </w:rPr>
-        <w:t xml:space="preserve"> endpoints via </w:t>
-      </w:r>
-      <w:r>
-        <w:rPr>
-          <w:rStyle w:val="Strong"/>
-          <w:rFonts w:ascii="Arial" w:hAnsi="Arial" w:cs="Arial"/>
-          <w:sz w:val="20"/>
-          <w:szCs w:val="20"/>
-        </w:rPr>
-        <w:t>API Gateway</w:t>
-      </w:r>
-      <w:r>
-        <w:rPr>
-          <w:rFonts w:ascii="Arial" w:hAnsi="Arial" w:cs="Arial"/>
-          <w:sz w:val="20"/>
-          <w:szCs w:val="20"/>
-        </w:rPr>
-        <w:t xml:space="preserve"> and hardening reliability with </w:t>
-      </w:r>
-      <w:r>
-        <w:rPr>
-          <w:rStyle w:val="Strong"/>
-          <w:rFonts w:ascii="Arial" w:hAnsi="Arial" w:cs="Arial"/>
-          <w:sz w:val="20"/>
-          <w:szCs w:val="20"/>
-        </w:rPr>
-        <w:t>Step Functions</w:t>
-      </w:r>
-      <w:r>
-        <w:rPr>
-          <w:rFonts w:ascii="Arial" w:hAnsi="Arial" w:cs="Arial"/>
-          <w:sz w:val="20"/>
-          <w:szCs w:val="20"/>
-        </w:rPr>
-        <w:t xml:space="preserve"> orchestration for long-running jobs and retries.</w:t>
+        </w:rPr>
+        <w:t xml:space="preserve"> services and batch jobs for data processing, reporting workflows, and backend business logic in production systems.</w:t>
       </w:r>
     </w:p>
     <w:p>
@@ -1752,95 +3461,35 @@
         <w:pStyle w:val="NormalWeb"/>
         <w:numPr>
           <w:ilvl w:val="0"/>
-          <w:numId w:val="3"/>
+          <w:numId w:val="7"/>
         </w:numPr>
         <w:jc w:val="both"/>
         <w:rPr>
           <w:rFonts w:ascii="Arial" w:hAnsi="Arial" w:cs="Arial"/>
           <w:sz w:val="20"/>
-          <w:szCs w:val="20"/>
-        </w:rPr>
-      </w:pPr>
-      <w:r>
-        <w:rPr>
-          <w:rFonts w:ascii="Arial" w:hAnsi="Arial" w:cs="Arial"/>
-          <w:sz w:val="20"/>
-          <w:szCs w:val="20"/>
-        </w:rPr>
-        <w:t xml:space="preserve">Delivered end-to-end ML pipelines (ingestion → feature engineering → training → evaluation → deployment) backed by </w:t>
-      </w:r>
-      <w:r>
-        <w:rPr>
-          <w:rStyle w:val="Strong"/>
-          <w:rFonts w:ascii="Arial" w:hAnsi="Arial" w:cs="Arial"/>
-          <w:sz w:val="20"/>
-          <w:szCs w:val="20"/>
-        </w:rPr>
-        <w:t>S3</w:t>
-      </w:r>
-      <w:r>
-        <w:rPr>
-          <w:rFonts w:ascii="Arial" w:hAnsi="Arial" w:cs="Arial"/>
-          <w:sz w:val="20"/>
-          <w:szCs w:val="20"/>
-        </w:rPr>
-        <w:t xml:space="preserve">, </w:t>
-      </w:r>
-      <w:r>
-        <w:rPr>
-          <w:rStyle w:val="Strong"/>
-          <w:rFonts w:ascii="Arial" w:hAnsi="Arial" w:cs="Arial"/>
-          <w:sz w:val="20"/>
-          <w:szCs w:val="20"/>
-        </w:rPr>
-        <w:t>RDS (</w:t>
-      </w:r>
-      <w:proofErr w:type="spellStart"/>
-      <w:r>
-        <w:rPr>
-          <w:rStyle w:val="Strong"/>
-          <w:rFonts w:ascii="Arial" w:hAnsi="Arial" w:cs="Arial"/>
-          <w:sz w:val="20"/>
-          <w:szCs w:val="20"/>
-        </w:rPr>
-        <w:t>PostgreSQL</w:t>
-      </w:r>
-      <w:proofErr w:type="spellEnd"/>
-      <w:r>
-        <w:rPr>
-          <w:rStyle w:val="Strong"/>
-          <w:rFonts w:ascii="Arial" w:hAnsi="Arial" w:cs="Arial"/>
-          <w:sz w:val="20"/>
-          <w:szCs w:val="20"/>
-        </w:rPr>
-        <w:t>/MySQL)</w:t>
-      </w:r>
-      <w:r>
-        <w:rPr>
-          <w:rFonts w:ascii="Arial" w:hAnsi="Arial" w:cs="Arial"/>
-          <w:sz w:val="20"/>
-          <w:szCs w:val="20"/>
-        </w:rPr>
-        <w:t xml:space="preserve">, and </w:t>
-      </w:r>
-      <w:proofErr w:type="spellStart"/>
-      <w:r>
-        <w:rPr>
-          <w:rStyle w:val="Strong"/>
-          <w:rFonts w:ascii="Arial" w:hAnsi="Arial" w:cs="Arial"/>
-          <w:sz w:val="20"/>
-          <w:szCs w:val="20"/>
-        </w:rPr>
-        <w:t>DynamoDB</w:t>
-      </w:r>
-      <w:proofErr w:type="spellEnd"/>
-      <w:r>
-        <w:rPr>
-          <w:rFonts w:ascii="Arial" w:hAnsi="Arial" w:cs="Arial"/>
-          <w:sz w:val="20"/>
-          <w:szCs w:val="20"/>
-        </w:rPr>
-        <w:t>, ensuring repeatable, environment-safe releases.</w:t>
+        </w:rPr>
+      </w:pPr>
+      <w:r>
+        <w:rPr>
+          <w:rFonts w:ascii="Arial" w:hAnsi="Arial" w:cs="Arial"/>
+          <w:sz w:val="20"/>
+        </w:rPr>
+        <w:t xml:space="preserve">Developed internal and external </w:t>
+      </w:r>
+      <w:r>
+        <w:rPr>
+          <w:rStyle w:val="Strong"/>
+          <w:rFonts w:ascii="Arial" w:hAnsi="Arial" w:cs="Arial"/>
+          <w:sz w:val="20"/>
+        </w:rPr>
+        <w:t>REST</w:t>
+      </w:r>
+      <w:r>
+        <w:rPr>
+          <w:rFonts w:ascii="Arial" w:hAnsi="Arial" w:cs="Arial"/>
+          <w:sz w:val="20"/>
+        </w:rPr>
+        <w:t xml:space="preserve"> APIs and scheduled pipelines, ensuring consistent data contracts and predictable downstream consumption.</w:t>
       </w:r>
     </w:p>
     <w:p>
@@ -1848,67 +3497,50 @@
         <w:pStyle w:val="NormalWeb"/>
         <w:numPr>
           <w:ilvl w:val="0"/>
-          <w:numId w:val="3"/>
+          <w:numId w:val="7"/>
         </w:numPr>
         <w:jc w:val="both"/>
         <w:rPr>
           <w:rFonts w:ascii="Arial" w:hAnsi="Arial" w:cs="Arial"/>
           <w:sz w:val="20"/>
-          <w:szCs w:val="20"/>
-        </w:rPr>
-      </w:pPr>
-      <w:r>
-        <w:rPr>
-          <w:rFonts w:ascii="Arial" w:hAnsi="Arial" w:cs="Arial"/>
-          <w:sz w:val="20"/>
-          <w:szCs w:val="20"/>
-        </w:rPr>
-        <w:t xml:space="preserve">Implemented </w:t>
-      </w:r>
-      <w:r>
-        <w:rPr>
-          <w:rStyle w:val="Strong"/>
-          <w:rFonts w:ascii="Arial" w:hAnsi="Arial" w:cs="Arial"/>
-          <w:sz w:val="20"/>
-          <w:szCs w:val="20"/>
-        </w:rPr>
-        <w:t>RAG</w:t>
-      </w:r>
-      <w:r>
-        <w:rPr>
-          <w:rFonts w:ascii="Arial" w:hAnsi="Arial" w:cs="Arial"/>
-          <w:sz w:val="20"/>
-          <w:szCs w:val="20"/>
-        </w:rPr>
-        <w:t xml:space="preserve"> services using </w:t>
-      </w:r>
-      <w:proofErr w:type="spellStart"/>
-      <w:r>
-        <w:rPr>
-          <w:rStyle w:val="Strong"/>
-          <w:rFonts w:ascii="Arial" w:hAnsi="Arial" w:cs="Arial"/>
-          <w:sz w:val="20"/>
-          <w:szCs w:val="20"/>
-        </w:rPr>
-        <w:t>Elasticsearch</w:t>
-      </w:r>
-      <w:proofErr w:type="spellEnd"/>
-      <w:r>
-        <w:rPr>
-          <w:rStyle w:val="Strong"/>
-          <w:rFonts w:ascii="Arial" w:hAnsi="Arial" w:cs="Arial"/>
-          <w:sz w:val="20"/>
-          <w:szCs w:val="20"/>
-        </w:rPr>
-        <w:t>/OpenSearch</w:t>
-      </w:r>
-      <w:r>
-        <w:rPr>
-          <w:rFonts w:ascii="Arial" w:hAnsi="Arial" w:cs="Arial"/>
-          <w:sz w:val="20"/>
-          <w:szCs w:val="20"/>
-        </w:rPr>
-        <w:t xml:space="preserve"> for retrieval and vector similarity search (FAISS/Pinecone-style patterns), improving answer relevance and reducing hallucination risk with grounded context.</w:t>
+        </w:rPr>
+      </w:pPr>
+      <w:r>
+        <w:rPr>
+          <w:rFonts w:ascii="Arial" w:hAnsi="Arial" w:cs="Arial"/>
+          <w:sz w:val="20"/>
+        </w:rPr>
+        <w:t xml:space="preserve">Implemented relational data models across </w:t>
+      </w:r>
+      <w:r>
+        <w:rPr>
+          <w:rStyle w:val="Strong"/>
+          <w:rFonts w:ascii="Arial" w:hAnsi="Arial" w:cs="Arial"/>
+          <w:sz w:val="20"/>
+        </w:rPr>
+        <w:t>SQL Server</w:t>
+      </w:r>
+      <w:r>
+        <w:rPr>
+          <w:rFonts w:ascii="Arial" w:hAnsi="Arial" w:cs="Arial"/>
+          <w:sz w:val="20"/>
+        </w:rPr>
+        <w:t xml:space="preserve"> and </w:t>
+      </w:r>
+      <w:r>
+        <w:rPr>
+          <w:rStyle w:val="Strong"/>
+          <w:rFonts w:ascii="Arial" w:hAnsi="Arial" w:cs="Arial"/>
+          <w:sz w:val="20"/>
+        </w:rPr>
+        <w:t>MySQL</w:t>
+      </w:r>
+      <w:r>
+        <w:rPr>
+          <w:rFonts w:ascii="Arial" w:hAnsi="Arial" w:cs="Arial"/>
+          <w:sz w:val="20"/>
+        </w:rPr>
+        <w:t>, tuning queries and indexes to improve execution time for reporting and operational workloads.</w:t>
       </w:r>
     </w:p>
     <w:p>
@@ -1916,93 +3548,35 @@
         <w:pStyle w:val="NormalWeb"/>
         <w:numPr>
           <w:ilvl w:val="0"/>
-          <w:numId w:val="3"/>
+          <w:numId w:val="7"/>
         </w:numPr>
         <w:jc w:val="both"/>
         <w:rPr>
           <w:rFonts w:ascii="Arial" w:hAnsi="Arial" w:cs="Arial"/>
           <w:sz w:val="20"/>
-          <w:szCs w:val="20"/>
-        </w:rPr>
-      </w:pPr>
-      <w:r>
-        <w:rPr>
-          <w:rFonts w:ascii="Arial" w:hAnsi="Arial" w:cs="Arial"/>
-          <w:sz w:val="20"/>
-          <w:szCs w:val="20"/>
-        </w:rPr>
-        <w:t xml:space="preserve">Designed asynchronous inference and enrichment pipelines with </w:t>
-      </w:r>
-      <w:r>
-        <w:rPr>
-          <w:rStyle w:val="Strong"/>
-          <w:rFonts w:ascii="Arial" w:hAnsi="Arial" w:cs="Arial"/>
-          <w:sz w:val="20"/>
-          <w:szCs w:val="20"/>
-        </w:rPr>
-        <w:t>AWS SQS/SNS</w:t>
-      </w:r>
-      <w:r>
-        <w:rPr>
-          <w:rFonts w:ascii="Arial" w:hAnsi="Arial" w:cs="Arial"/>
-          <w:sz w:val="20"/>
-          <w:szCs w:val="20"/>
-        </w:rPr>
-        <w:t xml:space="preserve">, </w:t>
-      </w:r>
-      <w:r>
-        <w:rPr>
-          <w:rStyle w:val="Strong"/>
-          <w:rFonts w:ascii="Arial" w:hAnsi="Arial" w:cs="Arial"/>
-          <w:sz w:val="20"/>
-          <w:szCs w:val="20"/>
-        </w:rPr>
-        <w:t>Kafka</w:t>
-      </w:r>
-      <w:r>
-        <w:rPr>
-          <w:rFonts w:ascii="Arial" w:hAnsi="Arial" w:cs="Arial"/>
-          <w:sz w:val="20"/>
-          <w:szCs w:val="20"/>
-        </w:rPr>
-        <w:t xml:space="preserve">, and </w:t>
-      </w:r>
-      <w:proofErr w:type="spellStart"/>
-      <w:r>
-        <w:rPr>
-          <w:rStyle w:val="Strong"/>
-          <w:rFonts w:ascii="Arial" w:hAnsi="Arial" w:cs="Arial"/>
-          <w:sz w:val="20"/>
-          <w:szCs w:val="20"/>
-        </w:rPr>
-        <w:t>RabbitMQ</w:t>
-      </w:r>
-      <w:proofErr w:type="spellEnd"/>
-      <w:r>
-        <w:rPr>
-          <w:rFonts w:ascii="Arial" w:hAnsi="Arial" w:cs="Arial"/>
-          <w:sz w:val="20"/>
-          <w:szCs w:val="20"/>
-        </w:rPr>
-        <w:t xml:space="preserve">, adding </w:t>
-      </w:r>
-      <w:proofErr w:type="spellStart"/>
-      <w:r>
-        <w:rPr>
-          <w:rFonts w:ascii="Arial" w:hAnsi="Arial" w:cs="Arial"/>
-          <w:sz w:val="20"/>
-          <w:szCs w:val="20"/>
-        </w:rPr>
-        <w:t>idempotency</w:t>
-      </w:r>
-      <w:proofErr w:type="spellEnd"/>
-      <w:r>
-        <w:rPr>
-          <w:rFonts w:ascii="Arial" w:hAnsi="Arial" w:cs="Arial"/>
-          <w:sz w:val="20"/>
-          <w:szCs w:val="20"/>
-        </w:rPr>
-        <w:t xml:space="preserve"> keys, DLQs, and replay tooling to protect downstream systems.</w:t>
+        </w:rPr>
+      </w:pPr>
+      <w:r>
+        <w:rPr>
+          <w:rFonts w:ascii="Arial" w:hAnsi="Arial" w:cs="Arial"/>
+          <w:sz w:val="20"/>
+        </w:rPr>
+        <w:t xml:space="preserve">Introduced </w:t>
+      </w:r>
+      <w:r>
+        <w:rPr>
+          <w:rStyle w:val="Strong"/>
+          <w:rFonts w:ascii="Arial" w:hAnsi="Arial" w:cs="Arial"/>
+          <w:sz w:val="20"/>
+        </w:rPr>
+        <w:t>PostgreSQL</w:t>
+      </w:r>
+      <w:r>
+        <w:rPr>
+          <w:rFonts w:ascii="Arial" w:hAnsi="Arial" w:cs="Arial"/>
+          <w:sz w:val="20"/>
+        </w:rPr>
+        <w:t xml:space="preserve"> for newer services where analytical querying and schema evolution benefits were needed, supporting migration planning and data validation.</w:t>
       </w:r>
     </w:p>
     <w:p>
@@ -2010,89 +3584,35 @@
         <w:pStyle w:val="NormalWeb"/>
         <w:numPr>
           <w:ilvl w:val="0"/>
-          <w:numId w:val="3"/>
+          <w:numId w:val="7"/>
         </w:numPr>
         <w:jc w:val="both"/>
         <w:rPr>
           <w:rFonts w:ascii="Arial" w:hAnsi="Arial" w:cs="Arial"/>
           <w:sz w:val="20"/>
-          <w:szCs w:val="20"/>
-        </w:rPr>
-      </w:pPr>
-      <w:r>
-        <w:rPr>
-          <w:rFonts w:ascii="Arial" w:hAnsi="Arial" w:cs="Arial"/>
-          <w:sz w:val="20"/>
-          <w:szCs w:val="20"/>
-        </w:rPr>
-        <w:t xml:space="preserve">Optimized high-throughput data processing using </w:t>
-      </w:r>
-      <w:proofErr w:type="spellStart"/>
-      <w:r>
-        <w:rPr>
-          <w:rStyle w:val="Strong"/>
-          <w:rFonts w:ascii="Arial" w:hAnsi="Arial" w:cs="Arial"/>
-          <w:sz w:val="20"/>
-          <w:szCs w:val="20"/>
-        </w:rPr>
-        <w:t>Redis</w:t>
-      </w:r>
-      <w:proofErr w:type="spellEnd"/>
-      <w:r>
-        <w:rPr>
-          <w:rStyle w:val="Strong"/>
-          <w:rFonts w:ascii="Arial" w:hAnsi="Arial" w:cs="Arial"/>
-          <w:sz w:val="20"/>
-          <w:szCs w:val="20"/>
-        </w:rPr>
-        <w:t xml:space="preserve"> (</w:t>
-      </w:r>
-      <w:proofErr w:type="spellStart"/>
-      <w:r>
-        <w:rPr>
-          <w:rStyle w:val="Strong"/>
-          <w:rFonts w:ascii="Arial" w:hAnsi="Arial" w:cs="Arial"/>
-          <w:sz w:val="20"/>
-          <w:szCs w:val="20"/>
-        </w:rPr>
-        <w:t>ElastiCache</w:t>
-      </w:r>
-      <w:proofErr w:type="spellEnd"/>
-      <w:r>
-        <w:rPr>
-          <w:rStyle w:val="Strong"/>
-          <w:rFonts w:ascii="Arial" w:hAnsi="Arial" w:cs="Arial"/>
-          <w:sz w:val="20"/>
-          <w:szCs w:val="20"/>
-        </w:rPr>
-        <w:t>)</w:t>
-      </w:r>
-      <w:r>
-        <w:rPr>
-          <w:rFonts w:ascii="Arial" w:hAnsi="Arial" w:cs="Arial"/>
-          <w:sz w:val="20"/>
-          <w:szCs w:val="20"/>
-        </w:rPr>
-        <w:t xml:space="preserve"> caching, payload shaping, and targeted </w:t>
-      </w:r>
-      <w:proofErr w:type="spellStart"/>
-      <w:r>
-        <w:rPr>
-          <w:rStyle w:val="Strong"/>
-          <w:rFonts w:ascii="Arial" w:hAnsi="Arial" w:cs="Arial"/>
-          <w:sz w:val="20"/>
-          <w:szCs w:val="20"/>
-        </w:rPr>
-        <w:t>PostgreSQL</w:t>
-      </w:r>
-      <w:proofErr w:type="spellEnd"/>
-      <w:r>
-        <w:rPr>
-          <w:rFonts w:ascii="Arial" w:hAnsi="Arial" w:cs="Arial"/>
-          <w:sz w:val="20"/>
-          <w:szCs w:val="20"/>
-        </w:rPr>
-        <w:t xml:space="preserve"> indexing to reduce p95 latency and stabilize performance under load.</w:t>
+        </w:rPr>
+      </w:pPr>
+      <w:r>
+        <w:rPr>
+          <w:rFonts w:ascii="Arial" w:hAnsi="Arial" w:cs="Arial"/>
+          <w:sz w:val="20"/>
+        </w:rPr>
+        <w:t xml:space="preserve">Adopted </w:t>
+      </w:r>
+      <w:r>
+        <w:rPr>
+          <w:rStyle w:val="Strong"/>
+          <w:rFonts w:ascii="Arial" w:hAnsi="Arial" w:cs="Arial"/>
+          <w:sz w:val="20"/>
+        </w:rPr>
+        <w:t>MongoDB</w:t>
+      </w:r>
+      <w:r>
+        <w:rPr>
+          <w:rFonts w:ascii="Arial" w:hAnsi="Arial" w:cs="Arial"/>
+          <w:sz w:val="20"/>
+        </w:rPr>
+        <w:t xml:space="preserve"> for document-centric workloads and rapid iteration, while keeping critical transactional flows in relational stores for correctness.</w:t>
       </w:r>
     </w:p>
     <w:p>
@@ -2100,94 +3620,35 @@
         <w:pStyle w:val="NormalWeb"/>
         <w:numPr>
           <w:ilvl w:val="0"/>
-          <w:numId w:val="3"/>
+          <w:numId w:val="7"/>
         </w:numPr>
         <w:jc w:val="both"/>
         <w:rPr>
           <w:rFonts w:ascii="Arial" w:hAnsi="Arial" w:cs="Arial"/>
           <w:sz w:val="20"/>
-          <w:szCs w:val="20"/>
-        </w:rPr>
-      </w:pPr>
-      <w:r>
-        <w:rPr>
-          <w:rFonts w:ascii="Arial" w:hAnsi="Arial" w:cs="Arial"/>
-          <w:sz w:val="20"/>
-          <w:szCs w:val="20"/>
-        </w:rPr>
-        <w:t xml:space="preserve">Deployed containerized workloads on </w:t>
-      </w:r>
-      <w:r>
-        <w:rPr>
-          <w:rStyle w:val="Strong"/>
-          <w:rFonts w:ascii="Arial" w:hAnsi="Arial" w:cs="Arial"/>
-          <w:sz w:val="20"/>
-          <w:szCs w:val="20"/>
-        </w:rPr>
-        <w:t>EKS/ECS</w:t>
-      </w:r>
-      <w:r>
-        <w:rPr>
-          <w:rFonts w:ascii="Arial" w:hAnsi="Arial" w:cs="Arial"/>
-          <w:sz w:val="20"/>
-          <w:szCs w:val="20"/>
-        </w:rPr>
-        <w:t xml:space="preserve"> using </w:t>
-      </w:r>
-      <w:proofErr w:type="spellStart"/>
-      <w:r>
-        <w:rPr>
-          <w:rStyle w:val="Strong"/>
-          <w:rFonts w:ascii="Arial" w:hAnsi="Arial" w:cs="Arial"/>
-          <w:sz w:val="20"/>
-          <w:szCs w:val="20"/>
-        </w:rPr>
-        <w:t>Docker</w:t>
-      </w:r>
-      <w:proofErr w:type="spellEnd"/>
-      <w:r>
-        <w:rPr>
-          <w:rFonts w:ascii="Arial" w:hAnsi="Arial" w:cs="Arial"/>
-          <w:sz w:val="20"/>
-          <w:szCs w:val="20"/>
-        </w:rPr>
-        <w:t xml:space="preserve">, Helm, and </w:t>
-      </w:r>
-      <w:r>
-        <w:rPr>
-          <w:rStyle w:val="Strong"/>
-          <w:rFonts w:ascii="Arial" w:hAnsi="Arial" w:cs="Arial"/>
-          <w:sz w:val="20"/>
-          <w:szCs w:val="20"/>
-        </w:rPr>
-        <w:t>Argo CD</w:t>
-      </w:r>
-      <w:r>
-        <w:rPr>
-          <w:rFonts w:ascii="Arial" w:hAnsi="Arial" w:cs="Arial"/>
-          <w:sz w:val="20"/>
-          <w:szCs w:val="20"/>
-        </w:rPr>
-        <w:t xml:space="preserve"> (</w:t>
-      </w:r>
-      <w:proofErr w:type="spellStart"/>
-      <w:r>
-        <w:rPr>
-          <w:rStyle w:val="Strong"/>
-          <w:rFonts w:ascii="Arial" w:hAnsi="Arial" w:cs="Arial"/>
-          <w:sz w:val="20"/>
-          <w:szCs w:val="20"/>
-        </w:rPr>
-        <w:t>GitOps</w:t>
-      </w:r>
-      <w:proofErr w:type="spellEnd"/>
-      <w:r>
-        <w:rPr>
-          <w:rFonts w:ascii="Arial" w:hAnsi="Arial" w:cs="Arial"/>
-          <w:sz w:val="20"/>
-          <w:szCs w:val="20"/>
-        </w:rPr>
-        <w:t>), enabling consistent rollouts with automated health checks and rollback hooks.</w:t>
+        </w:rPr>
+      </w:pPr>
+      <w:r>
+        <w:rPr>
+          <w:rFonts w:ascii="Arial" w:hAnsi="Arial" w:cs="Arial"/>
+          <w:sz w:val="20"/>
+        </w:rPr>
+        <w:t xml:space="preserve">Implemented caching patterns with </w:t>
+      </w:r>
+      <w:r>
+        <w:rPr>
+          <w:rStyle w:val="Strong"/>
+          <w:rFonts w:ascii="Arial" w:hAnsi="Arial" w:cs="Arial"/>
+          <w:sz w:val="20"/>
+        </w:rPr>
+        <w:t>Redis</w:t>
+      </w:r>
+      <w:r>
+        <w:rPr>
+          <w:rFonts w:ascii="Arial" w:hAnsi="Arial" w:cs="Arial"/>
+          <w:sz w:val="20"/>
+        </w:rPr>
+        <w:t xml:space="preserve"> to protect databases during peak traffic and reduce repeated computations in hot paths.</w:t>
       </w:r>
     </w:p>
     <w:p>
@@ -2195,95 +3656,35 @@
         <w:pStyle w:val="NormalWeb"/>
         <w:numPr>
           <w:ilvl w:val="0"/>
-          <w:numId w:val="3"/>
+          <w:numId w:val="7"/>
         </w:numPr>
         <w:jc w:val="both"/>
         <w:rPr>
           <w:rFonts w:ascii="Arial" w:hAnsi="Arial" w:cs="Arial"/>
           <w:sz w:val="20"/>
-          <w:szCs w:val="20"/>
-        </w:rPr>
-      </w:pPr>
-      <w:r>
-        <w:rPr>
-          <w:rFonts w:ascii="Arial" w:hAnsi="Arial" w:cs="Arial"/>
-          <w:sz w:val="20"/>
-          <w:szCs w:val="20"/>
-        </w:rPr>
-        <w:t xml:space="preserve">Automated infrastructure using </w:t>
-      </w:r>
-      <w:proofErr w:type="spellStart"/>
-      <w:r>
-        <w:rPr>
-          <w:rStyle w:val="Strong"/>
-          <w:rFonts w:ascii="Arial" w:hAnsi="Arial" w:cs="Arial"/>
-          <w:sz w:val="20"/>
-          <w:szCs w:val="20"/>
-        </w:rPr>
-        <w:t>Terraform</w:t>
-      </w:r>
-      <w:proofErr w:type="spellEnd"/>
-      <w:r>
-        <w:rPr>
-          <w:rFonts w:ascii="Arial" w:hAnsi="Arial" w:cs="Arial"/>
-          <w:sz w:val="20"/>
-          <w:szCs w:val="20"/>
-        </w:rPr>
-        <w:t xml:space="preserve"> and </w:t>
-      </w:r>
-      <w:proofErr w:type="spellStart"/>
-      <w:r>
-        <w:rPr>
-          <w:rStyle w:val="Strong"/>
-          <w:rFonts w:ascii="Arial" w:hAnsi="Arial" w:cs="Arial"/>
-          <w:sz w:val="20"/>
-          <w:szCs w:val="20"/>
-        </w:rPr>
-        <w:t>CloudFormation</w:t>
-      </w:r>
-      <w:proofErr w:type="spellEnd"/>
-      <w:r>
-        <w:rPr>
-          <w:rFonts w:ascii="Arial" w:hAnsi="Arial" w:cs="Arial"/>
-          <w:sz w:val="20"/>
-          <w:szCs w:val="20"/>
-        </w:rPr>
-        <w:t xml:space="preserve">, standardizing </w:t>
-      </w:r>
-      <w:r>
-        <w:rPr>
-          <w:rStyle w:val="Strong"/>
-          <w:rFonts w:ascii="Arial" w:hAnsi="Arial" w:cs="Arial"/>
-          <w:sz w:val="20"/>
-          <w:szCs w:val="20"/>
-        </w:rPr>
-        <w:t>IAM</w:t>
-      </w:r>
-      <w:r>
-        <w:rPr>
-          <w:rFonts w:ascii="Arial" w:hAnsi="Arial" w:cs="Arial"/>
-          <w:sz w:val="20"/>
-          <w:szCs w:val="20"/>
-        </w:rPr>
-        <w:t xml:space="preserve"> policies, secret boundaries, and environment baselines for </w:t>
-      </w:r>
-      <w:proofErr w:type="spellStart"/>
-      <w:r>
-        <w:rPr>
-          <w:rFonts w:ascii="Arial" w:hAnsi="Arial" w:cs="Arial"/>
-          <w:sz w:val="20"/>
-          <w:szCs w:val="20"/>
-        </w:rPr>
-        <w:t>dev</w:t>
-      </w:r>
-      <w:proofErr w:type="spellEnd"/>
-      <w:r>
-        <w:rPr>
-          <w:rFonts w:ascii="Arial" w:hAnsi="Arial" w:cs="Arial"/>
-          <w:sz w:val="20"/>
-          <w:szCs w:val="20"/>
-        </w:rPr>
-        <w:t>/stage/prod parity.</w:t>
+        </w:rPr>
+      </w:pPr>
+      <w:r>
+        <w:rPr>
+          <w:rFonts w:ascii="Arial" w:hAnsi="Arial" w:cs="Arial"/>
+          <w:sz w:val="20"/>
+        </w:rPr>
+        <w:t xml:space="preserve">Built asynchronous processing with </w:t>
+      </w:r>
+      <w:r>
+        <w:rPr>
+          <w:rStyle w:val="Strong"/>
+          <w:rFonts w:ascii="Arial" w:hAnsi="Arial" w:cs="Arial"/>
+          <w:sz w:val="20"/>
+        </w:rPr>
+        <w:t>RabbitMQ</w:t>
+      </w:r>
+      <w:r>
+        <w:rPr>
+          <w:rFonts w:ascii="Arial" w:hAnsi="Arial" w:cs="Arial"/>
+          <w:sz w:val="20"/>
+        </w:rPr>
+        <w:t xml:space="preserve"> and queue-based workers, improving responsiveness for long-running jobs and batch operations.</w:t>
       </w:r>
     </w:p>
     <w:p>
@@ -2291,129 +3692,35 @@
         <w:pStyle w:val="NormalWeb"/>
         <w:numPr>
           <w:ilvl w:val="0"/>
-          <w:numId w:val="3"/>
+          <w:numId w:val="7"/>
         </w:numPr>
         <w:jc w:val="both"/>
         <w:rPr>
           <w:rFonts w:ascii="Arial" w:hAnsi="Arial" w:cs="Arial"/>
           <w:sz w:val="20"/>
-          <w:szCs w:val="20"/>
-        </w:rPr>
-      </w:pPr>
-      <w:r>
-        <w:rPr>
-          <w:rFonts w:ascii="Arial" w:hAnsi="Arial" w:cs="Arial"/>
-          <w:sz w:val="20"/>
-          <w:szCs w:val="20"/>
-        </w:rPr>
-        <w:t xml:space="preserve">Shipped </w:t>
-      </w:r>
-      <w:proofErr w:type="spellStart"/>
-      <w:r>
-        <w:rPr>
-          <w:rFonts w:ascii="Arial" w:hAnsi="Arial" w:cs="Arial"/>
-          <w:sz w:val="20"/>
-          <w:szCs w:val="20"/>
-        </w:rPr>
-        <w:t>serverless</w:t>
-      </w:r>
-      <w:proofErr w:type="spellEnd"/>
-      <w:r>
-        <w:rPr>
-          <w:rFonts w:ascii="Arial" w:hAnsi="Arial" w:cs="Arial"/>
-          <w:sz w:val="20"/>
-          <w:szCs w:val="20"/>
-        </w:rPr>
-        <w:t xml:space="preserve"> components with </w:t>
-      </w:r>
-      <w:r>
-        <w:rPr>
-          <w:rStyle w:val="Strong"/>
-          <w:rFonts w:ascii="Arial" w:hAnsi="Arial" w:cs="Arial"/>
-          <w:sz w:val="20"/>
-          <w:szCs w:val="20"/>
-        </w:rPr>
-        <w:t>Lambda</w:t>
-      </w:r>
-      <w:r>
-        <w:rPr>
-          <w:rFonts w:ascii="Arial" w:hAnsi="Arial" w:cs="Arial"/>
-          <w:sz w:val="20"/>
-          <w:szCs w:val="20"/>
-        </w:rPr>
-        <w:t xml:space="preserve"> for </w:t>
-      </w:r>
-      <w:proofErr w:type="spellStart"/>
-      <w:r>
-        <w:rPr>
-          <w:rFonts w:ascii="Arial" w:hAnsi="Arial" w:cs="Arial"/>
-          <w:sz w:val="20"/>
-          <w:szCs w:val="20"/>
-        </w:rPr>
-        <w:t>bursty</w:t>
-      </w:r>
-      <w:proofErr w:type="spellEnd"/>
-      <w:r>
-        <w:rPr>
-          <w:rFonts w:ascii="Arial" w:hAnsi="Arial" w:cs="Arial"/>
-          <w:sz w:val="20"/>
-          <w:szCs w:val="20"/>
-        </w:rPr>
-        <w:t xml:space="preserve"> workloads (document parsing, embed generation, batch scoring), coordinating triggers via </w:t>
-      </w:r>
-      <w:proofErr w:type="spellStart"/>
-      <w:r>
-        <w:rPr>
-          <w:rStyle w:val="Strong"/>
-          <w:rFonts w:ascii="Arial" w:hAnsi="Arial" w:cs="Arial"/>
-          <w:sz w:val="20"/>
-          <w:szCs w:val="20"/>
-        </w:rPr>
-        <w:t>EventBridge</w:t>
-      </w:r>
-      <w:proofErr w:type="spellEnd"/>
-      <w:r>
-        <w:rPr>
-          <w:rFonts w:ascii="Arial" w:hAnsi="Arial" w:cs="Arial"/>
-          <w:sz w:val="20"/>
-          <w:szCs w:val="20"/>
-        </w:rPr>
-        <w:t xml:space="preserve"> and </w:t>
-      </w:r>
-      <w:proofErr w:type="spellStart"/>
-      <w:r>
-        <w:rPr>
-          <w:rFonts w:ascii="Arial" w:hAnsi="Arial" w:cs="Arial"/>
-          <w:sz w:val="20"/>
-          <w:szCs w:val="20"/>
-        </w:rPr>
-        <w:t>stateful</w:t>
-      </w:r>
-      <w:proofErr w:type="spellEnd"/>
-      <w:r>
-        <w:rPr>
-          <w:rFonts w:ascii="Arial" w:hAnsi="Arial" w:cs="Arial"/>
-          <w:sz w:val="20"/>
-          <w:szCs w:val="20"/>
-        </w:rPr>
-        <w:t xml:space="preserve"> flows via </w:t>
-      </w:r>
-      <w:r>
-        <w:rPr>
-          <w:rStyle w:val="Strong"/>
-          <w:rFonts w:ascii="Arial" w:hAnsi="Arial" w:cs="Arial"/>
-          <w:sz w:val="20"/>
-          <w:szCs w:val="20"/>
-        </w:rPr>
-        <w:t>Step Functions</w:t>
-      </w:r>
-      <w:r>
-        <w:rPr>
-          <w:rFonts w:ascii="Arial" w:hAnsi="Arial" w:cs="Arial"/>
-          <w:sz w:val="20"/>
-          <w:szCs w:val="20"/>
-        </w:rPr>
-        <w:t>.</w:t>
+        </w:rPr>
+      </w:pPr>
+      <w:r>
+        <w:rPr>
+          <w:rFonts w:ascii="Arial" w:hAnsi="Arial" w:cs="Arial"/>
+          <w:sz w:val="20"/>
+        </w:rPr>
+        <w:t xml:space="preserve">Implemented full-text and faceted search workflows by indexing content into </w:t>
+      </w:r>
+      <w:r>
+        <w:rPr>
+          <w:rStyle w:val="Strong"/>
+          <w:rFonts w:ascii="Arial" w:hAnsi="Arial" w:cs="Arial"/>
+          <w:sz w:val="20"/>
+        </w:rPr>
+        <w:t>Elasticsearch</w:t>
+      </w:r>
+      <w:r>
+        <w:rPr>
+          <w:rFonts w:ascii="Arial" w:hAnsi="Arial" w:cs="Arial"/>
+          <w:sz w:val="20"/>
+        </w:rPr>
+        <w:t>, enabling fast retrieval across large datasets.</w:t>
       </w:r>
     </w:p>
     <w:p>
@@ -2421,116 +3728,35 @@
         <w:pStyle w:val="NormalWeb"/>
         <w:numPr>
           <w:ilvl w:val="0"/>
-          <w:numId w:val="3"/>
+          <w:numId w:val="7"/>
         </w:numPr>
         <w:jc w:val="both"/>
         <w:rPr>
           <w:rFonts w:ascii="Arial" w:hAnsi="Arial" w:cs="Arial"/>
           <w:sz w:val="20"/>
-          <w:szCs w:val="20"/>
-        </w:rPr>
-      </w:pPr>
-      <w:r>
-        <w:rPr>
-          <w:rFonts w:ascii="Arial" w:hAnsi="Arial" w:cs="Arial"/>
-          <w:sz w:val="20"/>
-          <w:szCs w:val="20"/>
-        </w:rPr>
-        <w:t xml:space="preserve">Implemented </w:t>
-      </w:r>
-      <w:proofErr w:type="spellStart"/>
-      <w:r>
-        <w:rPr>
-          <w:rFonts w:ascii="Arial" w:hAnsi="Arial" w:cs="Arial"/>
-          <w:sz w:val="20"/>
-          <w:szCs w:val="20"/>
-        </w:rPr>
-        <w:t>observability</w:t>
-      </w:r>
-      <w:proofErr w:type="spellEnd"/>
-      <w:r>
-        <w:rPr>
-          <w:rFonts w:ascii="Arial" w:hAnsi="Arial" w:cs="Arial"/>
-          <w:sz w:val="20"/>
-          <w:szCs w:val="20"/>
-        </w:rPr>
-        <w:t xml:space="preserve"> with </w:t>
-      </w:r>
-      <w:proofErr w:type="spellStart"/>
-      <w:r>
-        <w:rPr>
-          <w:rStyle w:val="Strong"/>
-          <w:rFonts w:ascii="Arial" w:hAnsi="Arial" w:cs="Arial"/>
-          <w:sz w:val="20"/>
-          <w:szCs w:val="20"/>
-        </w:rPr>
-        <w:t>OpenTelemetry</w:t>
-      </w:r>
-      <w:proofErr w:type="spellEnd"/>
-      <w:r>
-        <w:rPr>
-          <w:rFonts w:ascii="Arial" w:hAnsi="Arial" w:cs="Arial"/>
-          <w:sz w:val="20"/>
-          <w:szCs w:val="20"/>
-        </w:rPr>
-        <w:t xml:space="preserve"> traces/metrics/logs and dashboards in </w:t>
-      </w:r>
-      <w:proofErr w:type="spellStart"/>
-      <w:r>
-        <w:rPr>
-          <w:rStyle w:val="Strong"/>
-          <w:rFonts w:ascii="Arial" w:hAnsi="Arial" w:cs="Arial"/>
-          <w:sz w:val="20"/>
-          <w:szCs w:val="20"/>
-        </w:rPr>
-        <w:t>Datadog</w:t>
-      </w:r>
-      <w:proofErr w:type="spellEnd"/>
-      <w:r>
-        <w:rPr>
-          <w:rFonts w:ascii="Arial" w:hAnsi="Arial" w:cs="Arial"/>
-          <w:sz w:val="20"/>
-          <w:szCs w:val="20"/>
-        </w:rPr>
-        <w:t xml:space="preserve">, </w:t>
-      </w:r>
-      <w:proofErr w:type="spellStart"/>
-      <w:r>
-        <w:rPr>
-          <w:rStyle w:val="Strong"/>
-          <w:rFonts w:ascii="Arial" w:hAnsi="Arial" w:cs="Arial"/>
-          <w:sz w:val="20"/>
-          <w:szCs w:val="20"/>
-        </w:rPr>
-        <w:t>Grafana</w:t>
-      </w:r>
-      <w:proofErr w:type="spellEnd"/>
-      <w:r>
-        <w:rPr>
-          <w:rFonts w:ascii="Arial" w:hAnsi="Arial" w:cs="Arial"/>
-          <w:sz w:val="20"/>
-          <w:szCs w:val="20"/>
-        </w:rPr>
-        <w:t xml:space="preserve">, and </w:t>
-      </w:r>
-      <w:proofErr w:type="spellStart"/>
-      <w:r>
-        <w:rPr>
-          <w:rStyle w:val="Strong"/>
-          <w:rFonts w:ascii="Arial" w:hAnsi="Arial" w:cs="Arial"/>
-          <w:sz w:val="20"/>
-          <w:szCs w:val="20"/>
-        </w:rPr>
-        <w:t>CloudWatch</w:t>
-      </w:r>
-      <w:proofErr w:type="spellEnd"/>
-      <w:r>
-        <w:rPr>
-          <w:rFonts w:ascii="Arial" w:hAnsi="Arial" w:cs="Arial"/>
-          <w:sz w:val="20"/>
-          <w:szCs w:val="20"/>
-        </w:rPr>
-        <w:t>, adding correlation IDs for end-to-end debugging across services and queues.</w:t>
+        </w:rPr>
+      </w:pPr>
+      <w:r>
+        <w:rPr>
+          <w:rFonts w:ascii="Arial" w:hAnsi="Arial" w:cs="Arial"/>
+          <w:sz w:val="20"/>
+        </w:rPr>
+        <w:t xml:space="preserve">Established baseline observability with structured logs shipped to </w:t>
+      </w:r>
+      <w:r>
+        <w:rPr>
+          <w:rStyle w:val="Strong"/>
+          <w:rFonts w:ascii="Arial" w:hAnsi="Arial" w:cs="Arial"/>
+          <w:sz w:val="20"/>
+        </w:rPr>
+        <w:t>ELK/EFK</w:t>
+      </w:r>
+      <w:r>
+        <w:rPr>
+          <w:rFonts w:ascii="Arial" w:hAnsi="Arial" w:cs="Arial"/>
+          <w:sz w:val="20"/>
+        </w:rPr>
+        <w:t>, plus operational alerts and runbooks for common failure modes.</w:t>
       </w:r>
     </w:p>
     <w:p>
@@ -2538,56 +3764,35 @@
         <w:pStyle w:val="NormalWeb"/>
         <w:numPr>
           <w:ilvl w:val="0"/>
-          <w:numId w:val="3"/>
+          <w:numId w:val="7"/>
         </w:numPr>
         <w:jc w:val="both"/>
         <w:rPr>
           <w:rFonts w:ascii="Arial" w:hAnsi="Arial" w:cs="Arial"/>
           <w:sz w:val="20"/>
-          <w:szCs w:val="20"/>
-        </w:rPr>
-      </w:pPr>
-      <w:r>
-        <w:rPr>
-          <w:rFonts w:ascii="Arial" w:hAnsi="Arial" w:cs="Arial"/>
-          <w:sz w:val="20"/>
-          <w:szCs w:val="20"/>
-        </w:rPr>
-        <w:t xml:space="preserve">Built drift and quality monitoring using custom metrics and alerts, exporting signals through </w:t>
-      </w:r>
-      <w:r>
-        <w:rPr>
-          <w:rStyle w:val="Strong"/>
-          <w:rFonts w:ascii="Arial" w:hAnsi="Arial" w:cs="Arial"/>
-          <w:sz w:val="20"/>
-          <w:szCs w:val="20"/>
-        </w:rPr>
-        <w:t>Prometheus</w:t>
-      </w:r>
-      <w:r>
-        <w:rPr>
-          <w:rFonts w:ascii="Arial" w:hAnsi="Arial" w:cs="Arial"/>
-          <w:sz w:val="20"/>
-          <w:szCs w:val="20"/>
-        </w:rPr>
-        <w:t xml:space="preserve">-style counters and structured logs into </w:t>
-      </w:r>
-      <w:r>
-        <w:rPr>
-          <w:rStyle w:val="Strong"/>
-          <w:rFonts w:ascii="Arial" w:hAnsi="Arial" w:cs="Arial"/>
-          <w:sz w:val="20"/>
-          <w:szCs w:val="20"/>
-        </w:rPr>
-        <w:t>ELK/EFK</w:t>
-      </w:r>
-      <w:r>
-        <w:rPr>
-          <w:rFonts w:ascii="Arial" w:hAnsi="Arial" w:cs="Arial"/>
-          <w:sz w:val="20"/>
-          <w:szCs w:val="20"/>
-        </w:rPr>
-        <w:t xml:space="preserve"> for triage and incident analysis.</w:t>
+        </w:rPr>
+      </w:pPr>
+      <w:r>
+        <w:rPr>
+          <w:rFonts w:ascii="Arial" w:hAnsi="Arial" w:cs="Arial"/>
+          <w:sz w:val="20"/>
+        </w:rPr>
+        <w:t xml:space="preserve">Improved delivery reliability via early CI automation in </w:t>
+      </w:r>
+      <w:r>
+        <w:rPr>
+          <w:rStyle w:val="Strong"/>
+          <w:rFonts w:ascii="Arial" w:hAnsi="Arial" w:cs="Arial"/>
+          <w:sz w:val="20"/>
+        </w:rPr>
+        <w:t>Jenkins</w:t>
+      </w:r>
+      <w:r>
+        <w:rPr>
+          <w:rFonts w:ascii="Arial" w:hAnsi="Arial" w:cs="Arial"/>
+          <w:sz w:val="20"/>
+        </w:rPr>
+        <w:t>, introducing repeatable builds, test gates, and safer deployments.</w:t>
       </w:r>
     </w:p>
     <w:p>
@@ -2595,102 +3800,27 @@
         <w:pStyle w:val="NormalWeb"/>
         <w:numPr>
           <w:ilvl w:val="0"/>
-          <w:numId w:val="3"/>
+          <w:numId w:val="7"/>
         </w:numPr>
         <w:jc w:val="both"/>
         <w:rPr>
           <w:rFonts w:ascii="Arial" w:hAnsi="Arial" w:cs="Arial"/>
           <w:sz w:val="20"/>
-          <w:szCs w:val="20"/>
-        </w:rPr>
-      </w:pPr>
-      <w:r>
-        <w:rPr>
-          <w:rFonts w:ascii="Arial" w:hAnsi="Arial" w:cs="Arial"/>
-          <w:sz w:val="20"/>
-          <w:szCs w:val="20"/>
-        </w:rPr>
-        <w:t xml:space="preserve">Hardened security with </w:t>
-      </w:r>
-      <w:r>
-        <w:rPr>
-          <w:rStyle w:val="Strong"/>
-          <w:rFonts w:ascii="Arial" w:hAnsi="Arial" w:cs="Arial"/>
-          <w:sz w:val="20"/>
-          <w:szCs w:val="20"/>
-        </w:rPr>
-        <w:t>OAuth2/OIDC</w:t>
-      </w:r>
-      <w:r>
-        <w:rPr>
-          <w:rFonts w:ascii="Arial" w:hAnsi="Arial" w:cs="Arial"/>
-          <w:sz w:val="20"/>
-          <w:szCs w:val="20"/>
-        </w:rPr>
-        <w:t xml:space="preserve"> integrations using </w:t>
-      </w:r>
-      <w:proofErr w:type="spellStart"/>
-      <w:r>
-        <w:rPr>
-          <w:rStyle w:val="Strong"/>
-          <w:rFonts w:ascii="Arial" w:hAnsi="Arial" w:cs="Arial"/>
-          <w:sz w:val="20"/>
-          <w:szCs w:val="20"/>
-        </w:rPr>
-        <w:t>Okta</w:t>
-      </w:r>
-      <w:proofErr w:type="spellEnd"/>
-      <w:r>
-        <w:rPr>
-          <w:rStyle w:val="Strong"/>
-          <w:rFonts w:ascii="Arial" w:hAnsi="Arial" w:cs="Arial"/>
-          <w:sz w:val="20"/>
-          <w:szCs w:val="20"/>
-        </w:rPr>
-        <w:t>/Auth0</w:t>
-      </w:r>
-      <w:r>
-        <w:rPr>
-          <w:rFonts w:ascii="Arial" w:hAnsi="Arial" w:cs="Arial"/>
-          <w:sz w:val="20"/>
-          <w:szCs w:val="20"/>
-        </w:rPr>
-        <w:t xml:space="preserve"> and </w:t>
-      </w:r>
-      <w:r>
-        <w:rPr>
-          <w:rStyle w:val="Strong"/>
-          <w:rFonts w:ascii="Arial" w:hAnsi="Arial" w:cs="Arial"/>
-          <w:sz w:val="20"/>
-          <w:szCs w:val="20"/>
-        </w:rPr>
-        <w:t xml:space="preserve">AWS </w:t>
-      </w:r>
-      <w:proofErr w:type="spellStart"/>
-      <w:r>
-        <w:rPr>
-          <w:rStyle w:val="Strong"/>
-          <w:rFonts w:ascii="Arial" w:hAnsi="Arial" w:cs="Arial"/>
-          <w:sz w:val="20"/>
-          <w:szCs w:val="20"/>
-        </w:rPr>
-        <w:t>Cognito</w:t>
-      </w:r>
-      <w:proofErr w:type="spellEnd"/>
-      <w:r>
-        <w:rPr>
-          <w:rFonts w:ascii="Arial" w:hAnsi="Arial" w:cs="Arial"/>
-          <w:sz w:val="20"/>
-          <w:szCs w:val="20"/>
-        </w:rPr>
-        <w:t xml:space="preserve">, enforcing </w:t>
-      </w:r>
-      <w:r>
-        <w:rPr>
-          <w:rStyle w:val="Strong"/>
-          <w:rFonts w:ascii="Arial" w:hAnsi="Arial" w:cs="Arial"/>
-          <w:sz w:val="20"/>
-          <w:szCs w:val="20"/>
+        </w:rPr>
+      </w:pPr>
+      <w:r>
+        <w:rPr>
+          <w:rFonts w:ascii="Arial" w:hAnsi="Arial" w:cs="Arial"/>
+          <w:sz w:val="20"/>
+        </w:rPr>
+        <w:lastRenderedPageBreak/>
+        <w:t xml:space="preserve">Contributed to security hardening with token-based auth using </w:t>
+      </w:r>
+      <w:r>
+        <w:rPr>
+          <w:rStyle w:val="Strong"/>
+          <w:rFonts w:ascii="Arial" w:hAnsi="Arial" w:cs="Arial"/>
+          <w:sz w:val="20"/>
         </w:rPr>
         <w:t>JWT</w:t>
       </w:r>
@@ -2698,56 +3828,29 @@
         <w:rPr>
           <w:rFonts w:ascii="Arial" w:hAnsi="Arial" w:cs="Arial"/>
           <w:sz w:val="20"/>
-          <w:szCs w:val="20"/>
-        </w:rPr>
-        <w:t xml:space="preserve"> validation, scoped access, and </w:t>
-      </w:r>
-      <w:r>
-        <w:rPr>
-          <w:rStyle w:val="Strong"/>
-          <w:rFonts w:ascii="Arial" w:hAnsi="Arial" w:cs="Arial"/>
-          <w:sz w:val="20"/>
-          <w:szCs w:val="20"/>
-        </w:rPr>
-        <w:t>RBAC/ABAC</w:t>
-      </w:r>
-      <w:r>
-        <w:rPr>
-          <w:rFonts w:ascii="Arial" w:hAnsi="Arial" w:cs="Arial"/>
-          <w:sz w:val="20"/>
-          <w:szCs w:val="20"/>
-        </w:rPr>
-        <w:t xml:space="preserve"> at API and service layers.</w:t>
-      </w:r>
-    </w:p>
-    <w:p>
-      <w:pPr>
-        <w:pStyle w:val="NormalWeb"/>
-        <w:numPr>
-          <w:ilvl w:val="0"/>
-          <w:numId w:val="3"/>
-        </w:numPr>
-        <w:jc w:val="both"/>
-        <w:rPr>
-          <w:rFonts w:ascii="Arial" w:hAnsi="Arial" w:cs="Arial"/>
-          <w:sz w:val="20"/>
-          <w:szCs w:val="20"/>
-        </w:rPr>
-      </w:pPr>
-      <w:r>
-        <w:rPr>
-          <w:rFonts w:ascii="Arial" w:hAnsi="Arial" w:cs="Arial"/>
-          <w:sz w:val="20"/>
-          <w:szCs w:val="20"/>
-        </w:rPr>
-        <w:t xml:space="preserve">Added platform safeguards—rate limiting, request validation, and </w:t>
-      </w:r>
-      <w:r>
-        <w:rPr>
-          <w:rStyle w:val="Strong"/>
-          <w:rFonts w:ascii="Arial" w:hAnsi="Arial" w:cs="Arial"/>
-          <w:sz w:val="20"/>
-          <w:szCs w:val="20"/>
+        </w:rPr>
+        <w:t xml:space="preserve">, basic </w:t>
+      </w:r>
+      <w:r>
+        <w:rPr>
+          <w:rStyle w:val="Strong"/>
+          <w:rFonts w:ascii="Arial" w:hAnsi="Arial" w:cs="Arial"/>
+          <w:sz w:val="20"/>
+        </w:rPr>
+        <w:t>RBAC</w:t>
+      </w:r>
+      <w:r>
+        <w:rPr>
+          <w:rFonts w:ascii="Arial" w:hAnsi="Arial" w:cs="Arial"/>
+          <w:sz w:val="20"/>
+        </w:rPr>
+        <w:t xml:space="preserve"> rules, rate limiting, and durable </w:t>
+      </w:r>
+      <w:r>
+        <w:rPr>
+          <w:rStyle w:val="Strong"/>
+          <w:rFonts w:ascii="Arial" w:hAnsi="Arial" w:cs="Arial"/>
+          <w:sz w:val="20"/>
         </w:rPr>
         <w:t>audit logging</w:t>
       </w:r>
@@ -2755,211 +3858,26 @@
         <w:rPr>
           <w:rFonts w:ascii="Arial" w:hAnsi="Arial" w:cs="Arial"/>
           <w:sz w:val="20"/>
-          <w:szCs w:val="20"/>
-        </w:rPr>
-        <w:t>—to meet enterprise compliance expectations while keeping developer workflows fast.</w:t>
-      </w:r>
-    </w:p>
-    <w:p>
-      <w:pPr>
-        <w:pStyle w:val="NormalWeb"/>
-        <w:numPr>
-          <w:ilvl w:val="0"/>
-          <w:numId w:val="3"/>
-        </w:numPr>
-        <w:jc w:val="both"/>
-        <w:rPr>
-          <w:rFonts w:ascii="Arial" w:hAnsi="Arial" w:cs="Arial"/>
-          <w:sz w:val="20"/>
-          <w:szCs w:val="20"/>
-        </w:rPr>
-      </w:pPr>
-      <w:r>
-        <w:rPr>
-          <w:rFonts w:ascii="Arial" w:hAnsi="Arial" w:cs="Arial"/>
-          <w:sz w:val="20"/>
-          <w:szCs w:val="20"/>
-        </w:rPr>
-        <w:t xml:space="preserve">Integrated analytics exports into </w:t>
-      </w:r>
-      <w:r>
-        <w:rPr>
-          <w:rStyle w:val="Strong"/>
-          <w:rFonts w:ascii="Arial" w:hAnsi="Arial" w:cs="Arial"/>
-          <w:sz w:val="20"/>
-          <w:szCs w:val="20"/>
-        </w:rPr>
-        <w:t>Redshift</w:t>
-      </w:r>
-      <w:r>
-        <w:rPr>
-          <w:rFonts w:ascii="Arial" w:hAnsi="Arial" w:cs="Arial"/>
-          <w:sz w:val="20"/>
-          <w:szCs w:val="20"/>
-        </w:rPr>
-        <w:t xml:space="preserve"> and </w:t>
-      </w:r>
-      <w:proofErr w:type="spellStart"/>
-      <w:r>
-        <w:rPr>
-          <w:rStyle w:val="Strong"/>
-          <w:rFonts w:ascii="Arial" w:hAnsi="Arial" w:cs="Arial"/>
-          <w:sz w:val="20"/>
-          <w:szCs w:val="20"/>
-        </w:rPr>
-        <w:t>BigQuery</w:t>
-      </w:r>
-      <w:proofErr w:type="spellEnd"/>
-      <w:r>
-        <w:rPr>
-          <w:rFonts w:ascii="Arial" w:hAnsi="Arial" w:cs="Arial"/>
-          <w:sz w:val="20"/>
-          <w:szCs w:val="20"/>
-        </w:rPr>
-        <w:t xml:space="preserve"> via event pipelines, enabling reliable product telemetry and measurable model impact reporting.</w:t>
-      </w:r>
-    </w:p>
-    <w:p>
-      <w:pPr>
-        <w:pStyle w:val="NormalWeb"/>
-        <w:numPr>
-          <w:ilvl w:val="0"/>
-          <w:numId w:val="3"/>
-        </w:numPr>
-        <w:jc w:val="both"/>
-        <w:rPr>
-          <w:rFonts w:ascii="Arial" w:hAnsi="Arial" w:cs="Arial"/>
-          <w:sz w:val="20"/>
-          <w:szCs w:val="20"/>
-        </w:rPr>
-      </w:pPr>
-      <w:r>
-        <w:rPr>
-          <w:rFonts w:ascii="Arial" w:hAnsi="Arial" w:cs="Arial"/>
-          <w:sz w:val="20"/>
-          <w:szCs w:val="20"/>
-        </w:rPr>
-        <w:lastRenderedPageBreak/>
-        <w:t xml:space="preserve">Built CI/CD pipelines in </w:t>
-      </w:r>
-      <w:proofErr w:type="spellStart"/>
-      <w:r>
-        <w:rPr>
-          <w:rStyle w:val="Strong"/>
-          <w:rFonts w:ascii="Arial" w:hAnsi="Arial" w:cs="Arial"/>
-          <w:sz w:val="20"/>
-          <w:szCs w:val="20"/>
-        </w:rPr>
-        <w:t>GitHub</w:t>
-      </w:r>
-      <w:proofErr w:type="spellEnd"/>
-      <w:r>
-        <w:rPr>
-          <w:rStyle w:val="Strong"/>
-          <w:rFonts w:ascii="Arial" w:hAnsi="Arial" w:cs="Arial"/>
-          <w:sz w:val="20"/>
-          <w:szCs w:val="20"/>
-        </w:rPr>
-        <w:t xml:space="preserve"> Actions</w:t>
-      </w:r>
-      <w:r>
-        <w:rPr>
-          <w:rFonts w:ascii="Arial" w:hAnsi="Arial" w:cs="Arial"/>
-          <w:sz w:val="20"/>
-          <w:szCs w:val="20"/>
-        </w:rPr>
-        <w:t xml:space="preserve">, </w:t>
-      </w:r>
-      <w:proofErr w:type="spellStart"/>
-      <w:r>
-        <w:rPr>
-          <w:rStyle w:val="Strong"/>
-          <w:rFonts w:ascii="Arial" w:hAnsi="Arial" w:cs="Arial"/>
-          <w:sz w:val="20"/>
-          <w:szCs w:val="20"/>
-        </w:rPr>
-        <w:t>GitLab</w:t>
-      </w:r>
-      <w:proofErr w:type="spellEnd"/>
-      <w:r>
-        <w:rPr>
-          <w:rStyle w:val="Strong"/>
-          <w:rFonts w:ascii="Arial" w:hAnsi="Arial" w:cs="Arial"/>
-          <w:sz w:val="20"/>
-          <w:szCs w:val="20"/>
-        </w:rPr>
-        <w:t xml:space="preserve"> CI</w:t>
-      </w:r>
-      <w:r>
-        <w:rPr>
-          <w:rFonts w:ascii="Arial" w:hAnsi="Arial" w:cs="Arial"/>
-          <w:sz w:val="20"/>
-          <w:szCs w:val="20"/>
-        </w:rPr>
-        <w:t xml:space="preserve">, and </w:t>
-      </w:r>
-      <w:r>
-        <w:rPr>
-          <w:rStyle w:val="Strong"/>
-          <w:rFonts w:ascii="Arial" w:hAnsi="Arial" w:cs="Arial"/>
-          <w:sz w:val="20"/>
-          <w:szCs w:val="20"/>
-        </w:rPr>
-        <w:t>Jenkins</w:t>
-      </w:r>
-      <w:r>
-        <w:rPr>
-          <w:rFonts w:ascii="Arial" w:hAnsi="Arial" w:cs="Arial"/>
-          <w:sz w:val="20"/>
-          <w:szCs w:val="20"/>
-        </w:rPr>
-        <w:t xml:space="preserve"> for tests, container publishing, and progressive deployments, reducing deployment risk and improving lead time.</w:t>
-      </w:r>
-    </w:p>
-    <w:p>
-      <w:pPr>
-        <w:pStyle w:val="NormalWeb"/>
-        <w:numPr>
-          <w:ilvl w:val="0"/>
-          <w:numId w:val="3"/>
-        </w:numPr>
-        <w:jc w:val="both"/>
-      </w:pPr>
-      <w:r>
-        <w:rPr>
-          <w:rFonts w:ascii="Arial" w:hAnsi="Arial" w:cs="Arial"/>
-          <w:sz w:val="20"/>
-          <w:szCs w:val="20"/>
-        </w:rPr>
-        <w:t xml:space="preserve">Established contract and regression testing with </w:t>
-      </w:r>
-      <w:r>
-        <w:rPr>
-          <w:rStyle w:val="Strong"/>
-          <w:rFonts w:ascii="Arial" w:hAnsi="Arial" w:cs="Arial"/>
-          <w:sz w:val="20"/>
-          <w:szCs w:val="20"/>
-        </w:rPr>
-        <w:t>Mocha/Chai</w:t>
-      </w:r>
-      <w:r>
-        <w:rPr>
-          <w:rFonts w:ascii="Arial" w:hAnsi="Arial" w:cs="Arial"/>
-          <w:sz w:val="20"/>
-          <w:szCs w:val="20"/>
-        </w:rPr>
-        <w:t>, Pact-style API checks, and smoke journeys (Playwright/Cypress where UI flows existed), improving release confidence for AI changes.</w:t>
+        </w:rPr>
+        <w:t xml:space="preserve"> for sensitive workflows.</w:t>
       </w:r>
     </w:p>
     <w:p>
       <w:pPr>
         <w:pBdr>
-          <w:bottom w:val="dashed" w:sz="4" w:space="0" w:color="CFD2CD"/>
+          <w:bottom w:val="single" w:sz="6" w:space="0" w:color="111111"/>
         </w:pBdr>
-        <w:spacing w:after="120"/>
-      </w:pPr>
-      <w:r>
-        <w:t xml:space="preserve"> </w:t>
+        <w:spacing w:before="120" w:after="80"/>
+      </w:pPr>
+      <w:r>
+        <w:rPr>
+          <w:b/>
+          <w:bCs/>
+          <w:color w:val="111111"/>
+          <w:sz w:val="24"/>
+          <w:szCs w:val="24"/>
+        </w:rPr>
+        <w:t>EDUCATION</w:t>
       </w:r>
     </w:p>
     <w:p>
@@ -2969,14 +3887,13 @@
           <w:b/>
           <w:bCs/>
           <w:color w:val="111111"/>
-          <w:sz w:val="23"/>
-          <w:szCs w:val="23"/>
-        </w:rPr>
-        <w:t>Full Stack Engineer</w:t>
-      </w:r>
-    </w:p>
-    <w:p>
-      <w:proofErr w:type="spellStart"/>
+          <w:sz w:val="22"/>
+          <w:szCs w:val="22"/>
+        </w:rPr>
+        <w:t>Bachelor’s degree in Computer Science</w:t>
+      </w:r>
+    </w:p>
+    <w:p>
       <w:r>
         <w:rPr>
           <w:rFonts w:ascii="Arial" w:eastAsia="Arial" w:hAnsi="Arial" w:cs="Arial"/>
@@ -2986,1518 +3903,6 @@
           <w:sz w:val="21"/>
           <w:szCs w:val="21"/>
         </w:rPr>
-        <w:t>Webiz</w:t>
-      </w:r>
-      <w:proofErr w:type="spellEnd"/>
-      <w:r>
-        <w:rPr>
-          <w:rFonts w:ascii="Arial" w:eastAsia="Arial" w:hAnsi="Arial" w:cs="Arial"/>
-          <w:b/>
-          <w:bCs/>
-          <w:color w:val="6F8F6B"/>
-          <w:sz w:val="21"/>
-          <w:szCs w:val="21"/>
-        </w:rPr>
-        <w:t xml:space="preserve"> Digital</w:t>
-      </w:r>
-    </w:p>
-    <w:p>
-      <w:r>
-        <w:rPr>
-          <w:rFonts w:ascii="Arial" w:eastAsia="Arial" w:hAnsi="Arial" w:cs="Arial"/>
-          <w:color w:val="4B5563"/>
-          <w:sz w:val="19"/>
-          <w:szCs w:val="19"/>
-        </w:rPr>
-        <w:t>July 2017 - January 2020</w:t>
-      </w:r>
-    </w:p>
-    <w:p>
-      <w:pPr>
-        <w:pStyle w:val="NormalWeb"/>
-        <w:numPr>
-          <w:ilvl w:val="0"/>
-          <w:numId w:val="5"/>
-        </w:numPr>
-        <w:jc w:val="both"/>
-        <w:rPr>
-          <w:rFonts w:ascii="Arial" w:hAnsi="Arial" w:cs="Arial"/>
-          <w:sz w:val="20"/>
-          <w:szCs w:val="20"/>
-        </w:rPr>
-      </w:pPr>
-      <w:r>
-        <w:rPr>
-          <w:rFonts w:ascii="Arial" w:hAnsi="Arial" w:cs="Arial"/>
-          <w:sz w:val="20"/>
-          <w:szCs w:val="20"/>
-        </w:rPr>
-        <w:t xml:space="preserve">Developed </w:t>
-      </w:r>
-      <w:r>
-        <w:rPr>
-          <w:rStyle w:val="Strong"/>
-          <w:rFonts w:ascii="Arial" w:hAnsi="Arial" w:cs="Arial"/>
-          <w:sz w:val="20"/>
-          <w:szCs w:val="20"/>
-        </w:rPr>
-        <w:t>Python</w:t>
-      </w:r>
-      <w:r>
-        <w:rPr>
-          <w:rFonts w:ascii="Arial" w:hAnsi="Arial" w:cs="Arial"/>
-          <w:sz w:val="20"/>
-          <w:szCs w:val="20"/>
-        </w:rPr>
-        <w:t xml:space="preserve"> backend services for analytics and data-centric features, designing clean </w:t>
-      </w:r>
-      <w:r>
-        <w:rPr>
-          <w:rStyle w:val="Strong"/>
-          <w:rFonts w:ascii="Arial" w:hAnsi="Arial" w:cs="Arial"/>
-          <w:sz w:val="20"/>
-          <w:szCs w:val="20"/>
-        </w:rPr>
-        <w:t>REST</w:t>
-      </w:r>
-      <w:r>
-        <w:rPr>
-          <w:rFonts w:ascii="Arial" w:hAnsi="Arial" w:cs="Arial"/>
-          <w:sz w:val="20"/>
-          <w:szCs w:val="20"/>
-        </w:rPr>
-        <w:t xml:space="preserve"> APIs and background workers for compute-heavy tasks.</w:t>
-      </w:r>
-    </w:p>
-    <w:p>
-      <w:pPr>
-        <w:pStyle w:val="NormalWeb"/>
-        <w:numPr>
-          <w:ilvl w:val="0"/>
-          <w:numId w:val="5"/>
-        </w:numPr>
-        <w:jc w:val="both"/>
-        <w:rPr>
-          <w:rFonts w:ascii="Arial" w:hAnsi="Arial" w:cs="Arial"/>
-          <w:sz w:val="20"/>
-          <w:szCs w:val="20"/>
-        </w:rPr>
-      </w:pPr>
-      <w:r>
-        <w:rPr>
-          <w:rFonts w:ascii="Arial" w:hAnsi="Arial" w:cs="Arial"/>
-          <w:sz w:val="20"/>
-          <w:szCs w:val="20"/>
-        </w:rPr>
-        <w:t xml:space="preserve">Built ingestion and preprocessing pipelines backed by </w:t>
-      </w:r>
-      <w:proofErr w:type="spellStart"/>
-      <w:r>
-        <w:rPr>
-          <w:rStyle w:val="Strong"/>
-          <w:rFonts w:ascii="Arial" w:hAnsi="Arial" w:cs="Arial"/>
-          <w:sz w:val="20"/>
-          <w:szCs w:val="20"/>
-        </w:rPr>
-        <w:t>PostgreSQL</w:t>
-      </w:r>
-      <w:proofErr w:type="spellEnd"/>
-      <w:r>
-        <w:rPr>
-          <w:rFonts w:ascii="Arial" w:hAnsi="Arial" w:cs="Arial"/>
-          <w:sz w:val="20"/>
-          <w:szCs w:val="20"/>
-        </w:rPr>
-        <w:t xml:space="preserve">, </w:t>
-      </w:r>
-      <w:r>
-        <w:rPr>
-          <w:rStyle w:val="Strong"/>
-          <w:rFonts w:ascii="Arial" w:hAnsi="Arial" w:cs="Arial"/>
-          <w:sz w:val="20"/>
-          <w:szCs w:val="20"/>
-        </w:rPr>
-        <w:t>MySQL</w:t>
-      </w:r>
-      <w:r>
-        <w:rPr>
-          <w:rFonts w:ascii="Arial" w:hAnsi="Arial" w:cs="Arial"/>
-          <w:sz w:val="20"/>
-          <w:szCs w:val="20"/>
-        </w:rPr>
-        <w:t xml:space="preserve">, and </w:t>
-      </w:r>
-      <w:r>
-        <w:rPr>
-          <w:rStyle w:val="Strong"/>
-          <w:rFonts w:ascii="Arial" w:hAnsi="Arial" w:cs="Arial"/>
-          <w:sz w:val="20"/>
-          <w:szCs w:val="20"/>
-        </w:rPr>
-        <w:t>SQL Server</w:t>
-      </w:r>
-      <w:r>
-        <w:rPr>
-          <w:rFonts w:ascii="Arial" w:hAnsi="Arial" w:cs="Arial"/>
-          <w:sz w:val="20"/>
-          <w:szCs w:val="20"/>
-        </w:rPr>
-        <w:t>, shaping datasets for feature extraction and downstream modeling experiments.</w:t>
-      </w:r>
-    </w:p>
-    <w:p>
-      <w:pPr>
-        <w:pStyle w:val="NormalWeb"/>
-        <w:numPr>
-          <w:ilvl w:val="0"/>
-          <w:numId w:val="5"/>
-        </w:numPr>
-        <w:jc w:val="both"/>
-        <w:rPr>
-          <w:rFonts w:ascii="Arial" w:hAnsi="Arial" w:cs="Arial"/>
-          <w:sz w:val="20"/>
-          <w:szCs w:val="20"/>
-        </w:rPr>
-      </w:pPr>
-      <w:r>
-        <w:rPr>
-          <w:rFonts w:ascii="Arial" w:hAnsi="Arial" w:cs="Arial"/>
-          <w:sz w:val="20"/>
-          <w:szCs w:val="20"/>
-        </w:rPr>
-        <w:t xml:space="preserve">Implemented caching and request coalescing using </w:t>
-      </w:r>
-      <w:proofErr w:type="spellStart"/>
-      <w:proofErr w:type="gramStart"/>
-      <w:r>
-        <w:rPr>
-          <w:rStyle w:val="Strong"/>
-          <w:rFonts w:ascii="Arial" w:hAnsi="Arial" w:cs="Arial"/>
-          <w:sz w:val="20"/>
-          <w:szCs w:val="20"/>
-        </w:rPr>
-        <w:t>Redis</w:t>
-      </w:r>
-      <w:proofErr w:type="spellEnd"/>
-      <w:proofErr w:type="gramEnd"/>
-      <w:r>
-        <w:rPr>
-          <w:rFonts w:ascii="Arial" w:hAnsi="Arial" w:cs="Arial"/>
-          <w:sz w:val="20"/>
-          <w:szCs w:val="20"/>
-        </w:rPr>
-        <w:t xml:space="preserve"> to reduce database load and stabilize response times during traffic spikes.</w:t>
-      </w:r>
-    </w:p>
-    <w:p>
-      <w:pPr>
-        <w:pStyle w:val="NormalWeb"/>
-        <w:numPr>
-          <w:ilvl w:val="0"/>
-          <w:numId w:val="5"/>
-        </w:numPr>
-        <w:jc w:val="both"/>
-        <w:rPr>
-          <w:rFonts w:ascii="Arial" w:hAnsi="Arial" w:cs="Arial"/>
-          <w:sz w:val="20"/>
-          <w:szCs w:val="20"/>
-        </w:rPr>
-      </w:pPr>
-      <w:r>
-        <w:rPr>
-          <w:rFonts w:ascii="Arial" w:hAnsi="Arial" w:cs="Arial"/>
-          <w:sz w:val="20"/>
-          <w:szCs w:val="20"/>
-        </w:rPr>
-        <w:t xml:space="preserve">Introduced search-driven user experiences by indexing content into </w:t>
-      </w:r>
-      <w:proofErr w:type="spellStart"/>
-      <w:r>
-        <w:rPr>
-          <w:rStyle w:val="Strong"/>
-          <w:rFonts w:ascii="Arial" w:hAnsi="Arial" w:cs="Arial"/>
-          <w:sz w:val="20"/>
-          <w:szCs w:val="20"/>
-        </w:rPr>
-        <w:t>Elasticsearch</w:t>
-      </w:r>
-      <w:proofErr w:type="spellEnd"/>
-      <w:r>
-        <w:rPr>
-          <w:rFonts w:ascii="Arial" w:hAnsi="Arial" w:cs="Arial"/>
-          <w:sz w:val="20"/>
-          <w:szCs w:val="20"/>
-        </w:rPr>
-        <w:t xml:space="preserve"> and later validating parity patterns with </w:t>
-      </w:r>
-      <w:r>
-        <w:rPr>
-          <w:rStyle w:val="Strong"/>
-          <w:rFonts w:ascii="Arial" w:hAnsi="Arial" w:cs="Arial"/>
-          <w:sz w:val="20"/>
-          <w:szCs w:val="20"/>
-        </w:rPr>
-        <w:t>OpenSearch</w:t>
-      </w:r>
-      <w:r>
-        <w:rPr>
-          <w:rFonts w:ascii="Arial" w:hAnsi="Arial" w:cs="Arial"/>
-          <w:sz w:val="20"/>
-          <w:szCs w:val="20"/>
-        </w:rPr>
-        <w:t>, improving filter performance and relevance.</w:t>
-      </w:r>
-    </w:p>
-    <w:p>
-      <w:pPr>
-        <w:pStyle w:val="NormalWeb"/>
-        <w:numPr>
-          <w:ilvl w:val="0"/>
-          <w:numId w:val="5"/>
-        </w:numPr>
-        <w:jc w:val="both"/>
-        <w:rPr>
-          <w:rFonts w:ascii="Arial" w:hAnsi="Arial" w:cs="Arial"/>
-          <w:sz w:val="20"/>
-          <w:szCs w:val="20"/>
-        </w:rPr>
-      </w:pPr>
-      <w:r>
-        <w:rPr>
-          <w:rFonts w:ascii="Arial" w:hAnsi="Arial" w:cs="Arial"/>
-          <w:sz w:val="20"/>
-          <w:szCs w:val="20"/>
-        </w:rPr>
-        <w:t xml:space="preserve">Implemented job orchestration patterns using </w:t>
-      </w:r>
-      <w:proofErr w:type="spellStart"/>
-      <w:r>
-        <w:rPr>
-          <w:rStyle w:val="Strong"/>
-          <w:rFonts w:ascii="Arial" w:hAnsi="Arial" w:cs="Arial"/>
-          <w:sz w:val="20"/>
-          <w:szCs w:val="20"/>
-        </w:rPr>
-        <w:t>RabbitMQ</w:t>
-      </w:r>
-      <w:proofErr w:type="spellEnd"/>
-      <w:r>
-        <w:rPr>
-          <w:rFonts w:ascii="Arial" w:hAnsi="Arial" w:cs="Arial"/>
-          <w:sz w:val="20"/>
-          <w:szCs w:val="20"/>
-        </w:rPr>
-        <w:t xml:space="preserve"> and early </w:t>
-      </w:r>
-      <w:r>
-        <w:rPr>
-          <w:rStyle w:val="Strong"/>
-          <w:rFonts w:ascii="Arial" w:hAnsi="Arial" w:cs="Arial"/>
-          <w:sz w:val="20"/>
-          <w:szCs w:val="20"/>
-        </w:rPr>
-        <w:t>Kafka</w:t>
-      </w:r>
-      <w:r>
-        <w:rPr>
-          <w:rFonts w:ascii="Arial" w:hAnsi="Arial" w:cs="Arial"/>
-          <w:sz w:val="20"/>
-          <w:szCs w:val="20"/>
-        </w:rPr>
-        <w:t xml:space="preserve"> integrations for asynchronous processing, adding retries and dead-letter strategies for resilience.</w:t>
-      </w:r>
-    </w:p>
-    <w:p>
-      <w:pPr>
-        <w:pStyle w:val="NormalWeb"/>
-        <w:numPr>
-          <w:ilvl w:val="0"/>
-          <w:numId w:val="5"/>
-        </w:numPr>
-        <w:jc w:val="both"/>
-        <w:rPr>
-          <w:rFonts w:ascii="Arial" w:hAnsi="Arial" w:cs="Arial"/>
-          <w:sz w:val="20"/>
-          <w:szCs w:val="20"/>
-        </w:rPr>
-      </w:pPr>
-      <w:r>
-        <w:rPr>
-          <w:rFonts w:ascii="Arial" w:hAnsi="Arial" w:cs="Arial"/>
-          <w:sz w:val="20"/>
-          <w:szCs w:val="20"/>
-        </w:rPr>
-        <w:t xml:space="preserve">Containerized services with </w:t>
-      </w:r>
-      <w:proofErr w:type="spellStart"/>
-      <w:r>
-        <w:rPr>
-          <w:rStyle w:val="Strong"/>
-          <w:rFonts w:ascii="Arial" w:hAnsi="Arial" w:cs="Arial"/>
-          <w:sz w:val="20"/>
-          <w:szCs w:val="20"/>
-        </w:rPr>
-        <w:t>Docker</w:t>
-      </w:r>
-      <w:proofErr w:type="spellEnd"/>
-      <w:r>
-        <w:rPr>
-          <w:rFonts w:ascii="Arial" w:hAnsi="Arial" w:cs="Arial"/>
-          <w:sz w:val="20"/>
-          <w:szCs w:val="20"/>
-        </w:rPr>
-        <w:t xml:space="preserve"> and helped operate deployments on </w:t>
-      </w:r>
-      <w:proofErr w:type="spellStart"/>
-      <w:r>
-        <w:rPr>
-          <w:rStyle w:val="Strong"/>
-          <w:rFonts w:ascii="Arial" w:hAnsi="Arial" w:cs="Arial"/>
-          <w:sz w:val="20"/>
-          <w:szCs w:val="20"/>
-        </w:rPr>
-        <w:t>Kubernetes</w:t>
-      </w:r>
-      <w:proofErr w:type="spellEnd"/>
-      <w:r>
-        <w:rPr>
-          <w:rFonts w:ascii="Arial" w:hAnsi="Arial" w:cs="Arial"/>
-          <w:sz w:val="20"/>
-          <w:szCs w:val="20"/>
-        </w:rPr>
-        <w:t xml:space="preserve"> (cluster basics, manifests, rollout strategies), improving environment consistency.</w:t>
-      </w:r>
-    </w:p>
-    <w:p>
-      <w:pPr>
-        <w:pStyle w:val="NormalWeb"/>
-        <w:numPr>
-          <w:ilvl w:val="0"/>
-          <w:numId w:val="5"/>
-        </w:numPr>
-        <w:jc w:val="both"/>
-        <w:rPr>
-          <w:rFonts w:ascii="Arial" w:hAnsi="Arial" w:cs="Arial"/>
-          <w:sz w:val="20"/>
-          <w:szCs w:val="20"/>
-        </w:rPr>
-      </w:pPr>
-      <w:r>
-        <w:rPr>
-          <w:rFonts w:ascii="Arial" w:hAnsi="Arial" w:cs="Arial"/>
-          <w:sz w:val="20"/>
-          <w:szCs w:val="20"/>
-        </w:rPr>
-        <w:t xml:space="preserve">Migrated select workloads to </w:t>
-      </w:r>
-      <w:r>
-        <w:rPr>
-          <w:rStyle w:val="Strong"/>
-          <w:rFonts w:ascii="Arial" w:hAnsi="Arial" w:cs="Arial"/>
-          <w:sz w:val="20"/>
-          <w:szCs w:val="20"/>
-        </w:rPr>
-        <w:t>AWS</w:t>
-      </w:r>
-      <w:r>
-        <w:rPr>
-          <w:rFonts w:ascii="Arial" w:hAnsi="Arial" w:cs="Arial"/>
-          <w:sz w:val="20"/>
-          <w:szCs w:val="20"/>
-        </w:rPr>
-        <w:t xml:space="preserve"> using </w:t>
-      </w:r>
-      <w:r>
-        <w:rPr>
-          <w:rStyle w:val="Strong"/>
-          <w:rFonts w:ascii="Arial" w:hAnsi="Arial" w:cs="Arial"/>
-          <w:sz w:val="20"/>
-          <w:szCs w:val="20"/>
-        </w:rPr>
-        <w:t>EC2</w:t>
-      </w:r>
-      <w:r>
-        <w:rPr>
-          <w:rFonts w:ascii="Arial" w:hAnsi="Arial" w:cs="Arial"/>
-          <w:sz w:val="20"/>
-          <w:szCs w:val="20"/>
-        </w:rPr>
-        <w:t xml:space="preserve">, </w:t>
-      </w:r>
-      <w:r>
-        <w:rPr>
-          <w:rStyle w:val="Strong"/>
-          <w:rFonts w:ascii="Arial" w:hAnsi="Arial" w:cs="Arial"/>
-          <w:sz w:val="20"/>
-          <w:szCs w:val="20"/>
-        </w:rPr>
-        <w:t>S3</w:t>
-      </w:r>
-      <w:r>
-        <w:rPr>
-          <w:rFonts w:ascii="Arial" w:hAnsi="Arial" w:cs="Arial"/>
-          <w:sz w:val="20"/>
-          <w:szCs w:val="20"/>
-        </w:rPr>
-        <w:t xml:space="preserve">, and </w:t>
-      </w:r>
-      <w:r>
-        <w:rPr>
-          <w:rStyle w:val="Strong"/>
-          <w:rFonts w:ascii="Arial" w:hAnsi="Arial" w:cs="Arial"/>
-          <w:sz w:val="20"/>
-          <w:szCs w:val="20"/>
-        </w:rPr>
-        <w:t>RDS</w:t>
-      </w:r>
-      <w:r>
-        <w:rPr>
-          <w:rFonts w:ascii="Arial" w:hAnsi="Arial" w:cs="Arial"/>
-          <w:sz w:val="20"/>
-          <w:szCs w:val="20"/>
-        </w:rPr>
-        <w:t xml:space="preserve">, later adopting </w:t>
-      </w:r>
-      <w:r>
-        <w:rPr>
-          <w:rStyle w:val="Strong"/>
-          <w:rFonts w:ascii="Arial" w:hAnsi="Arial" w:cs="Arial"/>
-          <w:sz w:val="20"/>
-          <w:szCs w:val="20"/>
-        </w:rPr>
-        <w:t>Lambda</w:t>
-      </w:r>
-      <w:r>
-        <w:rPr>
-          <w:rFonts w:ascii="Arial" w:hAnsi="Arial" w:cs="Arial"/>
-          <w:sz w:val="20"/>
-          <w:szCs w:val="20"/>
-        </w:rPr>
-        <w:t xml:space="preserve"> for event-triggered processing and </w:t>
-      </w:r>
-      <w:proofErr w:type="spellStart"/>
-      <w:r>
-        <w:rPr>
-          <w:rStyle w:val="Strong"/>
-          <w:rFonts w:ascii="Arial" w:hAnsi="Arial" w:cs="Arial"/>
-          <w:sz w:val="20"/>
-          <w:szCs w:val="20"/>
-        </w:rPr>
-        <w:t>CloudFront</w:t>
-      </w:r>
-      <w:proofErr w:type="spellEnd"/>
-      <w:r>
-        <w:rPr>
-          <w:rFonts w:ascii="Arial" w:hAnsi="Arial" w:cs="Arial"/>
-          <w:sz w:val="20"/>
-          <w:szCs w:val="20"/>
-        </w:rPr>
-        <w:t xml:space="preserve"> for edge delivery where applicable.</w:t>
-      </w:r>
-    </w:p>
-    <w:p>
-      <w:pPr>
-        <w:pStyle w:val="NormalWeb"/>
-        <w:numPr>
-          <w:ilvl w:val="0"/>
-          <w:numId w:val="5"/>
-        </w:numPr>
-        <w:jc w:val="both"/>
-        <w:rPr>
-          <w:rFonts w:ascii="Arial" w:hAnsi="Arial" w:cs="Arial"/>
-          <w:sz w:val="20"/>
-          <w:szCs w:val="20"/>
-        </w:rPr>
-      </w:pPr>
-      <w:r>
-        <w:rPr>
-          <w:rFonts w:ascii="Arial" w:hAnsi="Arial" w:cs="Arial"/>
-          <w:sz w:val="20"/>
-          <w:szCs w:val="20"/>
-        </w:rPr>
-        <w:t xml:space="preserve">Built infrastructure foundations using </w:t>
-      </w:r>
-      <w:proofErr w:type="spellStart"/>
-      <w:r>
-        <w:rPr>
-          <w:rStyle w:val="Strong"/>
-          <w:rFonts w:ascii="Arial" w:hAnsi="Arial" w:cs="Arial"/>
-          <w:sz w:val="20"/>
-          <w:szCs w:val="20"/>
-        </w:rPr>
-        <w:t>Terraform</w:t>
-      </w:r>
-      <w:proofErr w:type="spellEnd"/>
-      <w:r>
-        <w:rPr>
-          <w:rFonts w:ascii="Arial" w:hAnsi="Arial" w:cs="Arial"/>
-          <w:sz w:val="20"/>
-          <w:szCs w:val="20"/>
-        </w:rPr>
-        <w:t xml:space="preserve"> with reusable modules and guardrails, standardizing environment variables, secrets, and deployment topology.</w:t>
-      </w:r>
-    </w:p>
-    <w:p>
-      <w:pPr>
-        <w:pStyle w:val="NormalWeb"/>
-        <w:numPr>
-          <w:ilvl w:val="0"/>
-          <w:numId w:val="5"/>
-        </w:numPr>
-        <w:jc w:val="both"/>
-        <w:rPr>
-          <w:rFonts w:ascii="Arial" w:hAnsi="Arial" w:cs="Arial"/>
-          <w:sz w:val="20"/>
-          <w:szCs w:val="20"/>
-        </w:rPr>
-      </w:pPr>
-      <w:r>
-        <w:rPr>
-          <w:rFonts w:ascii="Arial" w:hAnsi="Arial" w:cs="Arial"/>
-          <w:sz w:val="20"/>
-          <w:szCs w:val="20"/>
-        </w:rPr>
-        <w:t xml:space="preserve">Implemented structured logging and monitoring through </w:t>
-      </w:r>
-      <w:proofErr w:type="spellStart"/>
-      <w:r>
-        <w:rPr>
-          <w:rStyle w:val="Strong"/>
-          <w:rFonts w:ascii="Arial" w:hAnsi="Arial" w:cs="Arial"/>
-          <w:sz w:val="20"/>
-          <w:szCs w:val="20"/>
-        </w:rPr>
-        <w:t>CloudWatch</w:t>
-      </w:r>
-      <w:proofErr w:type="spellEnd"/>
-      <w:r>
-        <w:rPr>
-          <w:rFonts w:ascii="Arial" w:hAnsi="Arial" w:cs="Arial"/>
-          <w:sz w:val="20"/>
-          <w:szCs w:val="20"/>
-        </w:rPr>
-        <w:t xml:space="preserve"> and </w:t>
-      </w:r>
-      <w:r>
-        <w:rPr>
-          <w:rStyle w:val="Strong"/>
-          <w:rFonts w:ascii="Arial" w:hAnsi="Arial" w:cs="Arial"/>
-          <w:sz w:val="20"/>
-          <w:szCs w:val="20"/>
-        </w:rPr>
-        <w:t>ELK/EFK</w:t>
-      </w:r>
-      <w:r>
-        <w:rPr>
-          <w:rFonts w:ascii="Arial" w:hAnsi="Arial" w:cs="Arial"/>
-          <w:sz w:val="20"/>
-          <w:szCs w:val="20"/>
-        </w:rPr>
-        <w:t>, enabling faster RCA for failures and operational issues.</w:t>
-      </w:r>
-    </w:p>
-    <w:p>
-      <w:pPr>
-        <w:pStyle w:val="NormalWeb"/>
-        <w:numPr>
-          <w:ilvl w:val="0"/>
-          <w:numId w:val="5"/>
-        </w:numPr>
-        <w:jc w:val="both"/>
-        <w:rPr>
-          <w:rFonts w:ascii="Arial" w:hAnsi="Arial" w:cs="Arial"/>
-          <w:sz w:val="20"/>
-          <w:szCs w:val="20"/>
-        </w:rPr>
-      </w:pPr>
-      <w:r>
-        <w:rPr>
-          <w:rFonts w:ascii="Arial" w:hAnsi="Arial" w:cs="Arial"/>
-          <w:sz w:val="20"/>
-          <w:szCs w:val="20"/>
-        </w:rPr>
-        <w:t xml:space="preserve">Supported cross-cloud client requirements by integrating storage and export flows with </w:t>
-      </w:r>
-      <w:r>
-        <w:rPr>
-          <w:rStyle w:val="Strong"/>
-          <w:rFonts w:ascii="Arial" w:hAnsi="Arial" w:cs="Arial"/>
-          <w:sz w:val="20"/>
-          <w:szCs w:val="20"/>
-        </w:rPr>
-        <w:t>Azure App Service</w:t>
-      </w:r>
-      <w:r>
-        <w:rPr>
-          <w:rFonts w:ascii="Arial" w:hAnsi="Arial" w:cs="Arial"/>
-          <w:sz w:val="20"/>
-          <w:szCs w:val="20"/>
-        </w:rPr>
-        <w:t xml:space="preserve">, </w:t>
-      </w:r>
-      <w:r>
-        <w:rPr>
-          <w:rStyle w:val="Strong"/>
-          <w:rFonts w:ascii="Arial" w:hAnsi="Arial" w:cs="Arial"/>
-          <w:sz w:val="20"/>
-          <w:szCs w:val="20"/>
-        </w:rPr>
-        <w:t>Azure SQL</w:t>
-      </w:r>
-      <w:r>
-        <w:rPr>
-          <w:rFonts w:ascii="Arial" w:hAnsi="Arial" w:cs="Arial"/>
-          <w:sz w:val="20"/>
-          <w:szCs w:val="20"/>
-        </w:rPr>
-        <w:t xml:space="preserve">, </w:t>
-      </w:r>
-      <w:r>
-        <w:rPr>
-          <w:rStyle w:val="Strong"/>
-          <w:rFonts w:ascii="Arial" w:hAnsi="Arial" w:cs="Arial"/>
-          <w:sz w:val="20"/>
-          <w:szCs w:val="20"/>
-        </w:rPr>
-        <w:t>Service Bus</w:t>
-      </w:r>
-      <w:r>
-        <w:rPr>
-          <w:rFonts w:ascii="Arial" w:hAnsi="Arial" w:cs="Arial"/>
-          <w:sz w:val="20"/>
-          <w:szCs w:val="20"/>
-        </w:rPr>
-        <w:t xml:space="preserve">, and </w:t>
-      </w:r>
-      <w:r>
-        <w:rPr>
-          <w:rStyle w:val="Strong"/>
-          <w:rFonts w:ascii="Arial" w:hAnsi="Arial" w:cs="Arial"/>
-          <w:sz w:val="20"/>
-          <w:szCs w:val="20"/>
-        </w:rPr>
-        <w:t>Key Vault</w:t>
-      </w:r>
-      <w:r>
-        <w:rPr>
-          <w:rFonts w:ascii="Arial" w:hAnsi="Arial" w:cs="Arial"/>
-          <w:sz w:val="20"/>
-          <w:szCs w:val="20"/>
-        </w:rPr>
-        <w:t xml:space="preserve"> for secrets management.</w:t>
-      </w:r>
-    </w:p>
-    <w:p>
-      <w:pPr>
-        <w:pStyle w:val="NormalWeb"/>
-        <w:numPr>
-          <w:ilvl w:val="0"/>
-          <w:numId w:val="5"/>
-        </w:numPr>
-        <w:jc w:val="both"/>
-        <w:rPr>
-          <w:rFonts w:ascii="Arial" w:hAnsi="Arial" w:cs="Arial"/>
-          <w:sz w:val="20"/>
-          <w:szCs w:val="20"/>
-        </w:rPr>
-      </w:pPr>
-      <w:r>
-        <w:rPr>
-          <w:rFonts w:ascii="Arial" w:hAnsi="Arial" w:cs="Arial"/>
-          <w:sz w:val="20"/>
-          <w:szCs w:val="20"/>
-        </w:rPr>
-        <w:t xml:space="preserve">Built event-driven integrations on </w:t>
-      </w:r>
-      <w:r>
-        <w:rPr>
-          <w:rStyle w:val="Strong"/>
-          <w:rFonts w:ascii="Arial" w:hAnsi="Arial" w:cs="Arial"/>
-          <w:sz w:val="20"/>
-          <w:szCs w:val="20"/>
-        </w:rPr>
-        <w:t>GCP</w:t>
-      </w:r>
-      <w:r>
-        <w:rPr>
-          <w:rFonts w:ascii="Arial" w:hAnsi="Arial" w:cs="Arial"/>
-          <w:sz w:val="20"/>
-          <w:szCs w:val="20"/>
-        </w:rPr>
-        <w:t xml:space="preserve"> using </w:t>
-      </w:r>
-      <w:r>
-        <w:rPr>
-          <w:rStyle w:val="Strong"/>
-          <w:rFonts w:ascii="Arial" w:hAnsi="Arial" w:cs="Arial"/>
-          <w:sz w:val="20"/>
-          <w:szCs w:val="20"/>
-        </w:rPr>
-        <w:t>Pub/Sub</w:t>
-      </w:r>
-      <w:r>
-        <w:rPr>
-          <w:rFonts w:ascii="Arial" w:hAnsi="Arial" w:cs="Arial"/>
-          <w:sz w:val="20"/>
-          <w:szCs w:val="20"/>
-        </w:rPr>
-        <w:t xml:space="preserve"> and </w:t>
-      </w:r>
-      <w:r>
-        <w:rPr>
-          <w:rStyle w:val="Strong"/>
-          <w:rFonts w:ascii="Arial" w:hAnsi="Arial" w:cs="Arial"/>
-          <w:sz w:val="20"/>
-          <w:szCs w:val="20"/>
-        </w:rPr>
-        <w:t>Cloud Storage</w:t>
-      </w:r>
-      <w:r>
-        <w:rPr>
-          <w:rFonts w:ascii="Arial" w:hAnsi="Arial" w:cs="Arial"/>
-          <w:sz w:val="20"/>
-          <w:szCs w:val="20"/>
-        </w:rPr>
-        <w:t xml:space="preserve">, consuming </w:t>
-      </w:r>
-      <w:proofErr w:type="spellStart"/>
-      <w:r>
-        <w:rPr>
-          <w:rStyle w:val="Strong"/>
-          <w:rFonts w:ascii="Arial" w:hAnsi="Arial" w:cs="Arial"/>
-          <w:sz w:val="20"/>
-          <w:szCs w:val="20"/>
-        </w:rPr>
-        <w:t>BigQuery</w:t>
-      </w:r>
-      <w:proofErr w:type="spellEnd"/>
-      <w:r>
-        <w:rPr>
-          <w:rFonts w:ascii="Arial" w:hAnsi="Arial" w:cs="Arial"/>
-          <w:sz w:val="20"/>
-          <w:szCs w:val="20"/>
-        </w:rPr>
-        <w:t xml:space="preserve"> datasets for analytics enrichment use cases.</w:t>
-      </w:r>
-    </w:p>
-    <w:p>
-      <w:pPr>
-        <w:pStyle w:val="NormalWeb"/>
-        <w:numPr>
-          <w:ilvl w:val="0"/>
-          <w:numId w:val="5"/>
-        </w:numPr>
-        <w:jc w:val="both"/>
-        <w:rPr>
-          <w:rFonts w:ascii="Arial" w:hAnsi="Arial" w:cs="Arial"/>
-          <w:sz w:val="20"/>
-          <w:szCs w:val="20"/>
-        </w:rPr>
-      </w:pPr>
-      <w:r>
-        <w:rPr>
-          <w:rFonts w:ascii="Arial" w:hAnsi="Arial" w:cs="Arial"/>
-          <w:sz w:val="20"/>
-          <w:szCs w:val="20"/>
-        </w:rPr>
-        <w:t xml:space="preserve">Implemented authentication flows with </w:t>
-      </w:r>
-      <w:r>
-        <w:rPr>
-          <w:rStyle w:val="Strong"/>
-          <w:rFonts w:ascii="Arial" w:hAnsi="Arial" w:cs="Arial"/>
-          <w:sz w:val="20"/>
-          <w:szCs w:val="20"/>
-        </w:rPr>
-        <w:t>OAuth2</w:t>
-      </w:r>
-      <w:r>
-        <w:rPr>
-          <w:rFonts w:ascii="Arial" w:hAnsi="Arial" w:cs="Arial"/>
-          <w:sz w:val="20"/>
-          <w:szCs w:val="20"/>
-        </w:rPr>
-        <w:t xml:space="preserve"> and </w:t>
-      </w:r>
-      <w:r>
-        <w:rPr>
-          <w:rStyle w:val="Strong"/>
-          <w:rFonts w:ascii="Arial" w:hAnsi="Arial" w:cs="Arial"/>
-          <w:sz w:val="20"/>
-          <w:szCs w:val="20"/>
-        </w:rPr>
-        <w:t>JWT</w:t>
-      </w:r>
-      <w:r>
-        <w:rPr>
-          <w:rFonts w:ascii="Arial" w:hAnsi="Arial" w:cs="Arial"/>
-          <w:sz w:val="20"/>
-          <w:szCs w:val="20"/>
-        </w:rPr>
-        <w:t>, enforcing rate limiting and role-based access patterns for customer-facing endpoints.</w:t>
-      </w:r>
-    </w:p>
-    <w:p>
-      <w:pPr>
-        <w:pStyle w:val="NormalWeb"/>
-        <w:numPr>
-          <w:ilvl w:val="0"/>
-          <w:numId w:val="5"/>
-        </w:numPr>
-        <w:jc w:val="both"/>
-        <w:rPr>
-          <w:rFonts w:ascii="Arial" w:hAnsi="Arial" w:cs="Arial"/>
-          <w:sz w:val="20"/>
-          <w:szCs w:val="20"/>
-        </w:rPr>
-      </w:pPr>
-      <w:r>
-        <w:rPr>
-          <w:rFonts w:ascii="Arial" w:hAnsi="Arial" w:cs="Arial"/>
-          <w:sz w:val="20"/>
-          <w:szCs w:val="20"/>
-        </w:rPr>
-        <w:t xml:space="preserve">Strengthened release quality with CI pipelines in </w:t>
-      </w:r>
-      <w:r>
-        <w:rPr>
-          <w:rStyle w:val="Strong"/>
-          <w:rFonts w:ascii="Arial" w:hAnsi="Arial" w:cs="Arial"/>
-          <w:sz w:val="20"/>
-          <w:szCs w:val="20"/>
-        </w:rPr>
-        <w:t xml:space="preserve">Azure </w:t>
-      </w:r>
-      <w:proofErr w:type="spellStart"/>
-      <w:r>
-        <w:rPr>
-          <w:rStyle w:val="Strong"/>
-          <w:rFonts w:ascii="Arial" w:hAnsi="Arial" w:cs="Arial"/>
-          <w:sz w:val="20"/>
-          <w:szCs w:val="20"/>
-        </w:rPr>
-        <w:t>DevOps</w:t>
-      </w:r>
-      <w:proofErr w:type="spellEnd"/>
-      <w:r>
-        <w:rPr>
-          <w:rFonts w:ascii="Arial" w:hAnsi="Arial" w:cs="Arial"/>
-          <w:sz w:val="20"/>
-          <w:szCs w:val="20"/>
-        </w:rPr>
-        <w:t xml:space="preserve"> and </w:t>
-      </w:r>
-      <w:proofErr w:type="spellStart"/>
-      <w:r>
-        <w:rPr>
-          <w:rStyle w:val="Strong"/>
-          <w:rFonts w:ascii="Arial" w:hAnsi="Arial" w:cs="Arial"/>
-          <w:sz w:val="20"/>
-          <w:szCs w:val="20"/>
-        </w:rPr>
-        <w:t>CircleCI</w:t>
-      </w:r>
-      <w:proofErr w:type="spellEnd"/>
-      <w:r>
-        <w:rPr>
-          <w:rFonts w:ascii="Arial" w:hAnsi="Arial" w:cs="Arial"/>
-          <w:sz w:val="20"/>
-          <w:szCs w:val="20"/>
-        </w:rPr>
-        <w:t>, adding automated tests and deployment checks to prevent regressions.</w:t>
-      </w:r>
-    </w:p>
-    <w:p>
-      <w:pPr>
-        <w:pBdr>
-          <w:bottom w:val="dashed" w:sz="4" w:space="0" w:color="CFD2CD"/>
-        </w:pBdr>
-        <w:spacing w:after="120"/>
-      </w:pPr>
-      <w:r>
-        <w:t xml:space="preserve"> </w:t>
-      </w:r>
-    </w:p>
-    <w:p>
-      <w:r>
-        <w:rPr>
-          <w:rFonts w:ascii="Arial" w:eastAsia="Arial" w:hAnsi="Arial" w:cs="Arial"/>
-          <w:b/>
-          <w:bCs/>
-          <w:color w:val="111111"/>
-          <w:sz w:val="23"/>
-          <w:szCs w:val="23"/>
-        </w:rPr>
-        <w:t>Software Developer</w:t>
-      </w:r>
-    </w:p>
-    <w:p>
-      <w:proofErr w:type="gramStart"/>
-      <w:r>
-        <w:rPr>
-          <w:rFonts w:ascii="Arial" w:eastAsia="Arial" w:hAnsi="Arial" w:cs="Arial"/>
-          <w:b/>
-          <w:bCs/>
-          <w:color w:val="6F8F6B"/>
-          <w:sz w:val="21"/>
-          <w:szCs w:val="21"/>
-        </w:rPr>
-        <w:t>Centric Tech Inc.</w:t>
-      </w:r>
-      <w:proofErr w:type="gramEnd"/>
-    </w:p>
-    <w:p>
-      <w:r>
-        <w:rPr>
-          <w:rFonts w:ascii="Arial" w:eastAsia="Arial" w:hAnsi="Arial" w:cs="Arial"/>
-          <w:color w:val="4B5563"/>
-          <w:sz w:val="19"/>
-          <w:szCs w:val="19"/>
-        </w:rPr>
-        <w:t>October 2013 - June 2017</w:t>
-      </w:r>
-    </w:p>
-    <w:p>
-      <w:pPr>
-        <w:pStyle w:val="NormalWeb"/>
-        <w:numPr>
-          <w:ilvl w:val="0"/>
-          <w:numId w:val="7"/>
-        </w:numPr>
-        <w:jc w:val="both"/>
-        <w:rPr>
-          <w:rFonts w:ascii="Arial" w:hAnsi="Arial" w:cs="Arial"/>
-          <w:sz w:val="20"/>
-        </w:rPr>
-      </w:pPr>
-      <w:r>
-        <w:rPr>
-          <w:rFonts w:ascii="Arial" w:hAnsi="Arial" w:cs="Arial"/>
-          <w:sz w:val="20"/>
-        </w:rPr>
-        <w:t xml:space="preserve">Built and maintained </w:t>
-      </w:r>
-      <w:r>
-        <w:rPr>
-          <w:rStyle w:val="Strong"/>
-          <w:rFonts w:ascii="Arial" w:hAnsi="Arial" w:cs="Arial"/>
-          <w:sz w:val="20"/>
-        </w:rPr>
-        <w:t>Python</w:t>
-      </w:r>
-      <w:r>
-        <w:rPr>
-          <w:rFonts w:ascii="Arial" w:hAnsi="Arial" w:cs="Arial"/>
-          <w:sz w:val="20"/>
-        </w:rPr>
-        <w:t xml:space="preserve"> services and batch jobs for data processing, reporting workflows, and backend business logic in production systems.</w:t>
-      </w:r>
-    </w:p>
-    <w:p>
-      <w:pPr>
-        <w:pStyle w:val="NormalWeb"/>
-        <w:numPr>
-          <w:ilvl w:val="0"/>
-          <w:numId w:val="7"/>
-        </w:numPr>
-        <w:jc w:val="both"/>
-        <w:rPr>
-          <w:rFonts w:ascii="Arial" w:hAnsi="Arial" w:cs="Arial"/>
-          <w:sz w:val="20"/>
-        </w:rPr>
-      </w:pPr>
-      <w:r>
-        <w:rPr>
-          <w:rFonts w:ascii="Arial" w:hAnsi="Arial" w:cs="Arial"/>
-          <w:sz w:val="20"/>
-        </w:rPr>
-        <w:t xml:space="preserve">Developed internal and external </w:t>
-      </w:r>
-      <w:r>
-        <w:rPr>
-          <w:rStyle w:val="Strong"/>
-          <w:rFonts w:ascii="Arial" w:hAnsi="Arial" w:cs="Arial"/>
-          <w:sz w:val="20"/>
-        </w:rPr>
-        <w:t>REST</w:t>
-      </w:r>
-      <w:r>
-        <w:rPr>
-          <w:rFonts w:ascii="Arial" w:hAnsi="Arial" w:cs="Arial"/>
-          <w:sz w:val="20"/>
-        </w:rPr>
-        <w:t xml:space="preserve"> APIs and scheduled pipelines, ensuring consistent data contracts and predictable downstream consumption.</w:t>
-      </w:r>
-    </w:p>
-    <w:p>
-      <w:pPr>
-        <w:pStyle w:val="NormalWeb"/>
-        <w:numPr>
-          <w:ilvl w:val="0"/>
-          <w:numId w:val="7"/>
-        </w:numPr>
-        <w:jc w:val="both"/>
-        <w:rPr>
-          <w:rFonts w:ascii="Arial" w:hAnsi="Arial" w:cs="Arial"/>
-          <w:sz w:val="20"/>
-        </w:rPr>
-      </w:pPr>
-      <w:r>
-        <w:rPr>
-          <w:rFonts w:ascii="Arial" w:hAnsi="Arial" w:cs="Arial"/>
-          <w:sz w:val="20"/>
-        </w:rPr>
-        <w:t xml:space="preserve">Implemented relational data models across </w:t>
-      </w:r>
-      <w:r>
-        <w:rPr>
-          <w:rStyle w:val="Strong"/>
-          <w:rFonts w:ascii="Arial" w:hAnsi="Arial" w:cs="Arial"/>
-          <w:sz w:val="20"/>
-        </w:rPr>
-        <w:t>SQL Server</w:t>
-      </w:r>
-      <w:r>
-        <w:rPr>
-          <w:rFonts w:ascii="Arial" w:hAnsi="Arial" w:cs="Arial"/>
-          <w:sz w:val="20"/>
-        </w:rPr>
-        <w:t xml:space="preserve"> and </w:t>
-      </w:r>
-      <w:r>
-        <w:rPr>
-          <w:rStyle w:val="Strong"/>
-          <w:rFonts w:ascii="Arial" w:hAnsi="Arial" w:cs="Arial"/>
-          <w:sz w:val="20"/>
-        </w:rPr>
-        <w:t>MySQL</w:t>
-      </w:r>
-      <w:r>
-        <w:rPr>
-          <w:rFonts w:ascii="Arial" w:hAnsi="Arial" w:cs="Arial"/>
-          <w:sz w:val="20"/>
-        </w:rPr>
-        <w:t>, tuning queries and indexes to improve execution time for reporting and operational workloads.</w:t>
-      </w:r>
-    </w:p>
-    <w:p>
-      <w:pPr>
-        <w:pStyle w:val="NormalWeb"/>
-        <w:numPr>
-          <w:ilvl w:val="0"/>
-          <w:numId w:val="7"/>
-        </w:numPr>
-        <w:jc w:val="both"/>
-        <w:rPr>
-          <w:rFonts w:ascii="Arial" w:hAnsi="Arial" w:cs="Arial"/>
-          <w:sz w:val="20"/>
-        </w:rPr>
-      </w:pPr>
-      <w:r>
-        <w:rPr>
-          <w:rFonts w:ascii="Arial" w:hAnsi="Arial" w:cs="Arial"/>
-          <w:sz w:val="20"/>
-        </w:rPr>
-        <w:t xml:space="preserve">Introduced </w:t>
-      </w:r>
-      <w:proofErr w:type="spellStart"/>
-      <w:r>
-        <w:rPr>
-          <w:rStyle w:val="Strong"/>
-          <w:rFonts w:ascii="Arial" w:hAnsi="Arial" w:cs="Arial"/>
-          <w:sz w:val="20"/>
-        </w:rPr>
-        <w:t>PostgreSQL</w:t>
-      </w:r>
-      <w:proofErr w:type="spellEnd"/>
-      <w:r>
-        <w:rPr>
-          <w:rFonts w:ascii="Arial" w:hAnsi="Arial" w:cs="Arial"/>
-          <w:sz w:val="20"/>
-        </w:rPr>
-        <w:t xml:space="preserve"> for newer services where analytical querying and schema evolution benefits were needed, supporting migration planning and data validation.</w:t>
-      </w:r>
-    </w:p>
-    <w:p>
-      <w:pPr>
-        <w:pStyle w:val="NormalWeb"/>
-        <w:numPr>
-          <w:ilvl w:val="0"/>
-          <w:numId w:val="7"/>
-        </w:numPr>
-        <w:jc w:val="both"/>
-        <w:rPr>
-          <w:rFonts w:ascii="Arial" w:hAnsi="Arial" w:cs="Arial"/>
-          <w:sz w:val="20"/>
-        </w:rPr>
-      </w:pPr>
-      <w:r>
-        <w:rPr>
-          <w:rFonts w:ascii="Arial" w:hAnsi="Arial" w:cs="Arial"/>
-          <w:sz w:val="20"/>
-        </w:rPr>
-        <w:t xml:space="preserve">Adopted </w:t>
-      </w:r>
-      <w:proofErr w:type="spellStart"/>
-      <w:r>
-        <w:rPr>
-          <w:rStyle w:val="Strong"/>
-          <w:rFonts w:ascii="Arial" w:hAnsi="Arial" w:cs="Arial"/>
-          <w:sz w:val="20"/>
-        </w:rPr>
-        <w:t>MongoDB</w:t>
-      </w:r>
-      <w:proofErr w:type="spellEnd"/>
-      <w:r>
-        <w:rPr>
-          <w:rFonts w:ascii="Arial" w:hAnsi="Arial" w:cs="Arial"/>
-          <w:sz w:val="20"/>
-        </w:rPr>
-        <w:t xml:space="preserve"> for document-centric workloads and rapid iteration, while keeping critical transactional flows in relational stores for correctness.</w:t>
-      </w:r>
-    </w:p>
-    <w:p>
-      <w:pPr>
-        <w:pStyle w:val="NormalWeb"/>
-        <w:numPr>
-          <w:ilvl w:val="0"/>
-          <w:numId w:val="7"/>
-        </w:numPr>
-        <w:jc w:val="both"/>
-        <w:rPr>
-          <w:rFonts w:ascii="Arial" w:hAnsi="Arial" w:cs="Arial"/>
-          <w:sz w:val="20"/>
-        </w:rPr>
-      </w:pPr>
-      <w:r>
-        <w:rPr>
-          <w:rFonts w:ascii="Arial" w:hAnsi="Arial" w:cs="Arial"/>
-          <w:sz w:val="20"/>
-        </w:rPr>
-        <w:t xml:space="preserve">Implemented caching patterns with </w:t>
-      </w:r>
-      <w:proofErr w:type="spellStart"/>
-      <w:r>
-        <w:rPr>
-          <w:rStyle w:val="Strong"/>
-          <w:rFonts w:ascii="Arial" w:hAnsi="Arial" w:cs="Arial"/>
-          <w:sz w:val="20"/>
-        </w:rPr>
-        <w:t>Redis</w:t>
-      </w:r>
-      <w:proofErr w:type="spellEnd"/>
-      <w:r>
-        <w:rPr>
-          <w:rFonts w:ascii="Arial" w:hAnsi="Arial" w:cs="Arial"/>
-          <w:sz w:val="20"/>
-        </w:rPr>
-        <w:t xml:space="preserve"> to protect databases during peak traffic and reduce repeated computations in hot paths.</w:t>
-      </w:r>
-    </w:p>
-    <w:p>
-      <w:pPr>
-        <w:pStyle w:val="NormalWeb"/>
-        <w:numPr>
-          <w:ilvl w:val="0"/>
-          <w:numId w:val="7"/>
-        </w:numPr>
-        <w:jc w:val="both"/>
-        <w:rPr>
-          <w:rFonts w:ascii="Arial" w:hAnsi="Arial" w:cs="Arial"/>
-          <w:sz w:val="20"/>
-        </w:rPr>
-      </w:pPr>
-      <w:r>
-        <w:rPr>
-          <w:rFonts w:ascii="Arial" w:hAnsi="Arial" w:cs="Arial"/>
-          <w:sz w:val="20"/>
-        </w:rPr>
-        <w:t xml:space="preserve">Built asynchronous processing with </w:t>
-      </w:r>
-      <w:proofErr w:type="spellStart"/>
-      <w:r>
-        <w:rPr>
-          <w:rStyle w:val="Strong"/>
-          <w:rFonts w:ascii="Arial" w:hAnsi="Arial" w:cs="Arial"/>
-          <w:sz w:val="20"/>
-        </w:rPr>
-        <w:t>RabbitMQ</w:t>
-      </w:r>
-      <w:proofErr w:type="spellEnd"/>
-      <w:r>
-        <w:rPr>
-          <w:rFonts w:ascii="Arial" w:hAnsi="Arial" w:cs="Arial"/>
-          <w:sz w:val="20"/>
-        </w:rPr>
-        <w:t xml:space="preserve"> and queue-based workers, improving responsiveness for long-running jobs and batch operations.</w:t>
-      </w:r>
-    </w:p>
-    <w:p>
-      <w:pPr>
-        <w:pStyle w:val="NormalWeb"/>
-        <w:numPr>
-          <w:ilvl w:val="0"/>
-          <w:numId w:val="7"/>
-        </w:numPr>
-        <w:jc w:val="both"/>
-        <w:rPr>
-          <w:rFonts w:ascii="Arial" w:hAnsi="Arial" w:cs="Arial"/>
-          <w:sz w:val="20"/>
-        </w:rPr>
-      </w:pPr>
-      <w:r>
-        <w:rPr>
-          <w:rFonts w:ascii="Arial" w:hAnsi="Arial" w:cs="Arial"/>
-          <w:sz w:val="20"/>
-        </w:rPr>
-        <w:t xml:space="preserve">Implemented full-text and faceted search workflows by indexing content into </w:t>
-      </w:r>
-      <w:proofErr w:type="spellStart"/>
-      <w:r>
-        <w:rPr>
-          <w:rStyle w:val="Strong"/>
-          <w:rFonts w:ascii="Arial" w:hAnsi="Arial" w:cs="Arial"/>
-          <w:sz w:val="20"/>
-        </w:rPr>
-        <w:t>Elasticsearch</w:t>
-      </w:r>
-      <w:proofErr w:type="spellEnd"/>
-      <w:r>
-        <w:rPr>
-          <w:rFonts w:ascii="Arial" w:hAnsi="Arial" w:cs="Arial"/>
-          <w:sz w:val="20"/>
-        </w:rPr>
-        <w:t>, enabling fast retrieval across large datasets.</w:t>
-      </w:r>
-    </w:p>
-    <w:p>
-      <w:pPr>
-        <w:pStyle w:val="NormalWeb"/>
-        <w:numPr>
-          <w:ilvl w:val="0"/>
-          <w:numId w:val="7"/>
-        </w:numPr>
-        <w:jc w:val="both"/>
-        <w:rPr>
-          <w:rFonts w:ascii="Arial" w:hAnsi="Arial" w:cs="Arial"/>
-          <w:sz w:val="20"/>
-        </w:rPr>
-      </w:pPr>
-      <w:r>
-        <w:rPr>
-          <w:rFonts w:ascii="Arial" w:hAnsi="Arial" w:cs="Arial"/>
-          <w:sz w:val="20"/>
-        </w:rPr>
-        <w:t xml:space="preserve">Established baseline </w:t>
-      </w:r>
-      <w:proofErr w:type="spellStart"/>
-      <w:r>
-        <w:rPr>
-          <w:rFonts w:ascii="Arial" w:hAnsi="Arial" w:cs="Arial"/>
-          <w:sz w:val="20"/>
-        </w:rPr>
-        <w:t>observability</w:t>
-      </w:r>
-      <w:proofErr w:type="spellEnd"/>
-      <w:r>
-        <w:rPr>
-          <w:rFonts w:ascii="Arial" w:hAnsi="Arial" w:cs="Arial"/>
-          <w:sz w:val="20"/>
-        </w:rPr>
-        <w:t xml:space="preserve"> with structured logs shipped to </w:t>
-      </w:r>
-      <w:r>
-        <w:rPr>
-          <w:rStyle w:val="Strong"/>
-          <w:rFonts w:ascii="Arial" w:hAnsi="Arial" w:cs="Arial"/>
-          <w:sz w:val="20"/>
-        </w:rPr>
-        <w:t>ELK/EFK</w:t>
-      </w:r>
-      <w:r>
-        <w:rPr>
-          <w:rFonts w:ascii="Arial" w:hAnsi="Arial" w:cs="Arial"/>
-          <w:sz w:val="20"/>
-        </w:rPr>
-        <w:t xml:space="preserve">, plus operational alerts and </w:t>
-      </w:r>
-      <w:proofErr w:type="spellStart"/>
-      <w:r>
-        <w:rPr>
-          <w:rFonts w:ascii="Arial" w:hAnsi="Arial" w:cs="Arial"/>
-          <w:sz w:val="20"/>
-        </w:rPr>
-        <w:t>runbooks</w:t>
-      </w:r>
-      <w:proofErr w:type="spellEnd"/>
-      <w:r>
-        <w:rPr>
-          <w:rFonts w:ascii="Arial" w:hAnsi="Arial" w:cs="Arial"/>
-          <w:sz w:val="20"/>
-        </w:rPr>
-        <w:t xml:space="preserve"> for common failure modes.</w:t>
-      </w:r>
-    </w:p>
-    <w:p>
-      <w:pPr>
-        <w:pStyle w:val="NormalWeb"/>
-        <w:numPr>
-          <w:ilvl w:val="0"/>
-          <w:numId w:val="7"/>
-        </w:numPr>
-        <w:jc w:val="both"/>
-        <w:rPr>
-          <w:rFonts w:ascii="Arial" w:hAnsi="Arial" w:cs="Arial"/>
-          <w:sz w:val="20"/>
-        </w:rPr>
-      </w:pPr>
-      <w:r>
-        <w:rPr>
-          <w:rFonts w:ascii="Arial" w:hAnsi="Arial" w:cs="Arial"/>
-          <w:sz w:val="20"/>
-        </w:rPr>
-        <w:t xml:space="preserve">Improved delivery reliability via early CI automation in </w:t>
-      </w:r>
-      <w:r>
-        <w:rPr>
-          <w:rStyle w:val="Strong"/>
-          <w:rFonts w:ascii="Arial" w:hAnsi="Arial" w:cs="Arial"/>
-          <w:sz w:val="20"/>
-        </w:rPr>
-        <w:t>Jenkins</w:t>
-      </w:r>
-      <w:r>
-        <w:rPr>
-          <w:rFonts w:ascii="Arial" w:hAnsi="Arial" w:cs="Arial"/>
-          <w:sz w:val="20"/>
-        </w:rPr>
-        <w:t>, introducing repeatable builds, test gates, and safer deployments.</w:t>
-      </w:r>
-    </w:p>
-    <w:p>
-      <w:pPr>
-        <w:pStyle w:val="NormalWeb"/>
-        <w:numPr>
-          <w:ilvl w:val="0"/>
-          <w:numId w:val="7"/>
-        </w:numPr>
-        <w:jc w:val="both"/>
-        <w:rPr>
-          <w:rFonts w:ascii="Arial" w:hAnsi="Arial" w:cs="Arial"/>
-          <w:sz w:val="20"/>
-        </w:rPr>
-      </w:pPr>
-      <w:r>
-        <w:rPr>
-          <w:rFonts w:ascii="Arial" w:hAnsi="Arial" w:cs="Arial"/>
-          <w:sz w:val="20"/>
-        </w:rPr>
-        <w:lastRenderedPageBreak/>
-        <w:t xml:space="preserve">Contributed to security hardening with token-based </w:t>
-      </w:r>
-      <w:proofErr w:type="spellStart"/>
-      <w:r>
-        <w:rPr>
-          <w:rFonts w:ascii="Arial" w:hAnsi="Arial" w:cs="Arial"/>
-          <w:sz w:val="20"/>
-        </w:rPr>
-        <w:t>auth</w:t>
-      </w:r>
-      <w:proofErr w:type="spellEnd"/>
-      <w:r>
-        <w:rPr>
-          <w:rFonts w:ascii="Arial" w:hAnsi="Arial" w:cs="Arial"/>
-          <w:sz w:val="20"/>
-        </w:rPr>
-        <w:t xml:space="preserve"> using </w:t>
-      </w:r>
-      <w:r>
-        <w:rPr>
-          <w:rStyle w:val="Strong"/>
-          <w:rFonts w:ascii="Arial" w:hAnsi="Arial" w:cs="Arial"/>
-          <w:sz w:val="20"/>
-        </w:rPr>
-        <w:t>JWT</w:t>
-      </w:r>
-      <w:r>
-        <w:rPr>
-          <w:rFonts w:ascii="Arial" w:hAnsi="Arial" w:cs="Arial"/>
-          <w:sz w:val="20"/>
-        </w:rPr>
-        <w:t xml:space="preserve">, basic </w:t>
-      </w:r>
-      <w:r>
-        <w:rPr>
-          <w:rStyle w:val="Strong"/>
-          <w:rFonts w:ascii="Arial" w:hAnsi="Arial" w:cs="Arial"/>
-          <w:sz w:val="20"/>
-        </w:rPr>
-        <w:t>RBAC</w:t>
-      </w:r>
-      <w:r>
-        <w:rPr>
-          <w:rFonts w:ascii="Arial" w:hAnsi="Arial" w:cs="Arial"/>
-          <w:sz w:val="20"/>
-        </w:rPr>
-        <w:t xml:space="preserve"> rules, rate limiting, and durable </w:t>
-      </w:r>
-      <w:r>
-        <w:rPr>
-          <w:rStyle w:val="Strong"/>
-          <w:rFonts w:ascii="Arial" w:hAnsi="Arial" w:cs="Arial"/>
-          <w:sz w:val="20"/>
-        </w:rPr>
-        <w:t>audit logging</w:t>
-      </w:r>
-      <w:r>
-        <w:rPr>
-          <w:rFonts w:ascii="Arial" w:hAnsi="Arial" w:cs="Arial"/>
-          <w:sz w:val="20"/>
-        </w:rPr>
-        <w:t xml:space="preserve"> for sensitive workflows.</w:t>
-      </w:r>
-    </w:p>
-    <w:p>
-      <w:pPr>
-        <w:pBdr>
-          <w:bottom w:val="single" w:sz="6" w:space="0" w:color="111111"/>
-        </w:pBdr>
-        <w:spacing w:before="120" w:after="80"/>
-      </w:pPr>
-      <w:r>
-        <w:rPr>
-          <w:b/>
-          <w:bCs/>
-          <w:color w:val="111111"/>
-          <w:sz w:val="24"/>
-          <w:szCs w:val="24"/>
-        </w:rPr>
-        <w:t>EDUCATION</w:t>
-      </w:r>
-    </w:p>
-    <w:p>
-      <w:r>
-        <w:rPr>
-          <w:rFonts w:ascii="Arial" w:eastAsia="Arial" w:hAnsi="Arial" w:cs="Arial"/>
-          <w:b/>
-          <w:bCs/>
-          <w:color w:val="111111"/>
-          <w:sz w:val="22"/>
-          <w:szCs w:val="22"/>
-        </w:rPr>
-        <w:t>Bachelor’s degree in Computer Science</w:t>
-      </w:r>
-    </w:p>
-    <w:p>
-      <w:r>
-        <w:rPr>
-          <w:rFonts w:ascii="Arial" w:eastAsia="Arial" w:hAnsi="Arial" w:cs="Arial"/>
-          <w:b/>
-          <w:bCs/>
-          <w:color w:val="6F8F6B"/>
-          <w:sz w:val="21"/>
-          <w:szCs w:val="21"/>
-        </w:rPr>
         <w:t>Florida State University</w:t>
       </w:r>
     </w:p>
@@ -4651,19 +4056,8 @@
           <w:sz w:val="20"/>
           <w:szCs w:val="20"/>
         </w:rPr>
-        <w:t>OpenSearch/</w:t>
-      </w:r>
-      <w:proofErr w:type="spellStart"/>
-      <w:r>
-        <w:rPr>
-          <w:rStyle w:val="Strong"/>
-          <w:rFonts w:ascii="Arial" w:hAnsi="Arial" w:cs="Arial"/>
-          <w:sz w:val="20"/>
-          <w:szCs w:val="20"/>
-        </w:rPr>
-        <w:t>Elasticsearch</w:t>
-      </w:r>
-      <w:proofErr w:type="spellEnd"/>
+        <w:t>OpenSearch/Elasticsearch</w:t>
+      </w:r>
       <w:r>
         <w:rPr>
           <w:rFonts w:ascii="Arial" w:hAnsi="Arial" w:cs="Arial"/>
@@ -4780,37 +4174,15 @@
         </w:rPr>
         <w:t xml:space="preserve"> (</w:t>
       </w:r>
-      <w:proofErr w:type="spellStart"/>
-      <w:r>
-        <w:rPr>
-          <w:rStyle w:val="Strong"/>
-          <w:rFonts w:ascii="Arial" w:hAnsi="Arial" w:cs="Arial"/>
-          <w:sz w:val="20"/>
-          <w:szCs w:val="20"/>
-        </w:rPr>
-        <w:t>Okta</w:t>
-      </w:r>
-      <w:proofErr w:type="spellEnd"/>
-      <w:r>
-        <w:rPr>
-          <w:rStyle w:val="Strong"/>
-          <w:rFonts w:ascii="Arial" w:hAnsi="Arial" w:cs="Arial"/>
-          <w:sz w:val="20"/>
-          <w:szCs w:val="20"/>
-        </w:rPr>
-        <w:t xml:space="preserve">/Auth0/AWS </w:t>
-      </w:r>
-      <w:proofErr w:type="spellStart"/>
-      <w:r>
-        <w:rPr>
-          <w:rStyle w:val="Strong"/>
-          <w:rFonts w:ascii="Arial" w:hAnsi="Arial" w:cs="Arial"/>
-          <w:sz w:val="20"/>
-          <w:szCs w:val="20"/>
-        </w:rPr>
-        <w:t>Cognito</w:t>
-      </w:r>
-      <w:proofErr w:type="spellEnd"/>
+      <w:r>
+        <w:rPr>
+          <w:rStyle w:val="Strong"/>
+          <w:rFonts w:ascii="Arial" w:hAnsi="Arial" w:cs="Arial"/>
+          <w:sz w:val="20"/>
+          <w:szCs w:val="20"/>
+        </w:rPr>
+        <w:t>Okta/Auth0/AWS Cognito</w:t>
+      </w:r>
       <w:r>
         <w:rPr>
           <w:rFonts w:ascii="Arial" w:hAnsi="Arial" w:cs="Arial"/>
@@ -4859,7 +4231,6 @@
         </w:rPr>
         <w:t xml:space="preserve"> with </w:t>
       </w:r>
-      <w:proofErr w:type="spellStart"/>
       <w:r>
         <w:rPr>
           <w:rStyle w:val="Strong"/>
@@ -4869,24 +4240,13 @@
         </w:rPr>
         <w:t>Docker</w:t>
       </w:r>
-      <w:proofErr w:type="spellEnd"/>
-      <w:r>
-        <w:rPr>
-          <w:rFonts w:ascii="Arial" w:hAnsi="Arial" w:cs="Arial"/>
-          <w:sz w:val="20"/>
-          <w:szCs w:val="20"/>
-        </w:rPr>
-        <w:t>, Helm, and</w:t>
-      </w:r>
-      <w:bookmarkStart w:id="0" w:name="_GoBack"/>
-      <w:bookmarkEnd w:id="0"/>
-      <w:r>
-        <w:rPr>
-          <w:rFonts w:ascii="Arial" w:hAnsi="Arial" w:cs="Arial"/>
-          <w:sz w:val="20"/>
-          <w:szCs w:val="20"/>
-        </w:rPr>
-        <w:t xml:space="preserve"> </w:t>
+      <w:r>
+        <w:rPr>
+          <w:rFonts w:ascii="Arial" w:hAnsi="Arial" w:cs="Arial"/>
+          <w:sz w:val="20"/>
+          <w:szCs w:val="20"/>
+        </w:rPr>
+        <w:t xml:space="preserve">, Helm, and </w:t>
       </w:r>
       <w:r>
         <w:rPr>
@@ -4905,7 +4265,6 @@
         </w:rPr>
         <w:t xml:space="preserve"> (</w:t>
       </w:r>
-      <w:proofErr w:type="spellStart"/>
       <w:r>
         <w:rPr>
           <w:rStyle w:val="Strong"/>
@@ -4915,7 +4274,6 @@
         </w:rPr>
         <w:t>GitOps</w:t>
       </w:r>
-      <w:proofErr w:type="spellEnd"/>
       <w:r>
         <w:rPr>
           <w:rFonts w:ascii="Arial" w:hAnsi="Arial" w:cs="Arial"/>
@@ -4924,7 +4282,6 @@
         </w:rPr>
         <w:t xml:space="preserve">), using </w:t>
       </w:r>
-      <w:proofErr w:type="spellStart"/>
       <w:r>
         <w:rPr>
           <w:rStyle w:val="Strong"/>
@@ -4934,7 +4291,6 @@
         </w:rPr>
         <w:t>OpenTelemetry</w:t>
       </w:r>
-      <w:proofErr w:type="spellEnd"/>
       <w:r>
         <w:rPr>
           <w:rFonts w:ascii="Arial" w:hAnsi="Arial" w:cs="Arial"/>
@@ -4943,37 +4299,15 @@
         </w:rPr>
         <w:t xml:space="preserve"> + </w:t>
       </w:r>
-      <w:proofErr w:type="spellStart"/>
-      <w:r>
-        <w:rPr>
-          <w:rStyle w:val="Strong"/>
-          <w:rFonts w:ascii="Arial" w:hAnsi="Arial" w:cs="Arial"/>
-          <w:sz w:val="20"/>
-          <w:szCs w:val="20"/>
-        </w:rPr>
-        <w:t>Datadog</w:t>
-      </w:r>
-      <w:proofErr w:type="spellEnd"/>
-      <w:r>
-        <w:rPr>
-          <w:rStyle w:val="Strong"/>
-          <w:rFonts w:ascii="Arial" w:hAnsi="Arial" w:cs="Arial"/>
-          <w:sz w:val="20"/>
-          <w:szCs w:val="20"/>
-        </w:rPr>
-        <w:t>/</w:t>
-      </w:r>
-      <w:proofErr w:type="spellStart"/>
-      <w:r>
-        <w:rPr>
-          <w:rStyle w:val="Strong"/>
-          <w:rFonts w:ascii="Arial" w:hAnsi="Arial" w:cs="Arial"/>
-          <w:sz w:val="20"/>
-          <w:szCs w:val="20"/>
-        </w:rPr>
-        <w:t>Grafana</w:t>
-      </w:r>
-      <w:proofErr w:type="spellEnd"/>
+      <w:r>
+        <w:rPr>
+          <w:rStyle w:val="Strong"/>
+          <w:rFonts w:ascii="Arial" w:hAnsi="Arial" w:cs="Arial"/>
+          <w:sz w:val="20"/>
+          <w:szCs w:val="20"/>
+        </w:rPr>
+        <w:t>Datadog/Grafana</w:t>
+      </w:r>
       <w:r>
         <w:rPr>
           <w:rFonts w:ascii="Arial" w:hAnsi="Arial" w:cs="Arial"/>
@@ -5059,7 +4393,6 @@
         </w:rPr>
         <w:t xml:space="preserve">, and </w:t>
       </w:r>
-      <w:proofErr w:type="spellStart"/>
       <w:r>
         <w:rPr>
           <w:rStyle w:val="Strong"/>
@@ -5069,32 +4402,13 @@
         </w:rPr>
         <w:t>RabbitMQ</w:t>
       </w:r>
-      <w:proofErr w:type="spellEnd"/>
-      <w:r>
-        <w:rPr>
-          <w:rFonts w:ascii="Arial" w:hAnsi="Arial" w:cs="Arial"/>
-          <w:sz w:val="20"/>
-          <w:szCs w:val="20"/>
-        </w:rPr>
-        <w:t xml:space="preserve"> to run enrichment tasks (classification, extraction, scoring) with </w:t>
-      </w:r>
-      <w:proofErr w:type="spellStart"/>
-      <w:r>
-        <w:rPr>
-          <w:rFonts w:ascii="Arial" w:hAnsi="Arial" w:cs="Arial"/>
-          <w:sz w:val="20"/>
-          <w:szCs w:val="20"/>
-        </w:rPr>
-        <w:t>idempotency</w:t>
-      </w:r>
-      <w:proofErr w:type="spellEnd"/>
-      <w:r>
-        <w:rPr>
-          <w:rFonts w:ascii="Arial" w:hAnsi="Arial" w:cs="Arial"/>
-          <w:sz w:val="20"/>
-          <w:szCs w:val="20"/>
-        </w:rPr>
-        <w:t>, retries, and DLQs.</w:t>
+      <w:r>
+        <w:rPr>
+          <w:rFonts w:ascii="Arial" w:hAnsi="Arial" w:cs="Arial"/>
+          <w:sz w:val="20"/>
+          <w:szCs w:val="20"/>
+        </w:rPr>
+        <w:t xml:space="preserve"> to run enrichment tasks (classification, extraction, scoring) with idempotency, retries, and DLQs.</w:t>
       </w:r>
     </w:p>
     <w:p>
@@ -5136,37 +4450,15 @@
         </w:rPr>
         <w:t xml:space="preserve">, metadata in </w:t>
       </w:r>
-      <w:proofErr w:type="spellStart"/>
-      <w:r>
-        <w:rPr>
-          <w:rStyle w:val="Strong"/>
-          <w:rFonts w:ascii="Arial" w:hAnsi="Arial" w:cs="Arial"/>
-          <w:sz w:val="20"/>
-          <w:szCs w:val="20"/>
-        </w:rPr>
-        <w:t>PostgreSQL</w:t>
-      </w:r>
-      <w:proofErr w:type="spellEnd"/>
-      <w:r>
-        <w:rPr>
-          <w:rStyle w:val="Strong"/>
-          <w:rFonts w:ascii="Arial" w:hAnsi="Arial" w:cs="Arial"/>
-          <w:sz w:val="20"/>
-          <w:szCs w:val="20"/>
-        </w:rPr>
-        <w:t>/</w:t>
-      </w:r>
-      <w:proofErr w:type="spellStart"/>
-      <w:r>
-        <w:rPr>
-          <w:rStyle w:val="Strong"/>
-          <w:rFonts w:ascii="Arial" w:hAnsi="Arial" w:cs="Arial"/>
-          <w:sz w:val="20"/>
-          <w:szCs w:val="20"/>
-        </w:rPr>
-        <w:t>DynamoDB</w:t>
-      </w:r>
-      <w:proofErr w:type="spellEnd"/>
+      <w:r>
+        <w:rPr>
+          <w:rStyle w:val="Strong"/>
+          <w:rFonts w:ascii="Arial" w:hAnsi="Arial" w:cs="Arial"/>
+          <w:sz w:val="20"/>
+          <w:szCs w:val="20"/>
+        </w:rPr>
+        <w:t>PostgreSQL/DynamoDB</w:t>
+      </w:r>
       <w:r>
         <w:rPr>
           <w:rFonts w:ascii="Arial" w:hAnsi="Arial" w:cs="Arial"/>
@@ -5175,45 +4467,14 @@
         </w:rPr>
         <w:t xml:space="preserve">, and cached hot lookups in </w:t>
       </w:r>
-      <w:proofErr w:type="spellStart"/>
-      <w:r>
-        <w:rPr>
-          <w:rStyle w:val="Strong"/>
-          <w:rFonts w:ascii="Arial" w:hAnsi="Arial" w:cs="Arial"/>
-          <w:sz w:val="20"/>
-          <w:szCs w:val="20"/>
-        </w:rPr>
-        <w:t>ElastiCache</w:t>
-      </w:r>
-      <w:proofErr w:type="spellEnd"/>
-      <w:r>
-        <w:rPr>
-          <w:rStyle w:val="Strong"/>
-          <w:rFonts w:ascii="Arial" w:hAnsi="Arial" w:cs="Arial"/>
-          <w:sz w:val="20"/>
-          <w:szCs w:val="20"/>
-        </w:rPr>
-        <w:t xml:space="preserve"> (</w:t>
-      </w:r>
-      <w:proofErr w:type="spellStart"/>
-      <w:r>
-        <w:rPr>
-          <w:rStyle w:val="Strong"/>
-          <w:rFonts w:ascii="Arial" w:hAnsi="Arial" w:cs="Arial"/>
-          <w:sz w:val="20"/>
-          <w:szCs w:val="20"/>
-        </w:rPr>
-        <w:t>Redis</w:t>
-      </w:r>
-      <w:proofErr w:type="spellEnd"/>
-      <w:r>
-        <w:rPr>
-          <w:rStyle w:val="Strong"/>
-          <w:rFonts w:ascii="Arial" w:hAnsi="Arial" w:cs="Arial"/>
-          <w:sz w:val="20"/>
-          <w:szCs w:val="20"/>
-        </w:rPr>
-        <w:t>)</w:t>
+      <w:r>
+        <w:rPr>
+          <w:rStyle w:val="Strong"/>
+          <w:rFonts w:ascii="Arial" w:hAnsi="Arial" w:cs="Arial"/>
+          <w:sz w:val="20"/>
+          <w:szCs w:val="20"/>
+        </w:rPr>
+        <w:t>ElastiCache (Redis)</w:t>
       </w:r>
       <w:r>
         <w:rPr>
@@ -5246,37 +4507,15 @@
         </w:rPr>
         <w:t xml:space="preserve">Automated infrastructure using </w:t>
       </w:r>
-      <w:proofErr w:type="spellStart"/>
-      <w:r>
-        <w:rPr>
-          <w:rStyle w:val="Strong"/>
-          <w:rFonts w:ascii="Arial" w:hAnsi="Arial" w:cs="Arial"/>
-          <w:sz w:val="20"/>
-          <w:szCs w:val="20"/>
-        </w:rPr>
-        <w:t>Terraform</w:t>
-      </w:r>
-      <w:proofErr w:type="spellEnd"/>
-      <w:r>
-        <w:rPr>
-          <w:rStyle w:val="Strong"/>
-          <w:rFonts w:ascii="Arial" w:hAnsi="Arial" w:cs="Arial"/>
-          <w:sz w:val="20"/>
-          <w:szCs w:val="20"/>
-        </w:rPr>
-        <w:t>/</w:t>
-      </w:r>
-      <w:proofErr w:type="spellStart"/>
-      <w:r>
-        <w:rPr>
-          <w:rStyle w:val="Strong"/>
-          <w:rFonts w:ascii="Arial" w:hAnsi="Arial" w:cs="Arial"/>
-          <w:sz w:val="20"/>
-          <w:szCs w:val="20"/>
-        </w:rPr>
-        <w:t>CloudFormation</w:t>
-      </w:r>
-      <w:proofErr w:type="spellEnd"/>
+      <w:r>
+        <w:rPr>
+          <w:rStyle w:val="Strong"/>
+          <w:rFonts w:ascii="Arial" w:hAnsi="Arial" w:cs="Arial"/>
+          <w:sz w:val="20"/>
+          <w:szCs w:val="20"/>
+        </w:rPr>
+        <w:t>Terraform/CloudFormation</w:t>
+      </w:r>
       <w:r>
         <w:rPr>
           <w:rFonts w:ascii="Arial" w:hAnsi="Arial" w:cs="Arial"/>
@@ -5285,45 +4524,14 @@
         </w:rPr>
         <w:t xml:space="preserve"> and validated releases through CI/CD in </w:t>
       </w:r>
-      <w:proofErr w:type="spellStart"/>
-      <w:r>
-        <w:rPr>
-          <w:rStyle w:val="Strong"/>
-          <w:rFonts w:ascii="Arial" w:hAnsi="Arial" w:cs="Arial"/>
-          <w:sz w:val="20"/>
-          <w:szCs w:val="20"/>
-        </w:rPr>
-        <w:t>GitHub</w:t>
-      </w:r>
-      <w:proofErr w:type="spellEnd"/>
-      <w:r>
-        <w:rPr>
-          <w:rStyle w:val="Strong"/>
-          <w:rFonts w:ascii="Arial" w:hAnsi="Arial" w:cs="Arial"/>
-          <w:sz w:val="20"/>
-          <w:szCs w:val="20"/>
-        </w:rPr>
-        <w:t xml:space="preserve"> Actions/</w:t>
-      </w:r>
-      <w:proofErr w:type="spellStart"/>
-      <w:r>
-        <w:rPr>
-          <w:rStyle w:val="Strong"/>
-          <w:rFonts w:ascii="Arial" w:hAnsi="Arial" w:cs="Arial"/>
-          <w:sz w:val="20"/>
-          <w:szCs w:val="20"/>
-        </w:rPr>
-        <w:t>GitLab</w:t>
-      </w:r>
-      <w:proofErr w:type="spellEnd"/>
-      <w:r>
-        <w:rPr>
-          <w:rStyle w:val="Strong"/>
-          <w:rFonts w:ascii="Arial" w:hAnsi="Arial" w:cs="Arial"/>
-          <w:sz w:val="20"/>
-          <w:szCs w:val="20"/>
-        </w:rPr>
-        <w:t xml:space="preserve"> CI/Jenkins</w:t>
+      <w:r>
+        <w:rPr>
+          <w:rStyle w:val="Strong"/>
+          <w:rFonts w:ascii="Arial" w:hAnsi="Arial" w:cs="Arial"/>
+          <w:sz w:val="20"/>
+          <w:szCs w:val="20"/>
+        </w:rPr>
+        <w:t>GitHub Actions/GitLab CI/Jenkins</w:t>
       </w:r>
       <w:r>
         <w:rPr>
